--- a/product portfolio.docx
+++ b/product portfolio.docx
@@ -16,6 +16,16 @@
           <w:szCs w:val="20"/>
         </w:rPr>
       </w:pPr>
+      <w:r>
+        <w:rPr>
+          <w:rFonts w:cs="Times New Roman" w:ascii="Times New Roman" w:hAnsi="Times New Roman"/>
+          <w:b/>
+          <w:bCs/>
+          <w:sz w:val="20"/>
+          <w:szCs w:val="20"/>
+        </w:rPr>
+        <w:t xml:space="preserve"> </w:t>
+      </w:r>
       <w:r>
         <w:rPr>
           <w:rFonts w:cs="Times New Roman" w:ascii="Times New Roman" w:hAnsi="Times New Roman"/>
@@ -141,7 +151,7 @@
       </w:tblPr>
       <w:tblGrid>
         <w:gridCol w:w="3341"/>
-        <w:gridCol w:w="3340"/>
+        <w:gridCol w:w="3341"/>
       </w:tblGrid>
       <w:tr>
         <w:trPr>
@@ -182,7 +192,7 @@
         </w:tc>
         <w:tc>
           <w:tcPr>
-            <w:tcW w:w="3340" w:type="dxa"/>
+            <w:tcW w:w="3341" w:type="dxa"/>
             <w:tcBorders>
               <w:top w:val="single" w:sz="4" w:space="0" w:color="000000"/>
               <w:left w:val="single" w:sz="4" w:space="0" w:color="000000"/>
@@ -253,7 +263,7 @@
         </w:tc>
         <w:tc>
           <w:tcPr>
-            <w:tcW w:w="3340" w:type="dxa"/>
+            <w:tcW w:w="3341" w:type="dxa"/>
             <w:tcBorders>
               <w:top w:val="single" w:sz="4" w:space="0" w:color="000000"/>
               <w:left w:val="single" w:sz="4" w:space="0" w:color="000000"/>
@@ -324,7 +334,7 @@
         </w:tc>
         <w:tc>
           <w:tcPr>
-            <w:tcW w:w="3340" w:type="dxa"/>
+            <w:tcW w:w="3341" w:type="dxa"/>
             <w:tcBorders>
               <w:top w:val="single" w:sz="4" w:space="0" w:color="000000"/>
               <w:left w:val="single" w:sz="4" w:space="0" w:color="000000"/>
@@ -395,7 +405,7 @@
         </w:tc>
         <w:tc>
           <w:tcPr>
-            <w:tcW w:w="3340" w:type="dxa"/>
+            <w:tcW w:w="3341" w:type="dxa"/>
             <w:tcBorders>
               <w:top w:val="single" w:sz="4" w:space="0" w:color="000000"/>
               <w:left w:val="single" w:sz="4" w:space="0" w:color="000000"/>
@@ -465,7 +475,7 @@
         </w:tc>
         <w:tc>
           <w:tcPr>
-            <w:tcW w:w="3340" w:type="dxa"/>
+            <w:tcW w:w="3341" w:type="dxa"/>
             <w:tcBorders>
               <w:top w:val="single" w:sz="4" w:space="0" w:color="000000"/>
               <w:left w:val="single" w:sz="4" w:space="0" w:color="000000"/>
@@ -534,7 +544,7 @@
         </w:tc>
         <w:tc>
           <w:tcPr>
-            <w:tcW w:w="3340" w:type="dxa"/>
+            <w:tcW w:w="3341" w:type="dxa"/>
             <w:tcBorders>
               <w:top w:val="single" w:sz="4" w:space="0" w:color="000000"/>
               <w:left w:val="single" w:sz="4" w:space="0" w:color="000000"/>
@@ -591,7 +601,7 @@
         <w:pStyle w:val="Heading2"/>
         <w:numPr>
           <w:ilvl w:val="0"/>
-          <w:numId w:val="2"/>
+          <w:numId w:val="3"/>
         </w:numPr>
         <w:spacing w:before="0" w:after="80"/>
         <w:rPr/>
@@ -692,7 +702,7 @@
       <w:tblPr>
         <w:tblW w:w="9016" w:type="dxa"/>
         <w:jc w:val="left"/>
-        <w:tblInd w:w="-113" w:type="dxa"/>
+        <w:tblInd w:w="-226" w:type="dxa"/>
         <w:tblLayout w:type="fixed"/>
         <w:tblCellMar>
           <w:top w:w="0" w:type="dxa"/>
@@ -705,8 +715,8 @@
         <w:gridCol w:w="1556"/>
         <w:gridCol w:w="1614"/>
         <w:gridCol w:w="2299"/>
-        <w:gridCol w:w="2000"/>
-        <w:gridCol w:w="1547"/>
+        <w:gridCol w:w="1999"/>
+        <w:gridCol w:w="1548"/>
       </w:tblGrid>
       <w:tr>
         <w:trPr/>
@@ -814,7 +824,7 @@
         </w:tc>
         <w:tc>
           <w:tcPr>
-            <w:tcW w:w="2000" w:type="dxa"/>
+            <w:tcW w:w="1999" w:type="dxa"/>
             <w:tcBorders>
               <w:top w:val="single" w:sz="4" w:space="0" w:color="000000"/>
               <w:left w:val="single" w:sz="4" w:space="0" w:color="000000"/>
@@ -848,7 +858,7 @@
         </w:tc>
         <w:tc>
           <w:tcPr>
-            <w:tcW w:w="1547" w:type="dxa"/>
+            <w:tcW w:w="1548" w:type="dxa"/>
             <w:tcBorders>
               <w:top w:val="single" w:sz="4" w:space="0" w:color="000000"/>
               <w:left w:val="single" w:sz="4" w:space="0" w:color="000000"/>
@@ -945,7 +955,15 @@
                 <w:szCs w:val="24"/>
                 <w:lang w:val="en-GB" w:bidi="ar-SA"/>
               </w:rPr>
-              <w:t>Patient</w:t>
+              <w:t>Patient/</w:t>
+            </w:r>
+            <w:r>
+              <w:rPr>
+                <w:sz w:val="24"/>
+                <w:szCs w:val="24"/>
+                <w:lang w:val="en-GB" w:bidi="ar-SA"/>
+              </w:rPr>
+              <w:t>user</w:t>
             </w:r>
           </w:p>
         </w:tc>
@@ -965,7 +983,7 @@
               <w:widowControl/>
               <w:numPr>
                 <w:ilvl w:val="0"/>
-                <w:numId w:val="3"/>
+                <w:numId w:val="4"/>
               </w:numPr>
               <w:suppressAutoHyphens w:val="true"/>
               <w:spacing w:before="0" w:after="0"/>
@@ -992,7 +1010,7 @@
               <w:widowControl/>
               <w:numPr>
                 <w:ilvl w:val="0"/>
-                <w:numId w:val="3"/>
+                <w:numId w:val="4"/>
               </w:numPr>
               <w:suppressAutoHyphens w:val="true"/>
               <w:spacing w:before="0" w:after="0"/>
@@ -1019,7 +1037,7 @@
               <w:widowControl/>
               <w:numPr>
                 <w:ilvl w:val="0"/>
-                <w:numId w:val="3"/>
+                <w:numId w:val="4"/>
               </w:numPr>
               <w:suppressAutoHyphens w:val="true"/>
               <w:spacing w:before="0" w:after="0"/>
@@ -1043,7 +1061,7 @@
         </w:tc>
         <w:tc>
           <w:tcPr>
-            <w:tcW w:w="2000" w:type="dxa"/>
+            <w:tcW w:w="1999" w:type="dxa"/>
             <w:tcBorders>
               <w:top w:val="single" w:sz="4" w:space="0" w:color="000000"/>
               <w:left w:val="single" w:sz="4" w:space="0" w:color="000000"/>
@@ -1057,7 +1075,7 @@
               <w:widowControl/>
               <w:numPr>
                 <w:ilvl w:val="0"/>
-                <w:numId w:val="3"/>
+                <w:numId w:val="4"/>
               </w:numPr>
               <w:suppressAutoHyphens w:val="true"/>
               <w:spacing w:before="0" w:after="0"/>
@@ -1084,7 +1102,7 @@
               <w:widowControl/>
               <w:numPr>
                 <w:ilvl w:val="0"/>
-                <w:numId w:val="3"/>
+                <w:numId w:val="4"/>
               </w:numPr>
               <w:suppressAutoHyphens w:val="true"/>
               <w:spacing w:before="0" w:after="0"/>
@@ -1108,7 +1126,7 @@
         </w:tc>
         <w:tc>
           <w:tcPr>
-            <w:tcW w:w="1547" w:type="dxa"/>
+            <w:tcW w:w="1548" w:type="dxa"/>
             <w:tcBorders>
               <w:top w:val="single" w:sz="4" w:space="0" w:color="000000"/>
               <w:left w:val="single" w:sz="4" w:space="0" w:color="000000"/>
@@ -1204,7 +1222,15 @@
                 <w:szCs w:val="24"/>
                 <w:lang w:val="en-GB" w:bidi="ar-SA"/>
               </w:rPr>
-              <w:t>Professional</w:t>
+              <w:t>Professional/</w:t>
+            </w:r>
+            <w:r>
+              <w:rPr>
+                <w:sz w:val="24"/>
+                <w:szCs w:val="24"/>
+                <w:lang w:val="en-GB" w:bidi="ar-SA"/>
+              </w:rPr>
+              <w:t>admin</w:t>
             </w:r>
           </w:p>
         </w:tc>
@@ -1224,7 +1250,7 @@
               <w:widowControl/>
               <w:numPr>
                 <w:ilvl w:val="0"/>
-                <w:numId w:val="3"/>
+                <w:numId w:val="4"/>
               </w:numPr>
               <w:suppressAutoHyphens w:val="true"/>
               <w:spacing w:before="0" w:after="0"/>
@@ -1251,7 +1277,7 @@
               <w:widowControl/>
               <w:numPr>
                 <w:ilvl w:val="0"/>
-                <w:numId w:val="3"/>
+                <w:numId w:val="4"/>
               </w:numPr>
               <w:suppressAutoHyphens w:val="true"/>
               <w:spacing w:before="0" w:after="0"/>
@@ -1278,7 +1304,7 @@
               <w:widowControl/>
               <w:numPr>
                 <w:ilvl w:val="0"/>
-                <w:numId w:val="3"/>
+                <w:numId w:val="4"/>
               </w:numPr>
               <w:suppressAutoHyphens w:val="true"/>
               <w:spacing w:before="0" w:after="0"/>
@@ -1305,7 +1331,7 @@
               <w:widowControl/>
               <w:numPr>
                 <w:ilvl w:val="0"/>
-                <w:numId w:val="3"/>
+                <w:numId w:val="4"/>
               </w:numPr>
               <w:suppressAutoHyphens w:val="true"/>
               <w:spacing w:before="0" w:after="0"/>
@@ -1329,7 +1355,7 @@
         </w:tc>
         <w:tc>
           <w:tcPr>
-            <w:tcW w:w="2000" w:type="dxa"/>
+            <w:tcW w:w="1999" w:type="dxa"/>
             <w:tcBorders>
               <w:top w:val="single" w:sz="4" w:space="0" w:color="000000"/>
               <w:left w:val="single" w:sz="4" w:space="0" w:color="000000"/>
@@ -1343,7 +1369,7 @@
               <w:widowControl/>
               <w:numPr>
                 <w:ilvl w:val="0"/>
-                <w:numId w:val="3"/>
+                <w:numId w:val="4"/>
               </w:numPr>
               <w:suppressAutoHyphens w:val="true"/>
               <w:spacing w:before="0" w:after="0"/>
@@ -1370,7 +1396,7 @@
               <w:widowControl/>
               <w:numPr>
                 <w:ilvl w:val="0"/>
-                <w:numId w:val="3"/>
+                <w:numId w:val="4"/>
               </w:numPr>
               <w:suppressAutoHyphens w:val="true"/>
               <w:spacing w:before="0" w:after="0"/>
@@ -1397,7 +1423,7 @@
               <w:widowControl/>
               <w:numPr>
                 <w:ilvl w:val="0"/>
-                <w:numId w:val="3"/>
+                <w:numId w:val="4"/>
               </w:numPr>
               <w:suppressAutoHyphens w:val="true"/>
               <w:spacing w:before="0" w:after="0"/>
@@ -1424,7 +1450,7 @@
               <w:widowControl/>
               <w:numPr>
                 <w:ilvl w:val="0"/>
-                <w:numId w:val="3"/>
+                <w:numId w:val="4"/>
               </w:numPr>
               <w:suppressAutoHyphens w:val="true"/>
               <w:spacing w:before="0" w:after="0"/>
@@ -1448,7 +1474,7 @@
         </w:tc>
         <w:tc>
           <w:tcPr>
-            <w:tcW w:w="1547" w:type="dxa"/>
+            <w:tcW w:w="1548" w:type="dxa"/>
             <w:tcBorders>
               <w:top w:val="single" w:sz="4" w:space="0" w:color="000000"/>
               <w:left w:val="single" w:sz="4" w:space="0" w:color="000000"/>
@@ -1760,7 +1786,7 @@
         <w:pStyle w:val="Heading3"/>
         <w:numPr>
           <w:ilvl w:val="0"/>
-          <w:numId w:val="2"/>
+          <w:numId w:val="3"/>
         </w:numPr>
         <w:rPr>
           <w:rFonts w:ascii="Aptos Display" w:hAnsi="Aptos Display"/>
@@ -1804,7 +1830,7 @@
       <w:tblPr>
         <w:tblW w:w="5000" w:type="pct"/>
         <w:jc w:val="left"/>
-        <w:tblInd w:w="-113" w:type="dxa"/>
+        <w:tblInd w:w="-226" w:type="dxa"/>
         <w:tblLayout w:type="fixed"/>
         <w:tblCellMar>
           <w:top w:w="0" w:type="dxa"/>
@@ -1814,11 +1840,11 @@
         </w:tblCellMar>
       </w:tblPr>
       <w:tblGrid>
-        <w:gridCol w:w="649"/>
-        <w:gridCol w:w="1259"/>
+        <w:gridCol w:w="648"/>
+        <w:gridCol w:w="1260"/>
         <w:gridCol w:w="1110"/>
         <w:gridCol w:w="1531"/>
-        <w:gridCol w:w="1235"/>
+        <w:gridCol w:w="1236"/>
         <w:gridCol w:w="850"/>
         <w:gridCol w:w="1510"/>
         <w:gridCol w:w="881"/>
@@ -1829,7 +1855,7 @@
         </w:trPr>
         <w:tc>
           <w:tcPr>
-            <w:tcW w:w="649" w:type="dxa"/>
+            <w:tcW w:w="648" w:type="dxa"/>
             <w:tcBorders>
               <w:top w:val="single" w:sz="4" w:space="0" w:color="000000"/>
               <w:left w:val="single" w:sz="4" w:space="0" w:color="000000"/>
@@ -1865,7 +1891,7 @@
         </w:tc>
         <w:tc>
           <w:tcPr>
-            <w:tcW w:w="1259" w:type="dxa"/>
+            <w:tcW w:w="1260" w:type="dxa"/>
             <w:tcBorders>
               <w:top w:val="single" w:sz="4" w:space="0" w:color="000000"/>
               <w:left w:val="single" w:sz="4" w:space="0" w:color="000000"/>
@@ -1973,7 +1999,7 @@
         </w:tc>
         <w:tc>
           <w:tcPr>
-            <w:tcW w:w="1235" w:type="dxa"/>
+            <w:tcW w:w="1236" w:type="dxa"/>
             <w:tcBorders>
               <w:top w:val="single" w:sz="4" w:space="0" w:color="000000"/>
               <w:left w:val="single" w:sz="4" w:space="0" w:color="000000"/>
@@ -2144,7 +2170,7 @@
         </w:trPr>
         <w:tc>
           <w:tcPr>
-            <w:tcW w:w="649" w:type="dxa"/>
+            <w:tcW w:w="648" w:type="dxa"/>
             <w:tcBorders>
               <w:top w:val="single" w:sz="4" w:space="0" w:color="000000"/>
               <w:left w:val="single" w:sz="4" w:space="0" w:color="000000"/>
@@ -2499,7 +2525,7 @@
         </w:tc>
         <w:tc>
           <w:tcPr>
-            <w:tcW w:w="1259" w:type="dxa"/>
+            <w:tcW w:w="1260" w:type="dxa"/>
             <w:tcBorders>
               <w:top w:val="single" w:sz="4" w:space="0" w:color="000000"/>
               <w:left w:val="single" w:sz="4" w:space="0" w:color="000000"/>
@@ -3028,28 +3054,28 @@
                 <w:sz w:val="20"/>
                 <w:szCs w:val="20"/>
               </w:rPr>
-              <w:t>As an older adult managing multiple health conditions, I want to easily log my daily health information and view simple graphs, so that I can understand how my health is changing over time and share accurate information with my healthcare professional.</w:t>
-            </w:r>
-          </w:p>
-          <w:p>
-            <w:pPr>
-              <w:pStyle w:val="Normal"/>
-              <w:rPr>
-                <w:sz w:val="20"/>
-                <w:szCs w:val="20"/>
-              </w:rPr>
-            </w:pPr>
-            <w:r>
-              <w:rPr>
-                <w:sz w:val="20"/>
-                <w:szCs w:val="20"/>
-              </w:rPr>
-            </w:r>
-          </w:p>
-        </w:tc>
-        <w:tc>
-          <w:tcPr>
-            <w:tcW w:w="1235" w:type="dxa"/>
+              <w:t>As an older adult managing multiple health conditions, I want to easily log my daily health information, so that I can understand how my health is changing over time and share accurate information with my healthcare professional.</w:t>
+            </w:r>
+          </w:p>
+          <w:p>
+            <w:pPr>
+              <w:pStyle w:val="Normal"/>
+              <w:rPr>
+                <w:sz w:val="20"/>
+                <w:szCs w:val="20"/>
+              </w:rPr>
+            </w:pPr>
+            <w:r>
+              <w:rPr>
+                <w:sz w:val="20"/>
+                <w:szCs w:val="20"/>
+              </w:rPr>
+            </w:r>
+          </w:p>
+        </w:tc>
+        <w:tc>
+          <w:tcPr>
+            <w:tcW w:w="1236" w:type="dxa"/>
             <w:tcBorders>
               <w:top w:val="single" w:sz="4" w:space="0" w:color="000000"/>
               <w:left w:val="single" w:sz="4" w:space="0" w:color="000000"/>
@@ -3338,7 +3364,7 @@
         </w:trPr>
         <w:tc>
           <w:tcPr>
-            <w:tcW w:w="649" w:type="dxa"/>
+            <w:tcW w:w="648" w:type="dxa"/>
             <w:tcBorders>
               <w:top w:val="single" w:sz="4" w:space="0" w:color="000000"/>
               <w:left w:val="single" w:sz="4" w:space="0" w:color="000000"/>
@@ -3370,7 +3396,7 @@
         </w:tc>
         <w:tc>
           <w:tcPr>
-            <w:tcW w:w="1259" w:type="dxa"/>
+            <w:tcW w:w="1260" w:type="dxa"/>
             <w:tcBorders>
               <w:top w:val="single" w:sz="4" w:space="0" w:color="000000"/>
               <w:left w:val="single" w:sz="4" w:space="0" w:color="000000"/>
@@ -3466,7 +3492,7 @@
         </w:tc>
         <w:tc>
           <w:tcPr>
-            <w:tcW w:w="1235" w:type="dxa"/>
+            <w:tcW w:w="1236" w:type="dxa"/>
             <w:tcBorders>
               <w:top w:val="single" w:sz="4" w:space="0" w:color="000000"/>
               <w:left w:val="single" w:sz="4" w:space="0" w:color="000000"/>
@@ -3535,6 +3561,14 @@
                 <w:lang w:val="en-GB" w:bidi="ar-SA"/>
               </w:rPr>
               <w:t>Given the healthcare professional accesses the graph when the system retrieves and processes the patient’s data then the graph should load quickly without requiring any manual data manipulation from the use</w:t>
+            </w:r>
+            <w:r>
+              <w:rPr>
+                <w:sz w:val="20"/>
+                <w:szCs w:val="20"/>
+                <w:lang w:val="en-GB" w:bidi="ar-SA"/>
+              </w:rPr>
+              <w:t>r</w:t>
             </w:r>
           </w:p>
         </w:tc>
@@ -3681,7 +3715,7 @@
         </w:trPr>
         <w:tc>
           <w:tcPr>
-            <w:tcW w:w="649" w:type="dxa"/>
+            <w:tcW w:w="648" w:type="dxa"/>
             <w:tcBorders>
               <w:top w:val="single" w:sz="4" w:space="0" w:color="000000"/>
               <w:left w:val="single" w:sz="4" w:space="0" w:color="000000"/>
@@ -3713,7 +3747,7 @@
         </w:tc>
         <w:tc>
           <w:tcPr>
-            <w:tcW w:w="1259" w:type="dxa"/>
+            <w:tcW w:w="1260" w:type="dxa"/>
             <w:tcBorders>
               <w:top w:val="single" w:sz="4" w:space="0" w:color="000000"/>
               <w:left w:val="single" w:sz="4" w:space="0" w:color="000000"/>
@@ -3811,7 +3845,7 @@
         </w:tc>
         <w:tc>
           <w:tcPr>
-            <w:tcW w:w="1235" w:type="dxa"/>
+            <w:tcW w:w="1236" w:type="dxa"/>
             <w:tcBorders>
               <w:top w:val="single" w:sz="4" w:space="0" w:color="000000"/>
               <w:left w:val="single" w:sz="4" w:space="0" w:color="000000"/>
@@ -3877,7 +3911,23 @@
                 <w:szCs w:val="20"/>
                 <w:lang w:val="en-GB" w:bidi="ar-SA"/>
               </w:rPr>
-              <w:t>Given the patient has received new feedback when they open the feedback section in the app then the feedback should be displayed in a clear, readable format</w:t>
+              <w:t xml:space="preserve">Given the patient has received new feedback when they open the </w:t>
+            </w:r>
+            <w:r>
+              <w:rPr>
+                <w:sz w:val="20"/>
+                <w:szCs w:val="20"/>
+                <w:lang w:val="en-GB" w:bidi="ar-SA"/>
+              </w:rPr>
+              <w:t>log</w:t>
+            </w:r>
+            <w:r>
+              <w:rPr>
+                <w:sz w:val="20"/>
+                <w:szCs w:val="20"/>
+                <w:lang w:val="en-GB" w:bidi="ar-SA"/>
+              </w:rPr>
+              <w:t xml:space="preserve"> in the app the feedback should be displayed in a clear, readable format</w:t>
             </w:r>
           </w:p>
           <w:p>
@@ -4003,7 +4053,7 @@
         </w:trPr>
         <w:tc>
           <w:tcPr>
-            <w:tcW w:w="649" w:type="dxa"/>
+            <w:tcW w:w="648" w:type="dxa"/>
             <w:tcBorders>
               <w:top w:val="single" w:sz="4" w:space="0" w:color="000000"/>
               <w:left w:val="single" w:sz="4" w:space="0" w:color="000000"/>
@@ -4035,7 +4085,7 @@
         </w:tc>
         <w:tc>
           <w:tcPr>
-            <w:tcW w:w="1259" w:type="dxa"/>
+            <w:tcW w:w="1260" w:type="dxa"/>
             <w:tcBorders>
               <w:top w:val="single" w:sz="4" w:space="0" w:color="000000"/>
               <w:left w:val="single" w:sz="4" w:space="0" w:color="000000"/>
@@ -4125,21 +4175,13 @@
                 <w:szCs w:val="20"/>
                 <w:lang w:val="en-GB" w:bidi="ar-SA"/>
               </w:rPr>
-              <w:t>As a system administrator responsible for platform security and maintenance, I want to remove user accounts when necessary, so that I can maintain system integrity, protect data, and ensure only authorised users have acces</w:t>
-            </w:r>
-            <w:r>
-              <w:rPr>
-                <w:sz w:val="20"/>
-                <w:szCs w:val="20"/>
-                <w:lang w:val="en-GB" w:bidi="ar-SA"/>
-              </w:rPr>
-              <w:t>s</w:t>
-            </w:r>
-          </w:p>
-        </w:tc>
-        <w:tc>
-          <w:tcPr>
-            <w:tcW w:w="1235" w:type="dxa"/>
+              <w:t>As a system administrator responsible for platform security and maintenance, I want to remove user accounts when necessary, so that I can maintain system integrity, protect data, and ensure only authorised users have access</w:t>
+            </w:r>
+          </w:p>
+        </w:tc>
+        <w:tc>
+          <w:tcPr>
+            <w:tcW w:w="1236" w:type="dxa"/>
             <w:tcBorders>
               <w:top w:val="single" w:sz="4" w:space="0" w:color="000000"/>
               <w:left w:val="single" w:sz="4" w:space="0" w:color="000000"/>
@@ -4343,7 +4385,7 @@
       <w:tblPr>
         <w:tblW w:w="9016" w:type="dxa"/>
         <w:jc w:val="left"/>
-        <w:tblInd w:w="-113" w:type="dxa"/>
+        <w:tblInd w:w="-226" w:type="dxa"/>
         <w:tblLayout w:type="fixed"/>
         <w:tblCellMar>
           <w:top w:w="0" w:type="dxa"/>
@@ -4353,9 +4395,9 @@
         </w:tblCellMar>
       </w:tblPr>
       <w:tblGrid>
-        <w:gridCol w:w="3071"/>
+        <w:gridCol w:w="3070"/>
         <w:gridCol w:w="2711"/>
-        <w:gridCol w:w="3234"/>
+        <w:gridCol w:w="3235"/>
       </w:tblGrid>
       <w:tr>
         <w:trPr>
@@ -4363,7 +4405,7 @@
         </w:trPr>
         <w:tc>
           <w:tcPr>
-            <w:tcW w:w="3071" w:type="dxa"/>
+            <w:tcW w:w="3070" w:type="dxa"/>
             <w:tcBorders>
               <w:top w:val="single" w:sz="4" w:space="0" w:color="000000"/>
               <w:left w:val="single" w:sz="4" w:space="0" w:color="000000"/>
@@ -4458,7 +4500,7 @@
         </w:tc>
         <w:tc>
           <w:tcPr>
-            <w:tcW w:w="3234" w:type="dxa"/>
+            <w:tcW w:w="3235" w:type="dxa"/>
             <w:tcBorders>
               <w:top w:val="single" w:sz="4" w:space="0" w:color="000000"/>
               <w:left w:val="single" w:sz="4" w:space="0" w:color="000000"/>
@@ -4520,7 +4562,7 @@
         </w:trPr>
         <w:tc>
           <w:tcPr>
-            <w:tcW w:w="3071" w:type="dxa"/>
+            <w:tcW w:w="3070" w:type="dxa"/>
             <w:tcBorders>
               <w:top w:val="single" w:sz="4" w:space="0" w:color="000000"/>
               <w:left w:val="single" w:sz="4" w:space="0" w:color="000000"/>
@@ -4588,7 +4630,7 @@
         </w:tc>
         <w:tc>
           <w:tcPr>
-            <w:tcW w:w="3234" w:type="dxa"/>
+            <w:tcW w:w="3235" w:type="dxa"/>
             <w:tcBorders>
               <w:top w:val="single" w:sz="4" w:space="0" w:color="000000"/>
               <w:left w:val="single" w:sz="4" w:space="0" w:color="000000"/>
@@ -4629,7 +4671,7 @@
         </w:trPr>
         <w:tc>
           <w:tcPr>
-            <w:tcW w:w="3071" w:type="dxa"/>
+            <w:tcW w:w="3070" w:type="dxa"/>
             <w:tcBorders>
               <w:top w:val="single" w:sz="4" w:space="0" w:color="000000"/>
               <w:left w:val="single" w:sz="4" w:space="0" w:color="000000"/>
@@ -4697,7 +4739,7 @@
         </w:tc>
         <w:tc>
           <w:tcPr>
-            <w:tcW w:w="3234" w:type="dxa"/>
+            <w:tcW w:w="3235" w:type="dxa"/>
             <w:tcBorders>
               <w:top w:val="single" w:sz="4" w:space="0" w:color="000000"/>
               <w:left w:val="single" w:sz="4" w:space="0" w:color="000000"/>
@@ -4727,7 +4769,47 @@
                 <w:szCs w:val="20"/>
                 <w:lang w:val="en-GB" w:bidi="ar-SA"/>
               </w:rPr>
-              <w:t>S2, S3, S4</w:t>
+              <w:t xml:space="preserve">S2, S3, S4 </w:t>
+            </w:r>
+            <w:r>
+              <w:rPr>
+                <w:b/>
+                <w:bCs/>
+                <w:sz w:val="20"/>
+                <w:szCs w:val="20"/>
+                <w:lang w:val="en-GB" w:bidi="ar-SA"/>
+              </w:rPr>
+              <w:t xml:space="preserve">(S4 </w:t>
+            </w:r>
+            <w:r>
+              <w:rPr>
+                <w:b/>
+                <w:bCs/>
+                <w:sz w:val="20"/>
+                <w:szCs w:val="20"/>
+                <w:lang w:val="en-GB" w:bidi="ar-SA"/>
+              </w:rPr>
+              <w:t>implemented only as supporting admin functionality</w:t>
+            </w:r>
+            <w:r>
+              <w:rPr>
+                <w:b/>
+                <w:bCs/>
+                <w:sz w:val="20"/>
+                <w:szCs w:val="20"/>
+                <w:lang w:val="en-GB" w:bidi="ar-SA"/>
+              </w:rPr>
+              <w:t>)</w:t>
+            </w:r>
+            <w:r>
+              <w:rPr>
+                <w:b/>
+                <w:bCs/>
+                <w:sz w:val="20"/>
+                <w:szCs w:val="20"/>
+                <w:lang w:val="en-GB" w:bidi="ar-SA"/>
+              </w:rPr>
+              <w:t xml:space="preserve"> </w:t>
             </w:r>
           </w:p>
         </w:tc>
@@ -4738,7 +4820,7 @@
         </w:trPr>
         <w:tc>
           <w:tcPr>
-            <w:tcW w:w="3071" w:type="dxa"/>
+            <w:tcW w:w="3070" w:type="dxa"/>
             <w:tcBorders>
               <w:top w:val="single" w:sz="4" w:space="0" w:color="000000"/>
               <w:left w:val="single" w:sz="4" w:space="0" w:color="000000"/>
@@ -4804,7 +4886,7 @@
         </w:tc>
         <w:tc>
           <w:tcPr>
-            <w:tcW w:w="3234" w:type="dxa"/>
+            <w:tcW w:w="3235" w:type="dxa"/>
             <w:tcBorders>
               <w:top w:val="single" w:sz="4" w:space="0" w:color="000000"/>
               <w:left w:val="single" w:sz="4" w:space="0" w:color="000000"/>
@@ -4843,7 +4925,7 @@
         </w:trPr>
         <w:tc>
           <w:tcPr>
-            <w:tcW w:w="3071" w:type="dxa"/>
+            <w:tcW w:w="3070" w:type="dxa"/>
             <w:tcBorders>
               <w:top w:val="single" w:sz="4" w:space="0" w:color="000000"/>
               <w:left w:val="single" w:sz="4" w:space="0" w:color="000000"/>
@@ -4911,7 +4993,7 @@
         </w:tc>
         <w:tc>
           <w:tcPr>
-            <w:tcW w:w="3234" w:type="dxa"/>
+            <w:tcW w:w="3235" w:type="dxa"/>
             <w:tcBorders>
               <w:top w:val="single" w:sz="4" w:space="0" w:color="000000"/>
               <w:left w:val="single" w:sz="4" w:space="0" w:color="000000"/>
@@ -5033,7 +5115,7 @@
       <w:tblPr>
         <w:tblW w:w="8975" w:type="dxa"/>
         <w:jc w:val="left"/>
-        <w:tblInd w:w="-113" w:type="dxa"/>
+        <w:tblInd w:w="-226" w:type="dxa"/>
         <w:tblLayout w:type="fixed"/>
         <w:tblCellMar>
           <w:top w:w="0" w:type="dxa"/>
@@ -5403,7 +5485,7 @@
                 <w:szCs w:val="20"/>
                 <w:lang w:val="en-GB" w:bidi="ar-SA"/>
               </w:rPr>
-              <w:t>Domain Structure</w:t>
+              <w:t>Initial diagram for the health form and patient health data.</w:t>
             </w:r>
           </w:p>
         </w:tc>
@@ -5435,7 +5517,7 @@
                 <w:szCs w:val="20"/>
                 <w:lang w:val="en-GB" w:bidi="ar-SA"/>
               </w:rPr>
-              <w:t>S1, S4</w:t>
+              <w:t>S1</w:t>
             </w:r>
           </w:p>
         </w:tc>
@@ -5467,7 +5549,7 @@
                 <w:szCs w:val="20"/>
                 <w:lang w:val="en-GB" w:bidi="ar-SA"/>
               </w:rPr>
-              <w:t>Clarifies data structure</w:t>
+              <w:t>First version to help model the health form feature. Initial direction before refinement.</w:t>
             </w:r>
           </w:p>
         </w:tc>
@@ -5579,7 +5661,7 @@
                 <w:szCs w:val="20"/>
                 <w:lang w:val="en-GB" w:bidi="ar-SA"/>
               </w:rPr>
-              <w:t>Refine domain structure for sprint 2.</w:t>
+              <w:t>Relationship between User and UserHealthLog (focus on User)</w:t>
             </w:r>
           </w:p>
         </w:tc>
@@ -5611,7 +5693,7 @@
                 <w:szCs w:val="20"/>
                 <w:lang w:val="en-GB" w:bidi="ar-SA"/>
               </w:rPr>
-              <w:t>S1, S2, S3</w:t>
+              <w:t>S1</w:t>
             </w:r>
           </w:p>
         </w:tc>
@@ -5710,20 +5792,11 @@
             <w:r>
               <w:rPr>
                 <w:rStyle w:val="Normaltextrun"/>
-                <w:sz w:val="20"/>
-                <w:szCs w:val="20"/>
-                <w:lang w:val="en-GB" w:bidi="ar-SA"/>
-              </w:rPr>
-              <w:t>S</w:t>
-            </w:r>
-            <w:r>
-              <w:rPr>
-                <w:rStyle w:val="Normaltextrun"/>
                 <w:sz w:val="24"/>
                 <w:szCs w:val="24"/>
                 <w:lang w:val="en-GB" w:bidi="ar-SA"/>
               </w:rPr>
-              <w:t>equence</w:t>
+              <w:t>Class</w:t>
             </w:r>
           </w:p>
         </w:tc>
@@ -5755,7 +5828,7 @@
                 <w:szCs w:val="20"/>
                 <w:lang w:val="en-GB" w:bidi="ar-SA"/>
               </w:rPr>
-              <w:t>Show system interactions</w:t>
+              <w:t>UserHealthLog diagram and its attributes</w:t>
             </w:r>
           </w:p>
         </w:tc>
@@ -5787,7 +5860,15 @@
                 <w:szCs w:val="20"/>
                 <w:lang w:val="en-GB" w:bidi="ar-SA"/>
               </w:rPr>
-              <w:t>S1, S4</w:t>
+              <w:t>S1, S</w:t>
+            </w:r>
+            <w:r>
+              <w:rPr>
+                <w:sz w:val="20"/>
+                <w:szCs w:val="20"/>
+                <w:lang w:val="en-GB" w:bidi="ar-SA"/>
+              </w:rPr>
+              <w:t>3</w:t>
             </w:r>
           </w:p>
         </w:tc>
@@ -5890,16 +5971,7 @@
                 <w:szCs w:val="20"/>
                 <w:lang w:val="en-GB" w:bidi="ar-SA"/>
               </w:rPr>
-              <w:t>S</w:t>
-            </w:r>
-            <w:r>
-              <w:rPr>
-                <w:rStyle w:val="Normaltextrun"/>
-                <w:sz w:val="24"/>
-                <w:szCs w:val="24"/>
-                <w:lang w:val="en-GB" w:bidi="ar-SA"/>
-              </w:rPr>
-              <w:t>equence</w:t>
+              <w:t>Class</w:t>
             </w:r>
           </w:p>
         </w:tc>
@@ -5931,7 +6003,7 @@
                 <w:szCs w:val="20"/>
                 <w:lang w:val="en-GB" w:bidi="ar-SA"/>
               </w:rPr>
-              <w:t>Refine system interactions for change in app features</w:t>
+              <w:t>UserHealthForm, User, and UserHealthLog as implemented in the Flask project.</w:t>
             </w:r>
           </w:p>
         </w:tc>
@@ -5963,7 +6035,7 @@
                 <w:szCs w:val="20"/>
                 <w:lang w:val="en-GB" w:bidi="ar-SA"/>
               </w:rPr>
-              <w:t>S1, S2, S3</w:t>
+              <w:t>S1, S3</w:t>
             </w:r>
           </w:p>
         </w:tc>
@@ -5996,6 +6068,159 @@
                 <w:lang w:val="en-GB" w:bidi="ar-SA"/>
               </w:rPr>
               <w:t>Clarifies refined system behaviour</w:t>
+            </w:r>
+          </w:p>
+        </w:tc>
+      </w:tr>
+      <w:tr>
+        <w:trPr>
+          <w:trHeight w:val="1703" w:hRule="atLeast"/>
+        </w:trPr>
+        <w:tc>
+          <w:tcPr>
+            <w:tcW w:w="1155" w:type="dxa"/>
+            <w:tcBorders>
+              <w:left w:val="single" w:sz="4" w:space="0" w:color="000000"/>
+              <w:bottom w:val="single" w:sz="4" w:space="0" w:color="000000"/>
+              <w:right w:val="single" w:sz="4" w:space="0" w:color="000000"/>
+            </w:tcBorders>
+          </w:tcPr>
+          <w:p>
+            <w:pPr>
+              <w:pStyle w:val="Normal"/>
+              <w:widowControl/>
+              <w:suppressAutoHyphens w:val="true"/>
+              <w:spacing w:before="0" w:after="0"/>
+              <w:jc w:val="left"/>
+              <w:rPr>
+                <w:sz w:val="20"/>
+                <w:szCs w:val="20"/>
+              </w:rPr>
+            </w:pPr>
+            <w:r>
+              <w:rPr>
+                <w:sz w:val="20"/>
+                <w:szCs w:val="20"/>
+              </w:rPr>
+              <w:t>D5</w:t>
+            </w:r>
+          </w:p>
+        </w:tc>
+        <w:tc>
+          <w:tcPr>
+            <w:tcW w:w="1296" w:type="dxa"/>
+            <w:tcBorders>
+              <w:left w:val="single" w:sz="4" w:space="0" w:color="000000"/>
+              <w:bottom w:val="single" w:sz="4" w:space="0" w:color="000000"/>
+              <w:right w:val="single" w:sz="4" w:space="0" w:color="000000"/>
+            </w:tcBorders>
+          </w:tcPr>
+          <w:p>
+            <w:pPr>
+              <w:pStyle w:val="Paragraph"/>
+              <w:widowControl/>
+              <w:suppressAutoHyphens w:val="true"/>
+              <w:spacing w:before="0" w:after="0"/>
+              <w:jc w:val="left"/>
+              <w:textAlignment w:val="baseline"/>
+              <w:rPr>
+                <w:sz w:val="20"/>
+                <w:szCs w:val="20"/>
+              </w:rPr>
+            </w:pPr>
+            <w:r>
+              <w:rPr>
+                <w:sz w:val="20"/>
+                <w:szCs w:val="20"/>
+              </w:rPr>
+              <w:t>Sequence</w:t>
+            </w:r>
+          </w:p>
+        </w:tc>
+        <w:tc>
+          <w:tcPr>
+            <w:tcW w:w="2347" w:type="dxa"/>
+            <w:tcBorders>
+              <w:left w:val="single" w:sz="4" w:space="0" w:color="000000"/>
+              <w:bottom w:val="single" w:sz="4" w:space="0" w:color="000000"/>
+              <w:right w:val="single" w:sz="4" w:space="0" w:color="000000"/>
+            </w:tcBorders>
+          </w:tcPr>
+          <w:p>
+            <w:pPr>
+              <w:pStyle w:val="Normal"/>
+              <w:widowControl/>
+              <w:suppressAutoHyphens w:val="true"/>
+              <w:spacing w:before="0" w:after="0"/>
+              <w:jc w:val="left"/>
+              <w:rPr>
+                <w:sz w:val="20"/>
+                <w:szCs w:val="20"/>
+              </w:rPr>
+            </w:pPr>
+            <w:r>
+              <w:rPr>
+                <w:sz w:val="20"/>
+                <w:szCs w:val="20"/>
+              </w:rPr>
+            </w:r>
+          </w:p>
+        </w:tc>
+        <w:tc>
+          <w:tcPr>
+            <w:tcW w:w="1644" w:type="dxa"/>
+            <w:tcBorders>
+              <w:left w:val="single" w:sz="4" w:space="0" w:color="000000"/>
+              <w:bottom w:val="single" w:sz="4" w:space="0" w:color="000000"/>
+              <w:right w:val="single" w:sz="4" w:space="0" w:color="000000"/>
+            </w:tcBorders>
+          </w:tcPr>
+          <w:p>
+            <w:pPr>
+              <w:pStyle w:val="Normal"/>
+              <w:widowControl/>
+              <w:suppressAutoHyphens w:val="true"/>
+              <w:spacing w:before="0" w:after="0"/>
+              <w:jc w:val="left"/>
+              <w:rPr>
+                <w:sz w:val="20"/>
+                <w:szCs w:val="20"/>
+              </w:rPr>
+            </w:pPr>
+            <w:r>
+              <w:rPr>
+                <w:sz w:val="20"/>
+                <w:szCs w:val="20"/>
+              </w:rPr>
+            </w:r>
+          </w:p>
+        </w:tc>
+        <w:tc>
+          <w:tcPr>
+            <w:tcW w:w="2533" w:type="dxa"/>
+            <w:tcBorders>
+              <w:left w:val="single" w:sz="4" w:space="0" w:color="000000"/>
+              <w:bottom w:val="single" w:sz="4" w:space="0" w:color="000000"/>
+              <w:right w:val="single" w:sz="4" w:space="0" w:color="000000"/>
+            </w:tcBorders>
+          </w:tcPr>
+          <w:p>
+            <w:pPr>
+              <w:pStyle w:val="Normal"/>
+              <w:widowControl/>
+              <w:suppressAutoHyphens w:val="true"/>
+              <w:spacing w:before="0" w:after="0"/>
+              <w:jc w:val="left"/>
+              <w:rPr>
+                <w:sz w:val="20"/>
+                <w:szCs w:val="20"/>
+              </w:rPr>
+            </w:pPr>
+            <w:r>
+              <w:rPr>
+                <w:sz w:val="20"/>
+                <w:szCs w:val="20"/>
+              </w:rPr>
             </w:r>
           </w:p>
         </w:tc>
@@ -6135,7 +6360,7 @@
       <w:tblPr>
         <w:tblW w:w="9016" w:type="dxa"/>
         <w:jc w:val="left"/>
-        <w:tblInd w:w="-113" w:type="dxa"/>
+        <w:tblInd w:w="-226" w:type="dxa"/>
         <w:tblLayout w:type="fixed"/>
         <w:tblCellMar>
           <w:top w:w="0" w:type="dxa"/>
@@ -6438,7 +6663,6 @@
               <w:rPr>
                 <w:sz w:val="20"/>
                 <w:szCs w:val="20"/>
-                <w:lang w:val="en-GB" w:bidi="ar-SA"/>
               </w:rPr>
               <w:t>S1</w:t>
             </w:r>
@@ -6449,6 +6673,2008 @@
             <w:tcW w:w="2311" w:type="dxa"/>
             <w:tcBorders>
               <w:top w:val="single" w:sz="4" w:space="0" w:color="000000"/>
+              <w:left w:val="single" w:sz="4" w:space="0" w:color="000000"/>
+              <w:bottom w:val="single" w:sz="4" w:space="0" w:color="000000"/>
+              <w:right w:val="single" w:sz="4" w:space="0" w:color="000000"/>
+            </w:tcBorders>
+          </w:tcPr>
+          <w:p>
+            <w:pPr>
+              <w:pStyle w:val="Normal"/>
+              <w:jc w:val="center"/>
+              <w:rPr>
+                <w:sz w:val="20"/>
+                <w:szCs w:val="20"/>
+              </w:rPr>
+            </w:pPr>
+            <w:r>
+              <w:rPr>
+                <w:sz w:val="20"/>
+                <w:szCs w:val="20"/>
+              </w:rPr>
+              <w:t>Git commit</w:t>
+            </w:r>
+          </w:p>
+        </w:tc>
+        <w:tc>
+          <w:tcPr>
+            <w:tcW w:w="1611" w:type="dxa"/>
+            <w:tcBorders>
+              <w:top w:val="single" w:sz="4" w:space="0" w:color="000000"/>
+              <w:left w:val="single" w:sz="4" w:space="0" w:color="000000"/>
+              <w:bottom w:val="single" w:sz="4" w:space="0" w:color="000000"/>
+              <w:right w:val="single" w:sz="4" w:space="0" w:color="000000"/>
+            </w:tcBorders>
+          </w:tcPr>
+          <w:p>
+            <w:pPr>
+              <w:pStyle w:val="Normal"/>
+              <w:widowControl/>
+              <w:suppressAutoHyphens w:val="true"/>
+              <w:spacing w:before="0" w:after="0"/>
+              <w:jc w:val="center"/>
+              <w:rPr>
+                <w:sz w:val="20"/>
+                <w:szCs w:val="20"/>
+              </w:rPr>
+            </w:pPr>
+            <w:hyperlink r:id="rId2" w:tgtFrame="_blank">
+              <w:r>
+                <w:rPr>
+                  <w:rStyle w:val="Hyperlink"/>
+                  <w:sz w:val="20"/>
+                  <w:szCs w:val="20"/>
+                </w:rPr>
+                <w:t>https://github.com/mxh1247/bus-34-coursework/commit/26da2a736b0cbb695a63584f54bae94ca691c2e8</w:t>
+              </w:r>
+            </w:hyperlink>
+            <w:r>
+              <w:rPr>
+                <w:sz w:val="20"/>
+                <w:szCs w:val="20"/>
+              </w:rPr>
+              <w:t xml:space="preserve"> </w:t>
+            </w:r>
+          </w:p>
+        </w:tc>
+        <w:tc>
+          <w:tcPr>
+            <w:tcW w:w="2494" w:type="dxa"/>
+            <w:tcBorders>
+              <w:top w:val="single" w:sz="4" w:space="0" w:color="000000"/>
+              <w:left w:val="single" w:sz="4" w:space="0" w:color="000000"/>
+              <w:bottom w:val="single" w:sz="4" w:space="0" w:color="000000"/>
+              <w:right w:val="single" w:sz="4" w:space="0" w:color="000000"/>
+            </w:tcBorders>
+          </w:tcPr>
+          <w:p>
+            <w:pPr>
+              <w:pStyle w:val="Normal"/>
+              <w:jc w:val="center"/>
+              <w:rPr>
+                <w:sz w:val="20"/>
+                <w:szCs w:val="20"/>
+              </w:rPr>
+            </w:pPr>
+            <w:r>
+              <w:rPr>
+                <w:sz w:val="20"/>
+                <w:szCs w:val="20"/>
+              </w:rPr>
+              <w:t>Yes</w:t>
+            </w:r>
+          </w:p>
+        </w:tc>
+        <w:tc>
+          <w:tcPr>
+            <w:tcW w:w="1806" w:type="dxa"/>
+            <w:tcBorders>
+              <w:top w:val="single" w:sz="4" w:space="0" w:color="000000"/>
+              <w:left w:val="single" w:sz="4" w:space="0" w:color="000000"/>
+              <w:bottom w:val="single" w:sz="4" w:space="0" w:color="000000"/>
+              <w:right w:val="single" w:sz="4" w:space="0" w:color="000000"/>
+            </w:tcBorders>
+          </w:tcPr>
+          <w:p>
+            <w:pPr>
+              <w:pStyle w:val="Normal"/>
+              <w:widowControl/>
+              <w:suppressAutoHyphens w:val="true"/>
+              <w:spacing w:before="0" w:after="0"/>
+              <w:jc w:val="center"/>
+              <w:rPr>
+                <w:sz w:val="20"/>
+                <w:szCs w:val="20"/>
+              </w:rPr>
+            </w:pPr>
+            <w:r>
+              <w:rPr>
+                <w:sz w:val="20"/>
+                <w:szCs w:val="20"/>
+              </w:rPr>
+              <w:t xml:space="preserve">Implements username-based login, the health form, database saving, and submitted health log display. </w:t>
+            </w:r>
+          </w:p>
+        </w:tc>
+      </w:tr>
+      <w:tr>
+        <w:trPr>
+          <w:trHeight w:val="1713" w:hRule="atLeast"/>
+        </w:trPr>
+        <w:tc>
+          <w:tcPr>
+            <w:tcW w:w="794" w:type="dxa"/>
+            <w:tcBorders>
+              <w:left w:val="single" w:sz="4" w:space="0" w:color="000000"/>
+              <w:bottom w:val="single" w:sz="4" w:space="0" w:color="000000"/>
+              <w:right w:val="single" w:sz="4" w:space="0" w:color="000000"/>
+            </w:tcBorders>
+          </w:tcPr>
+          <w:p>
+            <w:pPr>
+              <w:pStyle w:val="Normal"/>
+              <w:widowControl/>
+              <w:suppressAutoHyphens w:val="true"/>
+              <w:spacing w:before="0" w:after="0"/>
+              <w:jc w:val="center"/>
+              <w:rPr>
+                <w:sz w:val="20"/>
+                <w:szCs w:val="20"/>
+              </w:rPr>
+            </w:pPr>
+            <w:r>
+              <w:rPr>
+                <w:sz w:val="20"/>
+                <w:szCs w:val="20"/>
+              </w:rPr>
+              <w:t>S1</w:t>
+            </w:r>
+          </w:p>
+        </w:tc>
+        <w:tc>
+          <w:tcPr>
+            <w:tcW w:w="2311" w:type="dxa"/>
+            <w:tcBorders>
+              <w:left w:val="single" w:sz="4" w:space="0" w:color="000000"/>
+              <w:bottom w:val="single" w:sz="4" w:space="0" w:color="000000"/>
+              <w:right w:val="single" w:sz="4" w:space="0" w:color="000000"/>
+            </w:tcBorders>
+          </w:tcPr>
+          <w:p>
+            <w:pPr>
+              <w:pStyle w:val="Normal"/>
+              <w:jc w:val="center"/>
+              <w:rPr>
+                <w:sz w:val="20"/>
+                <w:szCs w:val="20"/>
+              </w:rPr>
+            </w:pPr>
+            <w:r>
+              <w:rPr>
+                <w:sz w:val="20"/>
+                <w:szCs w:val="20"/>
+              </w:rPr>
+              <w:t>Git commit</w:t>
+            </w:r>
+          </w:p>
+        </w:tc>
+        <w:tc>
+          <w:tcPr>
+            <w:tcW w:w="1611" w:type="dxa"/>
+            <w:tcBorders>
+              <w:left w:val="single" w:sz="4" w:space="0" w:color="000000"/>
+              <w:bottom w:val="single" w:sz="4" w:space="0" w:color="000000"/>
+              <w:right w:val="single" w:sz="4" w:space="0" w:color="000000"/>
+            </w:tcBorders>
+          </w:tcPr>
+          <w:p>
+            <w:pPr>
+              <w:pStyle w:val="Normal"/>
+              <w:widowControl/>
+              <w:suppressAutoHyphens w:val="true"/>
+              <w:spacing w:before="0" w:after="0"/>
+              <w:jc w:val="center"/>
+              <w:rPr>
+                <w:sz w:val="20"/>
+                <w:szCs w:val="20"/>
+              </w:rPr>
+            </w:pPr>
+            <w:hyperlink r:id="rId3" w:tgtFrame="_blank">
+              <w:r>
+                <w:rPr>
+                  <w:rStyle w:val="Hyperlink"/>
+                  <w:sz w:val="20"/>
+                  <w:szCs w:val="20"/>
+                </w:rPr>
+                <w:t>https://github.com/mxh1247/bus-34-coursework/commit/bad6663a76f0db35da60beb7a6c3b60b17edf</w:t>
+              </w:r>
+              <w:r>
+                <w:rPr>
+                  <w:rStyle w:val="Hyperlink"/>
+                  <w:sz w:val="20"/>
+                  <w:szCs w:val="20"/>
+                </w:rPr>
+                <w:t>581</w:t>
+              </w:r>
+            </w:hyperlink>
+            <w:r>
+              <w:rPr>
+                <w:sz w:val="20"/>
+                <w:szCs w:val="20"/>
+              </w:rPr>
+              <w:t xml:space="preserve"> </w:t>
+            </w:r>
+          </w:p>
+        </w:tc>
+        <w:tc>
+          <w:tcPr>
+            <w:tcW w:w="2494" w:type="dxa"/>
+            <w:tcBorders>
+              <w:left w:val="single" w:sz="4" w:space="0" w:color="000000"/>
+              <w:bottom w:val="single" w:sz="4" w:space="0" w:color="000000"/>
+              <w:right w:val="single" w:sz="4" w:space="0" w:color="000000"/>
+            </w:tcBorders>
+          </w:tcPr>
+          <w:p>
+            <w:pPr>
+              <w:pStyle w:val="Normal"/>
+              <w:jc w:val="center"/>
+              <w:rPr>
+                <w:sz w:val="20"/>
+                <w:szCs w:val="20"/>
+              </w:rPr>
+            </w:pPr>
+            <w:r>
+              <w:rPr>
+                <w:sz w:val="20"/>
+                <w:szCs w:val="20"/>
+              </w:rPr>
+              <w:t>Yes</w:t>
+            </w:r>
+          </w:p>
+        </w:tc>
+        <w:tc>
+          <w:tcPr>
+            <w:tcW w:w="1806" w:type="dxa"/>
+            <w:tcBorders>
+              <w:left w:val="single" w:sz="4" w:space="0" w:color="000000"/>
+              <w:bottom w:val="single" w:sz="4" w:space="0" w:color="000000"/>
+              <w:right w:val="single" w:sz="4" w:space="0" w:color="000000"/>
+            </w:tcBorders>
+          </w:tcPr>
+          <w:p>
+            <w:pPr>
+              <w:pStyle w:val="Normal"/>
+              <w:widowControl/>
+              <w:suppressAutoHyphens w:val="true"/>
+              <w:spacing w:before="0" w:after="0"/>
+              <w:jc w:val="center"/>
+              <w:rPr>
+                <w:sz w:val="20"/>
+                <w:szCs w:val="20"/>
+              </w:rPr>
+            </w:pPr>
+            <w:r>
+              <w:rPr>
+                <w:sz w:val="20"/>
+                <w:szCs w:val="20"/>
+              </w:rPr>
+              <w:t xml:space="preserve">Adds the patient comment field to give context to each health log. </w:t>
+            </w:r>
+          </w:p>
+        </w:tc>
+      </w:tr>
+      <w:tr>
+        <w:trPr>
+          <w:trHeight w:val="1713" w:hRule="atLeast"/>
+        </w:trPr>
+        <w:tc>
+          <w:tcPr>
+            <w:tcW w:w="794" w:type="dxa"/>
+            <w:tcBorders>
+              <w:left w:val="single" w:sz="4" w:space="0" w:color="000000"/>
+              <w:bottom w:val="single" w:sz="4" w:space="0" w:color="000000"/>
+              <w:right w:val="single" w:sz="4" w:space="0" w:color="000000"/>
+            </w:tcBorders>
+          </w:tcPr>
+          <w:p>
+            <w:pPr>
+              <w:pStyle w:val="Normal"/>
+              <w:widowControl/>
+              <w:suppressAutoHyphens w:val="true"/>
+              <w:spacing w:before="0" w:after="0"/>
+              <w:jc w:val="center"/>
+              <w:rPr>
+                <w:sz w:val="20"/>
+                <w:szCs w:val="20"/>
+              </w:rPr>
+            </w:pPr>
+            <w:r>
+              <w:rPr>
+                <w:sz w:val="20"/>
+                <w:szCs w:val="20"/>
+              </w:rPr>
+              <w:t>S1</w:t>
+            </w:r>
+          </w:p>
+        </w:tc>
+        <w:tc>
+          <w:tcPr>
+            <w:tcW w:w="2311" w:type="dxa"/>
+            <w:tcBorders>
+              <w:left w:val="single" w:sz="4" w:space="0" w:color="000000"/>
+              <w:bottom w:val="single" w:sz="4" w:space="0" w:color="000000"/>
+              <w:right w:val="single" w:sz="4" w:space="0" w:color="000000"/>
+            </w:tcBorders>
+          </w:tcPr>
+          <w:p>
+            <w:pPr>
+              <w:pStyle w:val="Normal"/>
+              <w:jc w:val="center"/>
+              <w:rPr>
+                <w:sz w:val="20"/>
+                <w:szCs w:val="20"/>
+              </w:rPr>
+            </w:pPr>
+            <w:r>
+              <w:rPr>
+                <w:sz w:val="20"/>
+                <w:szCs w:val="20"/>
+              </w:rPr>
+              <w:t>Diagram</w:t>
+            </w:r>
+          </w:p>
+        </w:tc>
+        <w:tc>
+          <w:tcPr>
+            <w:tcW w:w="1611" w:type="dxa"/>
+            <w:tcBorders>
+              <w:left w:val="single" w:sz="4" w:space="0" w:color="000000"/>
+              <w:bottom w:val="single" w:sz="4" w:space="0" w:color="000000"/>
+              <w:right w:val="single" w:sz="4" w:space="0" w:color="000000"/>
+            </w:tcBorders>
+          </w:tcPr>
+          <w:p>
+            <w:pPr>
+              <w:pStyle w:val="Normal"/>
+              <w:widowControl/>
+              <w:suppressAutoHyphens w:val="true"/>
+              <w:spacing w:before="0" w:after="0"/>
+              <w:jc w:val="center"/>
+              <w:rPr>
+                <w:sz w:val="20"/>
+                <w:szCs w:val="20"/>
+              </w:rPr>
+            </w:pPr>
+            <w:r>
+              <w:rPr>
+                <w:sz w:val="20"/>
+                <w:szCs w:val="20"/>
+              </w:rPr>
+              <w:t>D1, D2, D4, D5</w:t>
+            </w:r>
+          </w:p>
+        </w:tc>
+        <w:tc>
+          <w:tcPr>
+            <w:tcW w:w="2494" w:type="dxa"/>
+            <w:tcBorders>
+              <w:left w:val="single" w:sz="4" w:space="0" w:color="000000"/>
+              <w:bottom w:val="single" w:sz="4" w:space="0" w:color="000000"/>
+              <w:right w:val="single" w:sz="4" w:space="0" w:color="000000"/>
+            </w:tcBorders>
+          </w:tcPr>
+          <w:p>
+            <w:pPr>
+              <w:pStyle w:val="Normal"/>
+              <w:jc w:val="center"/>
+              <w:rPr>
+                <w:sz w:val="20"/>
+                <w:szCs w:val="20"/>
+              </w:rPr>
+            </w:pPr>
+            <w:r>
+              <w:rPr>
+                <w:sz w:val="20"/>
+                <w:szCs w:val="20"/>
+              </w:rPr>
+              <w:t>Yes</w:t>
+            </w:r>
+          </w:p>
+        </w:tc>
+        <w:tc>
+          <w:tcPr>
+            <w:tcW w:w="1806" w:type="dxa"/>
+            <w:tcBorders>
+              <w:left w:val="single" w:sz="4" w:space="0" w:color="000000"/>
+              <w:bottom w:val="single" w:sz="4" w:space="0" w:color="000000"/>
+              <w:right w:val="single" w:sz="4" w:space="0" w:color="000000"/>
+            </w:tcBorders>
+          </w:tcPr>
+          <w:p>
+            <w:pPr>
+              <w:pStyle w:val="Normal"/>
+              <w:widowControl/>
+              <w:suppressAutoHyphens w:val="true"/>
+              <w:spacing w:before="0" w:after="0"/>
+              <w:jc w:val="center"/>
+              <w:rPr>
+                <w:sz w:val="20"/>
+                <w:szCs w:val="20"/>
+              </w:rPr>
+            </w:pPr>
+            <w:r>
+              <w:rPr>
+                <w:sz w:val="20"/>
+                <w:szCs w:val="20"/>
+              </w:rPr>
+              <w:t xml:space="preserve">Diagrams show initial form design, user/log relationship, final data model, and health log submission sequence. </w:t>
+            </w:r>
+          </w:p>
+        </w:tc>
+      </w:tr>
+      <w:tr>
+        <w:trPr>
+          <w:trHeight w:val="1713" w:hRule="atLeast"/>
+        </w:trPr>
+        <w:tc>
+          <w:tcPr>
+            <w:tcW w:w="794" w:type="dxa"/>
+            <w:tcBorders>
+              <w:left w:val="single" w:sz="4" w:space="0" w:color="000000"/>
+              <w:bottom w:val="single" w:sz="4" w:space="0" w:color="000000"/>
+              <w:right w:val="single" w:sz="4" w:space="0" w:color="000000"/>
+            </w:tcBorders>
+          </w:tcPr>
+          <w:p>
+            <w:pPr>
+              <w:pStyle w:val="Normal"/>
+              <w:widowControl/>
+              <w:suppressAutoHyphens w:val="true"/>
+              <w:spacing w:before="0" w:after="0"/>
+              <w:jc w:val="center"/>
+              <w:rPr>
+                <w:sz w:val="20"/>
+                <w:szCs w:val="20"/>
+              </w:rPr>
+            </w:pPr>
+            <w:r>
+              <w:rPr>
+                <w:sz w:val="20"/>
+                <w:szCs w:val="20"/>
+              </w:rPr>
+              <w:t>S1</w:t>
+            </w:r>
+          </w:p>
+        </w:tc>
+        <w:tc>
+          <w:tcPr>
+            <w:tcW w:w="2311" w:type="dxa"/>
+            <w:tcBorders>
+              <w:left w:val="single" w:sz="4" w:space="0" w:color="000000"/>
+              <w:bottom w:val="single" w:sz="4" w:space="0" w:color="000000"/>
+              <w:right w:val="single" w:sz="4" w:space="0" w:color="000000"/>
+            </w:tcBorders>
+          </w:tcPr>
+          <w:p>
+            <w:pPr>
+              <w:pStyle w:val="Normal"/>
+              <w:jc w:val="center"/>
+              <w:rPr>
+                <w:sz w:val="20"/>
+                <w:szCs w:val="20"/>
+              </w:rPr>
+            </w:pPr>
+            <w:r>
+              <w:rPr>
+                <w:sz w:val="20"/>
+                <w:szCs w:val="20"/>
+              </w:rPr>
+              <w:t>Test screenshot</w:t>
+            </w:r>
+          </w:p>
+        </w:tc>
+        <w:tc>
+          <w:tcPr>
+            <w:tcW w:w="1611" w:type="dxa"/>
+            <w:tcBorders>
+              <w:left w:val="single" w:sz="4" w:space="0" w:color="000000"/>
+              <w:bottom w:val="single" w:sz="4" w:space="0" w:color="000000"/>
+              <w:right w:val="single" w:sz="4" w:space="0" w:color="000000"/>
+            </w:tcBorders>
+          </w:tcPr>
+          <w:p>
+            <w:pPr>
+              <w:pStyle w:val="Normal"/>
+              <w:widowControl/>
+              <w:suppressAutoHyphens w:val="true"/>
+              <w:spacing w:before="0" w:after="0"/>
+              <w:jc w:val="center"/>
+              <w:rPr>
+                <w:sz w:val="20"/>
+                <w:szCs w:val="20"/>
+              </w:rPr>
+            </w:pPr>
+            <w:r>
+              <w:rPr>
+                <w:sz w:val="20"/>
+                <w:szCs w:val="20"/>
+              </w:rPr>
+              <w:drawing>
+                <wp:anchor behindDoc="0" distT="0" distB="0" distL="0" distR="0" simplePos="0" locked="0" layoutInCell="0" allowOverlap="1" relativeHeight="3">
+                  <wp:simplePos x="0" y="0"/>
+                  <wp:positionH relativeFrom="column">
+                    <wp:align>center</wp:align>
+                  </wp:positionH>
+                  <wp:positionV relativeFrom="paragraph">
+                    <wp:posOffset>635</wp:posOffset>
+                  </wp:positionV>
+                  <wp:extent cx="885825" cy="542925"/>
+                  <wp:effectExtent l="0" t="0" r="0" b="0"/>
+                  <wp:wrapSquare wrapText="largest"/>
+                  <wp:docPr id="1" name="Image1" descr=""/>
+                  <wp:cNvGraphicFramePr>
+                    <a:graphicFrameLocks xmlns:a="http://schemas.openxmlformats.org/drawingml/2006/main" noChangeAspect="1"/>
+                  </wp:cNvGraphicFramePr>
+                  <a:graphic xmlns:a="http://schemas.openxmlformats.org/drawingml/2006/main">
+                    <a:graphicData uri="http://schemas.openxmlformats.org/drawingml/2006/picture">
+                      <pic:pic xmlns:pic="http://schemas.openxmlformats.org/drawingml/2006/picture">
+                        <pic:nvPicPr>
+                          <pic:cNvPr id="1" name="Image1" descr=""/>
+                          <pic:cNvPicPr>
+                            <a:picLocks noChangeAspect="1" noChangeArrowheads="1"/>
+                          </pic:cNvPicPr>
+                        </pic:nvPicPr>
+                        <pic:blipFill>
+                          <a:blip r:embed="rId4"/>
+                          <a:stretch>
+                            <a:fillRect/>
+                          </a:stretch>
+                        </pic:blipFill>
+                        <pic:spPr bwMode="auto">
+                          <a:xfrm>
+                            <a:off x="0" y="0"/>
+                            <a:ext cx="885825" cy="542925"/>
+                          </a:xfrm>
+                          <a:prstGeom prst="rect">
+                            <a:avLst/>
+                          </a:prstGeom>
+                        </pic:spPr>
+                      </pic:pic>
+                    </a:graphicData>
+                  </a:graphic>
+                </wp:anchor>
+              </w:drawing>
+            </w:r>
+          </w:p>
+        </w:tc>
+        <w:tc>
+          <w:tcPr>
+            <w:tcW w:w="2494" w:type="dxa"/>
+            <w:tcBorders>
+              <w:left w:val="single" w:sz="4" w:space="0" w:color="000000"/>
+              <w:bottom w:val="single" w:sz="4" w:space="0" w:color="000000"/>
+              <w:right w:val="single" w:sz="4" w:space="0" w:color="000000"/>
+            </w:tcBorders>
+          </w:tcPr>
+          <w:p>
+            <w:pPr>
+              <w:pStyle w:val="Normal"/>
+              <w:jc w:val="center"/>
+              <w:rPr>
+                <w:sz w:val="20"/>
+                <w:szCs w:val="20"/>
+              </w:rPr>
+            </w:pPr>
+            <w:r>
+              <w:rPr>
+                <w:sz w:val="20"/>
+                <w:szCs w:val="20"/>
+              </w:rPr>
+              <w:t>Yes</w:t>
+            </w:r>
+          </w:p>
+        </w:tc>
+        <w:tc>
+          <w:tcPr>
+            <w:tcW w:w="1806" w:type="dxa"/>
+            <w:tcBorders>
+              <w:left w:val="single" w:sz="4" w:space="0" w:color="000000"/>
+              <w:bottom w:val="single" w:sz="4" w:space="0" w:color="000000"/>
+              <w:right w:val="single" w:sz="4" w:space="0" w:color="000000"/>
+            </w:tcBorders>
+          </w:tcPr>
+          <w:p>
+            <w:pPr>
+              <w:pStyle w:val="Normal"/>
+              <w:widowControl/>
+              <w:suppressAutoHyphens w:val="true"/>
+              <w:spacing w:before="0" w:after="0"/>
+              <w:jc w:val="center"/>
+              <w:rPr>
+                <w:sz w:val="20"/>
+                <w:szCs w:val="20"/>
+              </w:rPr>
+            </w:pPr>
+            <w:r>
+              <w:rPr>
+                <w:sz w:val="20"/>
+                <w:szCs w:val="20"/>
+              </w:rPr>
+              <w:t xml:space="preserve">User enters health data, submits the form, receives confirmation, and the saved data appears in their log list. </w:t>
+            </w:r>
+          </w:p>
+        </w:tc>
+      </w:tr>
+      <w:tr>
+        <w:trPr>
+          <w:trHeight w:val="1713" w:hRule="atLeast"/>
+        </w:trPr>
+        <w:tc>
+          <w:tcPr>
+            <w:tcW w:w="794" w:type="dxa"/>
+            <w:tcBorders>
+              <w:left w:val="single" w:sz="4" w:space="0" w:color="000000"/>
+              <w:bottom w:val="single" w:sz="4" w:space="0" w:color="000000"/>
+              <w:right w:val="single" w:sz="4" w:space="0" w:color="000000"/>
+            </w:tcBorders>
+          </w:tcPr>
+          <w:p>
+            <w:pPr>
+              <w:pStyle w:val="Normal"/>
+              <w:widowControl/>
+              <w:suppressAutoHyphens w:val="true"/>
+              <w:spacing w:before="0" w:after="0"/>
+              <w:jc w:val="center"/>
+              <w:rPr>
+                <w:sz w:val="20"/>
+                <w:szCs w:val="20"/>
+              </w:rPr>
+            </w:pPr>
+            <w:r>
+              <w:rPr>
+                <w:sz w:val="20"/>
+                <w:szCs w:val="20"/>
+              </w:rPr>
+              <w:t>S2</w:t>
+            </w:r>
+          </w:p>
+        </w:tc>
+        <w:tc>
+          <w:tcPr>
+            <w:tcW w:w="2311" w:type="dxa"/>
+            <w:tcBorders>
+              <w:left w:val="single" w:sz="4" w:space="0" w:color="000000"/>
+              <w:bottom w:val="single" w:sz="4" w:space="0" w:color="000000"/>
+              <w:right w:val="single" w:sz="4" w:space="0" w:color="000000"/>
+            </w:tcBorders>
+          </w:tcPr>
+          <w:p>
+            <w:pPr>
+              <w:pStyle w:val="Normal"/>
+              <w:jc w:val="center"/>
+              <w:rPr>
+                <w:sz w:val="20"/>
+                <w:szCs w:val="20"/>
+              </w:rPr>
+            </w:pPr>
+            <w:r>
+              <w:rPr>
+                <w:sz w:val="20"/>
+                <w:szCs w:val="20"/>
+              </w:rPr>
+              <w:t>Git commit</w:t>
+            </w:r>
+          </w:p>
+        </w:tc>
+        <w:tc>
+          <w:tcPr>
+            <w:tcW w:w="1611" w:type="dxa"/>
+            <w:tcBorders>
+              <w:left w:val="single" w:sz="4" w:space="0" w:color="000000"/>
+              <w:bottom w:val="single" w:sz="4" w:space="0" w:color="000000"/>
+              <w:right w:val="single" w:sz="4" w:space="0" w:color="000000"/>
+            </w:tcBorders>
+          </w:tcPr>
+          <w:p>
+            <w:pPr>
+              <w:pStyle w:val="Normal"/>
+              <w:widowControl/>
+              <w:suppressAutoHyphens w:val="true"/>
+              <w:spacing w:before="0" w:after="0"/>
+              <w:jc w:val="center"/>
+              <w:rPr>
+                <w:sz w:val="20"/>
+                <w:szCs w:val="20"/>
+              </w:rPr>
+            </w:pPr>
+            <w:hyperlink r:id="rId5" w:tgtFrame="_blank">
+              <w:r>
+                <w:rPr>
+                  <w:rStyle w:val="Hyperlink"/>
+                  <w:sz w:val="20"/>
+                  <w:szCs w:val="20"/>
+                </w:rPr>
+                <w:br/>
+                <w:t>https://github.com/mxh1247/bus-34-coursework/commit/79110df175b758027f3732f12c388609796dd591</w:t>
+              </w:r>
+            </w:hyperlink>
+            <w:r>
+              <w:rPr>
+                <w:sz w:val="20"/>
+                <w:szCs w:val="20"/>
+              </w:rPr>
+              <w:t xml:space="preserve"> </w:t>
+            </w:r>
+          </w:p>
+        </w:tc>
+        <w:tc>
+          <w:tcPr>
+            <w:tcW w:w="2494" w:type="dxa"/>
+            <w:tcBorders>
+              <w:left w:val="single" w:sz="4" w:space="0" w:color="000000"/>
+              <w:bottom w:val="single" w:sz="4" w:space="0" w:color="000000"/>
+              <w:right w:val="single" w:sz="4" w:space="0" w:color="000000"/>
+            </w:tcBorders>
+          </w:tcPr>
+          <w:p>
+            <w:pPr>
+              <w:pStyle w:val="Normal"/>
+              <w:jc w:val="center"/>
+              <w:rPr>
+                <w:sz w:val="20"/>
+                <w:szCs w:val="20"/>
+              </w:rPr>
+            </w:pPr>
+            <w:r>
+              <w:rPr>
+                <w:sz w:val="20"/>
+                <w:szCs w:val="20"/>
+              </w:rPr>
+              <w:t>Partial</w:t>
+            </w:r>
+          </w:p>
+        </w:tc>
+        <w:tc>
+          <w:tcPr>
+            <w:tcW w:w="1806" w:type="dxa"/>
+            <w:tcBorders>
+              <w:left w:val="single" w:sz="4" w:space="0" w:color="000000"/>
+              <w:bottom w:val="single" w:sz="4" w:space="0" w:color="000000"/>
+              <w:right w:val="single" w:sz="4" w:space="0" w:color="000000"/>
+            </w:tcBorders>
+          </w:tcPr>
+          <w:p>
+            <w:pPr>
+              <w:pStyle w:val="Normal"/>
+              <w:widowControl/>
+              <w:suppressAutoHyphens w:val="true"/>
+              <w:spacing w:before="0" w:after="0"/>
+              <w:jc w:val="center"/>
+              <w:rPr>
+                <w:sz w:val="20"/>
+                <w:szCs w:val="20"/>
+              </w:rPr>
+            </w:pPr>
+            <w:r>
+              <w:rPr>
+                <w:sz w:val="20"/>
+                <w:szCs w:val="20"/>
+              </w:rPr>
+              <w:t xml:space="preserve">Planning evidence for the graph feature story. </w:t>
+            </w:r>
+          </w:p>
+        </w:tc>
+      </w:tr>
+      <w:tr>
+        <w:trPr>
+          <w:trHeight w:val="1713" w:hRule="atLeast"/>
+        </w:trPr>
+        <w:tc>
+          <w:tcPr>
+            <w:tcW w:w="794" w:type="dxa"/>
+            <w:tcBorders>
+              <w:left w:val="single" w:sz="4" w:space="0" w:color="000000"/>
+              <w:bottom w:val="single" w:sz="4" w:space="0" w:color="000000"/>
+              <w:right w:val="single" w:sz="4" w:space="0" w:color="000000"/>
+            </w:tcBorders>
+          </w:tcPr>
+          <w:p>
+            <w:pPr>
+              <w:pStyle w:val="Normal"/>
+              <w:widowControl/>
+              <w:suppressAutoHyphens w:val="true"/>
+              <w:spacing w:before="0" w:after="0"/>
+              <w:jc w:val="center"/>
+              <w:rPr>
+                <w:sz w:val="20"/>
+                <w:szCs w:val="20"/>
+              </w:rPr>
+            </w:pPr>
+            <w:r>
+              <w:rPr>
+                <w:sz w:val="20"/>
+                <w:szCs w:val="20"/>
+              </w:rPr>
+              <w:t>S2</w:t>
+            </w:r>
+          </w:p>
+        </w:tc>
+        <w:tc>
+          <w:tcPr>
+            <w:tcW w:w="2311" w:type="dxa"/>
+            <w:tcBorders>
+              <w:left w:val="single" w:sz="4" w:space="0" w:color="000000"/>
+              <w:bottom w:val="single" w:sz="4" w:space="0" w:color="000000"/>
+              <w:right w:val="single" w:sz="4" w:space="0" w:color="000000"/>
+            </w:tcBorders>
+          </w:tcPr>
+          <w:p>
+            <w:pPr>
+              <w:pStyle w:val="Normal"/>
+              <w:jc w:val="center"/>
+              <w:rPr>
+                <w:sz w:val="20"/>
+                <w:szCs w:val="20"/>
+              </w:rPr>
+            </w:pPr>
+            <w:r>
+              <w:rPr>
+                <w:sz w:val="20"/>
+                <w:szCs w:val="20"/>
+              </w:rPr>
+              <w:t>Git commit</w:t>
+            </w:r>
+          </w:p>
+        </w:tc>
+        <w:tc>
+          <w:tcPr>
+            <w:tcW w:w="1611" w:type="dxa"/>
+            <w:tcBorders>
+              <w:left w:val="single" w:sz="4" w:space="0" w:color="000000"/>
+              <w:bottom w:val="single" w:sz="4" w:space="0" w:color="000000"/>
+              <w:right w:val="single" w:sz="4" w:space="0" w:color="000000"/>
+            </w:tcBorders>
+          </w:tcPr>
+          <w:p>
+            <w:pPr>
+              <w:pStyle w:val="Normal"/>
+              <w:widowControl/>
+              <w:suppressAutoHyphens w:val="true"/>
+              <w:spacing w:before="0" w:after="0"/>
+              <w:jc w:val="center"/>
+              <w:rPr>
+                <w:sz w:val="20"/>
+                <w:szCs w:val="20"/>
+              </w:rPr>
+            </w:pPr>
+            <w:hyperlink r:id="rId6" w:tgtFrame="_blank">
+              <w:r>
+                <w:rPr>
+                  <w:rStyle w:val="Hyperlink"/>
+                  <w:sz w:val="20"/>
+                  <w:szCs w:val="20"/>
+                </w:rPr>
+                <w:br/>
+                <w:t>https://github.com/mxh1247/bus-34-coursework/commit/30f10435919c91c6a94244496e8ed3f7ccb4815c</w:t>
+              </w:r>
+            </w:hyperlink>
+            <w:r>
+              <w:rPr>
+                <w:sz w:val="20"/>
+                <w:szCs w:val="20"/>
+              </w:rPr>
+              <w:t xml:space="preserve"> </w:t>
+            </w:r>
+          </w:p>
+        </w:tc>
+        <w:tc>
+          <w:tcPr>
+            <w:tcW w:w="2494" w:type="dxa"/>
+            <w:tcBorders>
+              <w:left w:val="single" w:sz="4" w:space="0" w:color="000000"/>
+              <w:bottom w:val="single" w:sz="4" w:space="0" w:color="000000"/>
+              <w:right w:val="single" w:sz="4" w:space="0" w:color="000000"/>
+            </w:tcBorders>
+          </w:tcPr>
+          <w:p>
+            <w:pPr>
+              <w:pStyle w:val="Normal"/>
+              <w:jc w:val="center"/>
+              <w:rPr>
+                <w:sz w:val="20"/>
+                <w:szCs w:val="20"/>
+              </w:rPr>
+            </w:pPr>
+            <w:r>
+              <w:rPr>
+                <w:sz w:val="20"/>
+                <w:szCs w:val="20"/>
+              </w:rPr>
+              <w:t>Yes</w:t>
+            </w:r>
+          </w:p>
+        </w:tc>
+        <w:tc>
+          <w:tcPr>
+            <w:tcW w:w="1806" w:type="dxa"/>
+            <w:tcBorders>
+              <w:left w:val="single" w:sz="4" w:space="0" w:color="000000"/>
+              <w:bottom w:val="single" w:sz="4" w:space="0" w:color="000000"/>
+              <w:right w:val="single" w:sz="4" w:space="0" w:color="000000"/>
+            </w:tcBorders>
+          </w:tcPr>
+          <w:p>
+            <w:pPr>
+              <w:pStyle w:val="Normal"/>
+              <w:widowControl/>
+              <w:suppressAutoHyphens w:val="true"/>
+              <w:spacing w:before="0" w:after="0"/>
+              <w:jc w:val="center"/>
+              <w:rPr>
+                <w:sz w:val="20"/>
+                <w:szCs w:val="20"/>
+              </w:rPr>
+            </w:pPr>
+            <w:r>
+              <w:rPr>
+                <w:sz w:val="20"/>
+                <w:szCs w:val="20"/>
+              </w:rPr>
+              <w:t xml:space="preserve">Implements graph pages for patient/admin viewing using stored health log data. </w:t>
+            </w:r>
+          </w:p>
+        </w:tc>
+      </w:tr>
+      <w:tr>
+        <w:trPr>
+          <w:trHeight w:val="1713" w:hRule="atLeast"/>
+        </w:trPr>
+        <w:tc>
+          <w:tcPr>
+            <w:tcW w:w="794" w:type="dxa"/>
+            <w:tcBorders>
+              <w:left w:val="single" w:sz="4" w:space="0" w:color="000000"/>
+              <w:bottom w:val="single" w:sz="4" w:space="0" w:color="000000"/>
+              <w:right w:val="single" w:sz="4" w:space="0" w:color="000000"/>
+            </w:tcBorders>
+          </w:tcPr>
+          <w:p>
+            <w:pPr>
+              <w:pStyle w:val="Normal"/>
+              <w:widowControl/>
+              <w:suppressAutoHyphens w:val="true"/>
+              <w:spacing w:before="0" w:after="0"/>
+              <w:jc w:val="center"/>
+              <w:rPr>
+                <w:sz w:val="20"/>
+                <w:szCs w:val="20"/>
+              </w:rPr>
+            </w:pPr>
+            <w:r>
+              <w:rPr>
+                <w:sz w:val="20"/>
+                <w:szCs w:val="20"/>
+              </w:rPr>
+              <w:t>S2</w:t>
+            </w:r>
+          </w:p>
+        </w:tc>
+        <w:tc>
+          <w:tcPr>
+            <w:tcW w:w="2311" w:type="dxa"/>
+            <w:tcBorders>
+              <w:left w:val="single" w:sz="4" w:space="0" w:color="000000"/>
+              <w:bottom w:val="single" w:sz="4" w:space="0" w:color="000000"/>
+              <w:right w:val="single" w:sz="4" w:space="0" w:color="000000"/>
+            </w:tcBorders>
+          </w:tcPr>
+          <w:p>
+            <w:pPr>
+              <w:pStyle w:val="Normal"/>
+              <w:jc w:val="center"/>
+              <w:rPr>
+                <w:sz w:val="20"/>
+                <w:szCs w:val="20"/>
+              </w:rPr>
+            </w:pPr>
+            <w:r>
+              <w:rPr>
+                <w:sz w:val="20"/>
+                <w:szCs w:val="20"/>
+              </w:rPr>
+              <w:t>Diagram</w:t>
+            </w:r>
+          </w:p>
+        </w:tc>
+        <w:tc>
+          <w:tcPr>
+            <w:tcW w:w="1611" w:type="dxa"/>
+            <w:tcBorders>
+              <w:left w:val="single" w:sz="4" w:space="0" w:color="000000"/>
+              <w:bottom w:val="single" w:sz="4" w:space="0" w:color="000000"/>
+              <w:right w:val="single" w:sz="4" w:space="0" w:color="000000"/>
+            </w:tcBorders>
+          </w:tcPr>
+          <w:p>
+            <w:pPr>
+              <w:pStyle w:val="Normal"/>
+              <w:widowControl/>
+              <w:suppressAutoHyphens w:val="true"/>
+              <w:spacing w:before="0" w:after="0"/>
+              <w:jc w:val="center"/>
+              <w:rPr>
+                <w:sz w:val="20"/>
+                <w:szCs w:val="20"/>
+              </w:rPr>
+            </w:pPr>
+            <w:r>
+              <w:rPr>
+                <w:sz w:val="20"/>
+                <w:szCs w:val="20"/>
+              </w:rPr>
+              <w:t>D5</w:t>
+            </w:r>
+          </w:p>
+        </w:tc>
+        <w:tc>
+          <w:tcPr>
+            <w:tcW w:w="2494" w:type="dxa"/>
+            <w:tcBorders>
+              <w:left w:val="single" w:sz="4" w:space="0" w:color="000000"/>
+              <w:bottom w:val="single" w:sz="4" w:space="0" w:color="000000"/>
+              <w:right w:val="single" w:sz="4" w:space="0" w:color="000000"/>
+            </w:tcBorders>
+          </w:tcPr>
+          <w:p>
+            <w:pPr>
+              <w:pStyle w:val="Normal"/>
+              <w:jc w:val="center"/>
+              <w:rPr>
+                <w:sz w:val="20"/>
+                <w:szCs w:val="20"/>
+              </w:rPr>
+            </w:pPr>
+            <w:r>
+              <w:rPr>
+                <w:sz w:val="20"/>
+                <w:szCs w:val="20"/>
+              </w:rPr>
+              <w:t>Yes</w:t>
+            </w:r>
+          </w:p>
+        </w:tc>
+        <w:tc>
+          <w:tcPr>
+            <w:tcW w:w="1806" w:type="dxa"/>
+            <w:tcBorders>
+              <w:left w:val="single" w:sz="4" w:space="0" w:color="000000"/>
+              <w:bottom w:val="single" w:sz="4" w:space="0" w:color="000000"/>
+              <w:right w:val="single" w:sz="4" w:space="0" w:color="000000"/>
+            </w:tcBorders>
+          </w:tcPr>
+          <w:p>
+            <w:pPr>
+              <w:pStyle w:val="Normal"/>
+              <w:widowControl/>
+              <w:suppressAutoHyphens w:val="true"/>
+              <w:spacing w:before="0" w:after="0"/>
+              <w:jc w:val="center"/>
+              <w:rPr>
+                <w:sz w:val="20"/>
+                <w:szCs w:val="20"/>
+              </w:rPr>
+            </w:pPr>
+            <w:r>
+              <w:rPr>
+                <w:sz w:val="20"/>
+                <w:szCs w:val="20"/>
+              </w:rPr>
+              <w:t xml:space="preserve">Final sequence diagram shows patient/admin graph viewing workflow. </w:t>
+            </w:r>
+          </w:p>
+        </w:tc>
+      </w:tr>
+      <w:tr>
+        <w:trPr>
+          <w:trHeight w:val="1713" w:hRule="atLeast"/>
+        </w:trPr>
+        <w:tc>
+          <w:tcPr>
+            <w:tcW w:w="794" w:type="dxa"/>
+            <w:tcBorders>
+              <w:left w:val="single" w:sz="4" w:space="0" w:color="000000"/>
+              <w:bottom w:val="single" w:sz="4" w:space="0" w:color="000000"/>
+              <w:right w:val="single" w:sz="4" w:space="0" w:color="000000"/>
+            </w:tcBorders>
+          </w:tcPr>
+          <w:p>
+            <w:pPr>
+              <w:pStyle w:val="Normal"/>
+              <w:widowControl/>
+              <w:suppressAutoHyphens w:val="true"/>
+              <w:spacing w:before="0" w:after="0"/>
+              <w:jc w:val="center"/>
+              <w:rPr>
+                <w:sz w:val="20"/>
+                <w:szCs w:val="20"/>
+              </w:rPr>
+            </w:pPr>
+            <w:r>
+              <w:rPr>
+                <w:sz w:val="20"/>
+                <w:szCs w:val="20"/>
+              </w:rPr>
+              <w:t>S2</w:t>
+            </w:r>
+          </w:p>
+        </w:tc>
+        <w:tc>
+          <w:tcPr>
+            <w:tcW w:w="2311" w:type="dxa"/>
+            <w:tcBorders>
+              <w:left w:val="single" w:sz="4" w:space="0" w:color="000000"/>
+              <w:bottom w:val="single" w:sz="4" w:space="0" w:color="000000"/>
+              <w:right w:val="single" w:sz="4" w:space="0" w:color="000000"/>
+            </w:tcBorders>
+          </w:tcPr>
+          <w:p>
+            <w:pPr>
+              <w:pStyle w:val="Normal"/>
+              <w:jc w:val="center"/>
+              <w:rPr>
+                <w:sz w:val="20"/>
+                <w:szCs w:val="20"/>
+              </w:rPr>
+            </w:pPr>
+            <w:r>
+              <w:rPr>
+                <w:sz w:val="20"/>
+                <w:szCs w:val="20"/>
+              </w:rPr>
+              <w:t>Test screenshot</w:t>
+            </w:r>
+          </w:p>
+        </w:tc>
+        <w:tc>
+          <w:tcPr>
+            <w:tcW w:w="1611" w:type="dxa"/>
+            <w:tcBorders>
+              <w:left w:val="single" w:sz="4" w:space="0" w:color="000000"/>
+              <w:bottom w:val="single" w:sz="4" w:space="0" w:color="000000"/>
+              <w:right w:val="single" w:sz="4" w:space="0" w:color="000000"/>
+            </w:tcBorders>
+          </w:tcPr>
+          <w:p>
+            <w:pPr>
+              <w:pStyle w:val="Normal"/>
+              <w:widowControl/>
+              <w:suppressAutoHyphens w:val="true"/>
+              <w:spacing w:before="0" w:after="0"/>
+              <w:jc w:val="center"/>
+              <w:rPr>
+                <w:sz w:val="20"/>
+                <w:szCs w:val="20"/>
+              </w:rPr>
+            </w:pPr>
+            <w:r>
+              <w:rPr>
+                <w:sz w:val="20"/>
+                <w:szCs w:val="20"/>
+              </w:rPr>
+              <w:drawing>
+                <wp:anchor behindDoc="0" distT="0" distB="0" distL="0" distR="0" simplePos="0" locked="0" layoutInCell="0" allowOverlap="1" relativeHeight="6">
+                  <wp:simplePos x="0" y="0"/>
+                  <wp:positionH relativeFrom="column">
+                    <wp:align>center</wp:align>
+                  </wp:positionH>
+                  <wp:positionV relativeFrom="paragraph">
+                    <wp:posOffset>635</wp:posOffset>
+                  </wp:positionV>
+                  <wp:extent cx="885825" cy="875030"/>
+                  <wp:effectExtent l="0" t="0" r="0" b="0"/>
+                  <wp:wrapSquare wrapText="largest"/>
+                  <wp:docPr id="2" name="Image4" descr=""/>
+                  <wp:cNvGraphicFramePr>
+                    <a:graphicFrameLocks xmlns:a="http://schemas.openxmlformats.org/drawingml/2006/main" noChangeAspect="1"/>
+                  </wp:cNvGraphicFramePr>
+                  <a:graphic xmlns:a="http://schemas.openxmlformats.org/drawingml/2006/main">
+                    <a:graphicData uri="http://schemas.openxmlformats.org/drawingml/2006/picture">
+                      <pic:pic xmlns:pic="http://schemas.openxmlformats.org/drawingml/2006/picture">
+                        <pic:nvPicPr>
+                          <pic:cNvPr id="2" name="Image4" descr=""/>
+                          <pic:cNvPicPr>
+                            <a:picLocks noChangeAspect="1" noChangeArrowheads="1"/>
+                          </pic:cNvPicPr>
+                        </pic:nvPicPr>
+                        <pic:blipFill>
+                          <a:blip r:embed="rId7"/>
+                          <a:stretch>
+                            <a:fillRect/>
+                          </a:stretch>
+                        </pic:blipFill>
+                        <pic:spPr bwMode="auto">
+                          <a:xfrm>
+                            <a:off x="0" y="0"/>
+                            <a:ext cx="885825" cy="875030"/>
+                          </a:xfrm>
+                          <a:prstGeom prst="rect">
+                            <a:avLst/>
+                          </a:prstGeom>
+                        </pic:spPr>
+                      </pic:pic>
+                    </a:graphicData>
+                  </a:graphic>
+                </wp:anchor>
+              </w:drawing>
+            </w:r>
+          </w:p>
+        </w:tc>
+        <w:tc>
+          <w:tcPr>
+            <w:tcW w:w="2494" w:type="dxa"/>
+            <w:tcBorders>
+              <w:left w:val="single" w:sz="4" w:space="0" w:color="000000"/>
+              <w:bottom w:val="single" w:sz="4" w:space="0" w:color="000000"/>
+              <w:right w:val="single" w:sz="4" w:space="0" w:color="000000"/>
+            </w:tcBorders>
+          </w:tcPr>
+          <w:p>
+            <w:pPr>
+              <w:pStyle w:val="Normal"/>
+              <w:jc w:val="center"/>
+              <w:rPr>
+                <w:sz w:val="20"/>
+                <w:szCs w:val="20"/>
+              </w:rPr>
+            </w:pPr>
+            <w:r>
+              <w:rPr>
+                <w:sz w:val="20"/>
+                <w:szCs w:val="20"/>
+              </w:rPr>
+              <w:t>Yes</w:t>
+            </w:r>
+          </w:p>
+        </w:tc>
+        <w:tc>
+          <w:tcPr>
+            <w:tcW w:w="1806" w:type="dxa"/>
+            <w:tcBorders>
+              <w:left w:val="single" w:sz="4" w:space="0" w:color="000000"/>
+              <w:bottom w:val="single" w:sz="4" w:space="0" w:color="000000"/>
+              <w:right w:val="single" w:sz="4" w:space="0" w:color="000000"/>
+            </w:tcBorders>
+          </w:tcPr>
+          <w:p>
+            <w:pPr>
+              <w:pStyle w:val="Normal"/>
+              <w:widowControl/>
+              <w:suppressAutoHyphens w:val="true"/>
+              <w:spacing w:before="0" w:after="0"/>
+              <w:jc w:val="center"/>
+              <w:rPr>
+                <w:sz w:val="20"/>
+                <w:szCs w:val="20"/>
+              </w:rPr>
+            </w:pPr>
+            <w:r>
+              <w:rPr>
+                <w:sz w:val="20"/>
+                <w:szCs w:val="20"/>
+              </w:rPr>
+              <w:t>Stored health log data is displayed as graphs for both patient and admin/healthcare professional vie</w:t>
+            </w:r>
+            <w:r>
+              <w:rPr>
+                <w:sz w:val="20"/>
+                <w:szCs w:val="20"/>
+              </w:rPr>
+              <w:t>ws.</w:t>
+            </w:r>
+          </w:p>
+        </w:tc>
+      </w:tr>
+      <w:tr>
+        <w:trPr>
+          <w:trHeight w:val="1713" w:hRule="atLeast"/>
+        </w:trPr>
+        <w:tc>
+          <w:tcPr>
+            <w:tcW w:w="794" w:type="dxa"/>
+            <w:tcBorders>
+              <w:left w:val="single" w:sz="4" w:space="0" w:color="000000"/>
+              <w:bottom w:val="single" w:sz="4" w:space="0" w:color="000000"/>
+              <w:right w:val="single" w:sz="4" w:space="0" w:color="000000"/>
+            </w:tcBorders>
+          </w:tcPr>
+          <w:p>
+            <w:pPr>
+              <w:pStyle w:val="Normal"/>
+              <w:widowControl/>
+              <w:suppressAutoHyphens w:val="true"/>
+              <w:spacing w:before="0" w:after="0"/>
+              <w:jc w:val="center"/>
+              <w:rPr>
+                <w:sz w:val="20"/>
+                <w:szCs w:val="20"/>
+              </w:rPr>
+            </w:pPr>
+            <w:r>
+              <w:rPr>
+                <w:sz w:val="20"/>
+                <w:szCs w:val="20"/>
+              </w:rPr>
+              <w:t>S3</w:t>
+            </w:r>
+          </w:p>
+        </w:tc>
+        <w:tc>
+          <w:tcPr>
+            <w:tcW w:w="2311" w:type="dxa"/>
+            <w:tcBorders>
+              <w:left w:val="single" w:sz="4" w:space="0" w:color="000000"/>
+              <w:bottom w:val="single" w:sz="4" w:space="0" w:color="000000"/>
+              <w:right w:val="single" w:sz="4" w:space="0" w:color="000000"/>
+            </w:tcBorders>
+          </w:tcPr>
+          <w:p>
+            <w:pPr>
+              <w:pStyle w:val="Normal"/>
+              <w:jc w:val="center"/>
+              <w:rPr>
+                <w:sz w:val="20"/>
+                <w:szCs w:val="20"/>
+              </w:rPr>
+            </w:pPr>
+            <w:r>
+              <w:rPr>
+                <w:sz w:val="20"/>
+                <w:szCs w:val="20"/>
+              </w:rPr>
+              <w:t>Git commit</w:t>
+            </w:r>
+          </w:p>
+        </w:tc>
+        <w:tc>
+          <w:tcPr>
+            <w:tcW w:w="1611" w:type="dxa"/>
+            <w:tcBorders>
+              <w:left w:val="single" w:sz="4" w:space="0" w:color="000000"/>
+              <w:bottom w:val="single" w:sz="4" w:space="0" w:color="000000"/>
+              <w:right w:val="single" w:sz="4" w:space="0" w:color="000000"/>
+            </w:tcBorders>
+          </w:tcPr>
+          <w:p>
+            <w:pPr>
+              <w:pStyle w:val="Normal"/>
+              <w:widowControl/>
+              <w:suppressAutoHyphens w:val="true"/>
+              <w:spacing w:before="0" w:after="0"/>
+              <w:jc w:val="center"/>
+              <w:rPr>
+                <w:sz w:val="20"/>
+                <w:szCs w:val="20"/>
+              </w:rPr>
+            </w:pPr>
+            <w:hyperlink r:id="rId8" w:tgtFrame="_blank">
+              <w:r>
+                <w:rPr>
+                  <w:rStyle w:val="Hyperlink"/>
+                  <w:sz w:val="20"/>
+                  <w:szCs w:val="20"/>
+                </w:rPr>
+                <w:t>https://github.com/mxh1247/bus-34-coursework/commit/30f10435919c91c6a94244496e8ed3f7ccb4815c</w:t>
+              </w:r>
+            </w:hyperlink>
+            <w:r>
+              <w:rPr>
+                <w:sz w:val="20"/>
+                <w:szCs w:val="20"/>
+              </w:rPr>
+              <w:t xml:space="preserve"> </w:t>
+            </w:r>
+          </w:p>
+        </w:tc>
+        <w:tc>
+          <w:tcPr>
+            <w:tcW w:w="2494" w:type="dxa"/>
+            <w:tcBorders>
+              <w:left w:val="single" w:sz="4" w:space="0" w:color="000000"/>
+              <w:bottom w:val="single" w:sz="4" w:space="0" w:color="000000"/>
+              <w:right w:val="single" w:sz="4" w:space="0" w:color="000000"/>
+            </w:tcBorders>
+          </w:tcPr>
+          <w:p>
+            <w:pPr>
+              <w:pStyle w:val="Normal"/>
+              <w:jc w:val="center"/>
+              <w:rPr>
+                <w:sz w:val="20"/>
+                <w:szCs w:val="20"/>
+              </w:rPr>
+            </w:pPr>
+            <w:r>
+              <w:rPr>
+                <w:sz w:val="20"/>
+                <w:szCs w:val="20"/>
+              </w:rPr>
+              <w:t>Yes</w:t>
+            </w:r>
+          </w:p>
+        </w:tc>
+        <w:tc>
+          <w:tcPr>
+            <w:tcW w:w="1806" w:type="dxa"/>
+            <w:tcBorders>
+              <w:left w:val="single" w:sz="4" w:space="0" w:color="000000"/>
+              <w:bottom w:val="single" w:sz="4" w:space="0" w:color="000000"/>
+              <w:right w:val="single" w:sz="4" w:space="0" w:color="000000"/>
+            </w:tcBorders>
+          </w:tcPr>
+          <w:p>
+            <w:pPr>
+              <w:pStyle w:val="Normal"/>
+              <w:widowControl/>
+              <w:suppressAutoHyphens w:val="true"/>
+              <w:spacing w:before="0" w:after="0"/>
+              <w:jc w:val="center"/>
+              <w:rPr>
+                <w:sz w:val="20"/>
+                <w:szCs w:val="20"/>
+              </w:rPr>
+            </w:pPr>
+            <w:r>
+              <w:rPr>
+                <w:sz w:val="20"/>
+                <w:szCs w:val="20"/>
+              </w:rPr>
+              <w:t xml:space="preserve">Implements admin/healthcare professional comments on patient health logs. </w:t>
+            </w:r>
+          </w:p>
+        </w:tc>
+      </w:tr>
+      <w:tr>
+        <w:trPr>
+          <w:trHeight w:val="1713" w:hRule="atLeast"/>
+        </w:trPr>
+        <w:tc>
+          <w:tcPr>
+            <w:tcW w:w="794" w:type="dxa"/>
+            <w:tcBorders>
+              <w:left w:val="single" w:sz="4" w:space="0" w:color="000000"/>
+              <w:bottom w:val="single" w:sz="4" w:space="0" w:color="000000"/>
+              <w:right w:val="single" w:sz="4" w:space="0" w:color="000000"/>
+            </w:tcBorders>
+          </w:tcPr>
+          <w:p>
+            <w:pPr>
+              <w:pStyle w:val="Normal"/>
+              <w:widowControl/>
+              <w:suppressAutoHyphens w:val="true"/>
+              <w:spacing w:before="0" w:after="0"/>
+              <w:jc w:val="center"/>
+              <w:rPr>
+                <w:sz w:val="20"/>
+                <w:szCs w:val="20"/>
+              </w:rPr>
+            </w:pPr>
+            <w:r>
+              <w:rPr>
+                <w:sz w:val="20"/>
+                <w:szCs w:val="20"/>
+              </w:rPr>
+              <w:t>S3</w:t>
+            </w:r>
+          </w:p>
+        </w:tc>
+        <w:tc>
+          <w:tcPr>
+            <w:tcW w:w="2311" w:type="dxa"/>
+            <w:tcBorders>
+              <w:left w:val="single" w:sz="4" w:space="0" w:color="000000"/>
+              <w:bottom w:val="single" w:sz="4" w:space="0" w:color="000000"/>
+              <w:right w:val="single" w:sz="4" w:space="0" w:color="000000"/>
+            </w:tcBorders>
+          </w:tcPr>
+          <w:p>
+            <w:pPr>
+              <w:pStyle w:val="Normal"/>
+              <w:jc w:val="center"/>
+              <w:rPr>
+                <w:sz w:val="20"/>
+                <w:szCs w:val="20"/>
+              </w:rPr>
+            </w:pPr>
+            <w:r>
+              <w:rPr>
+                <w:sz w:val="20"/>
+                <w:szCs w:val="20"/>
+              </w:rPr>
+              <w:t>Diagrams</w:t>
+            </w:r>
+          </w:p>
+        </w:tc>
+        <w:tc>
+          <w:tcPr>
+            <w:tcW w:w="1611" w:type="dxa"/>
+            <w:tcBorders>
+              <w:left w:val="single" w:sz="4" w:space="0" w:color="000000"/>
+              <w:bottom w:val="single" w:sz="4" w:space="0" w:color="000000"/>
+              <w:right w:val="single" w:sz="4" w:space="0" w:color="000000"/>
+            </w:tcBorders>
+          </w:tcPr>
+          <w:p>
+            <w:pPr>
+              <w:pStyle w:val="Normal"/>
+              <w:widowControl/>
+              <w:suppressAutoHyphens w:val="true"/>
+              <w:spacing w:before="0" w:after="0"/>
+              <w:jc w:val="center"/>
+              <w:rPr>
+                <w:sz w:val="20"/>
+                <w:szCs w:val="20"/>
+              </w:rPr>
+            </w:pPr>
+            <w:r>
+              <w:rPr>
+                <w:sz w:val="20"/>
+                <w:szCs w:val="20"/>
+              </w:rPr>
+              <w:t>D3, D4, D5</w:t>
+            </w:r>
+          </w:p>
+        </w:tc>
+        <w:tc>
+          <w:tcPr>
+            <w:tcW w:w="2494" w:type="dxa"/>
+            <w:tcBorders>
+              <w:left w:val="single" w:sz="4" w:space="0" w:color="000000"/>
+              <w:bottom w:val="single" w:sz="4" w:space="0" w:color="000000"/>
+              <w:right w:val="single" w:sz="4" w:space="0" w:color="000000"/>
+            </w:tcBorders>
+          </w:tcPr>
+          <w:p>
+            <w:pPr>
+              <w:pStyle w:val="Normal"/>
+              <w:jc w:val="center"/>
+              <w:rPr>
+                <w:sz w:val="20"/>
+                <w:szCs w:val="20"/>
+              </w:rPr>
+            </w:pPr>
+            <w:r>
+              <w:rPr>
+                <w:sz w:val="20"/>
+                <w:szCs w:val="20"/>
+              </w:rPr>
+              <w:t>Yes</w:t>
+            </w:r>
+          </w:p>
+        </w:tc>
+        <w:tc>
+          <w:tcPr>
+            <w:tcW w:w="1806" w:type="dxa"/>
+            <w:tcBorders>
+              <w:left w:val="single" w:sz="4" w:space="0" w:color="000000"/>
+              <w:bottom w:val="single" w:sz="4" w:space="0" w:color="000000"/>
+              <w:right w:val="single" w:sz="4" w:space="0" w:color="000000"/>
+            </w:tcBorders>
+          </w:tcPr>
+          <w:p>
+            <w:pPr>
+              <w:pStyle w:val="Normal"/>
+              <w:widowControl/>
+              <w:suppressAutoHyphens w:val="true"/>
+              <w:spacing w:before="0" w:after="0"/>
+              <w:jc w:val="center"/>
+              <w:rPr>
+                <w:sz w:val="20"/>
+                <w:szCs w:val="20"/>
+              </w:rPr>
+            </w:pPr>
+            <w:r>
+              <w:rPr>
+                <w:sz w:val="20"/>
+                <w:szCs w:val="20"/>
+              </w:rPr>
+              <w:t xml:space="preserve">Diagrams show admin_comment in the model and the admin comment workflow. </w:t>
+            </w:r>
+          </w:p>
+        </w:tc>
+      </w:tr>
+      <w:tr>
+        <w:trPr>
+          <w:trHeight w:val="1713" w:hRule="atLeast"/>
+        </w:trPr>
+        <w:tc>
+          <w:tcPr>
+            <w:tcW w:w="794" w:type="dxa"/>
+            <w:tcBorders>
+              <w:left w:val="single" w:sz="4" w:space="0" w:color="000000"/>
+              <w:bottom w:val="single" w:sz="4" w:space="0" w:color="000000"/>
+              <w:right w:val="single" w:sz="4" w:space="0" w:color="000000"/>
+            </w:tcBorders>
+          </w:tcPr>
+          <w:p>
+            <w:pPr>
+              <w:pStyle w:val="Normal"/>
+              <w:widowControl/>
+              <w:suppressAutoHyphens w:val="true"/>
+              <w:spacing w:before="0" w:after="0"/>
+              <w:jc w:val="center"/>
+              <w:rPr>
+                <w:sz w:val="20"/>
+                <w:szCs w:val="20"/>
+              </w:rPr>
+            </w:pPr>
+            <w:r>
+              <w:rPr>
+                <w:sz w:val="20"/>
+                <w:szCs w:val="20"/>
+              </w:rPr>
+              <w:t>S3</w:t>
+            </w:r>
+          </w:p>
+        </w:tc>
+        <w:tc>
+          <w:tcPr>
+            <w:tcW w:w="2311" w:type="dxa"/>
+            <w:tcBorders>
+              <w:left w:val="single" w:sz="4" w:space="0" w:color="000000"/>
+              <w:bottom w:val="single" w:sz="4" w:space="0" w:color="000000"/>
+              <w:right w:val="single" w:sz="4" w:space="0" w:color="000000"/>
+            </w:tcBorders>
+          </w:tcPr>
+          <w:p>
+            <w:pPr>
+              <w:pStyle w:val="Normal"/>
+              <w:jc w:val="center"/>
+              <w:rPr>
+                <w:sz w:val="20"/>
+                <w:szCs w:val="20"/>
+              </w:rPr>
+            </w:pPr>
+            <w:r>
+              <w:rPr>
+                <w:sz w:val="20"/>
+                <w:szCs w:val="20"/>
+              </w:rPr>
+              <w:t>Test screenshot</w:t>
+            </w:r>
+          </w:p>
+        </w:tc>
+        <w:tc>
+          <w:tcPr>
+            <w:tcW w:w="1611" w:type="dxa"/>
+            <w:tcBorders>
+              <w:left w:val="single" w:sz="4" w:space="0" w:color="000000"/>
+              <w:bottom w:val="single" w:sz="4" w:space="0" w:color="000000"/>
+              <w:right w:val="single" w:sz="4" w:space="0" w:color="000000"/>
+            </w:tcBorders>
+          </w:tcPr>
+          <w:p>
+            <w:pPr>
+              <w:pStyle w:val="Normal"/>
+              <w:widowControl/>
+              <w:suppressAutoHyphens w:val="true"/>
+              <w:spacing w:before="0" w:after="0"/>
+              <w:jc w:val="center"/>
+              <w:rPr>
+                <w:sz w:val="20"/>
+                <w:szCs w:val="20"/>
+              </w:rPr>
+            </w:pPr>
+            <w:r>
+              <w:rPr>
+                <w:sz w:val="20"/>
+                <w:szCs w:val="20"/>
+              </w:rPr>
+              <w:drawing>
+                <wp:anchor behindDoc="0" distT="0" distB="0" distL="0" distR="0" simplePos="0" locked="0" layoutInCell="0" allowOverlap="1" relativeHeight="4">
+                  <wp:simplePos x="0" y="0"/>
+                  <wp:positionH relativeFrom="column">
+                    <wp:align>center</wp:align>
+                  </wp:positionH>
+                  <wp:positionV relativeFrom="paragraph">
+                    <wp:posOffset>635</wp:posOffset>
+                  </wp:positionV>
+                  <wp:extent cx="885825" cy="549910"/>
+                  <wp:effectExtent l="0" t="0" r="0" b="0"/>
+                  <wp:wrapSquare wrapText="largest"/>
+                  <wp:docPr id="3" name="Image2" descr=""/>
+                  <wp:cNvGraphicFramePr>
+                    <a:graphicFrameLocks xmlns:a="http://schemas.openxmlformats.org/drawingml/2006/main" noChangeAspect="1"/>
+                  </wp:cNvGraphicFramePr>
+                  <a:graphic xmlns:a="http://schemas.openxmlformats.org/drawingml/2006/main">
+                    <a:graphicData uri="http://schemas.openxmlformats.org/drawingml/2006/picture">
+                      <pic:pic xmlns:pic="http://schemas.openxmlformats.org/drawingml/2006/picture">
+                        <pic:nvPicPr>
+                          <pic:cNvPr id="3" name="Image2" descr=""/>
+                          <pic:cNvPicPr>
+                            <a:picLocks noChangeAspect="1" noChangeArrowheads="1"/>
+                          </pic:cNvPicPr>
+                        </pic:nvPicPr>
+                        <pic:blipFill>
+                          <a:blip r:embed="rId9"/>
+                          <a:stretch>
+                            <a:fillRect/>
+                          </a:stretch>
+                        </pic:blipFill>
+                        <pic:spPr bwMode="auto">
+                          <a:xfrm>
+                            <a:off x="0" y="0"/>
+                            <a:ext cx="885825" cy="549910"/>
+                          </a:xfrm>
+                          <a:prstGeom prst="rect">
+                            <a:avLst/>
+                          </a:prstGeom>
+                        </pic:spPr>
+                      </pic:pic>
+                    </a:graphicData>
+                  </a:graphic>
+                </wp:anchor>
+              </w:drawing>
+            </w:r>
+          </w:p>
+        </w:tc>
+        <w:tc>
+          <w:tcPr>
+            <w:tcW w:w="2494" w:type="dxa"/>
+            <w:tcBorders>
+              <w:left w:val="single" w:sz="4" w:space="0" w:color="000000"/>
+              <w:bottom w:val="single" w:sz="4" w:space="0" w:color="000000"/>
+              <w:right w:val="single" w:sz="4" w:space="0" w:color="000000"/>
+            </w:tcBorders>
+          </w:tcPr>
+          <w:p>
+            <w:pPr>
+              <w:pStyle w:val="Normal"/>
+              <w:jc w:val="center"/>
+              <w:rPr>
+                <w:sz w:val="20"/>
+                <w:szCs w:val="20"/>
+              </w:rPr>
+            </w:pPr>
+            <w:r>
+              <w:rPr>
+                <w:sz w:val="20"/>
+                <w:szCs w:val="20"/>
+              </w:rPr>
+              <w:t>Yes</w:t>
+            </w:r>
+          </w:p>
+        </w:tc>
+        <w:tc>
+          <w:tcPr>
+            <w:tcW w:w="1806" w:type="dxa"/>
+            <w:tcBorders>
+              <w:left w:val="single" w:sz="4" w:space="0" w:color="000000"/>
+              <w:bottom w:val="single" w:sz="4" w:space="0" w:color="000000"/>
+              <w:right w:val="single" w:sz="4" w:space="0" w:color="000000"/>
+            </w:tcBorders>
+          </w:tcPr>
+          <w:p>
+            <w:pPr>
+              <w:pStyle w:val="Normal"/>
+              <w:widowControl/>
+              <w:suppressAutoHyphens w:val="true"/>
+              <w:spacing w:before="0" w:after="0"/>
+              <w:jc w:val="center"/>
+              <w:rPr>
+                <w:sz w:val="20"/>
+                <w:szCs w:val="20"/>
+              </w:rPr>
+            </w:pPr>
+            <w:r>
+              <w:rPr>
+                <w:sz w:val="20"/>
+                <w:szCs w:val="20"/>
+              </w:rPr>
+              <w:t xml:space="preserve">Admin opens a patient’s logs, adds/edits a comment, saves it, and the comment is displayed on the user’s log list. </w:t>
+            </w:r>
+          </w:p>
+        </w:tc>
+      </w:tr>
+      <w:tr>
+        <w:trPr>
+          <w:trHeight w:val="1713" w:hRule="atLeast"/>
+        </w:trPr>
+        <w:tc>
+          <w:tcPr>
+            <w:tcW w:w="794" w:type="dxa"/>
+            <w:tcBorders>
+              <w:left w:val="single" w:sz="4" w:space="0" w:color="000000"/>
+              <w:bottom w:val="single" w:sz="4" w:space="0" w:color="000000"/>
+              <w:right w:val="single" w:sz="4" w:space="0" w:color="000000"/>
+            </w:tcBorders>
+          </w:tcPr>
+          <w:p>
+            <w:pPr>
+              <w:pStyle w:val="Normal"/>
+              <w:widowControl/>
+              <w:suppressAutoHyphens w:val="true"/>
+              <w:spacing w:before="0" w:after="0"/>
+              <w:jc w:val="center"/>
+              <w:rPr>
+                <w:sz w:val="20"/>
+                <w:szCs w:val="20"/>
+              </w:rPr>
+            </w:pPr>
+            <w:r>
+              <w:rPr>
+                <w:sz w:val="20"/>
+                <w:szCs w:val="20"/>
+              </w:rPr>
+              <w:t>S4</w:t>
+            </w:r>
+          </w:p>
+        </w:tc>
+        <w:tc>
+          <w:tcPr>
+            <w:tcW w:w="2311" w:type="dxa"/>
+            <w:tcBorders>
+              <w:left w:val="single" w:sz="4" w:space="0" w:color="000000"/>
+              <w:bottom w:val="single" w:sz="4" w:space="0" w:color="000000"/>
+              <w:right w:val="single" w:sz="4" w:space="0" w:color="000000"/>
+            </w:tcBorders>
+          </w:tcPr>
+          <w:p>
+            <w:pPr>
+              <w:pStyle w:val="Normal"/>
+              <w:jc w:val="center"/>
+              <w:rPr>
+                <w:sz w:val="20"/>
+                <w:szCs w:val="20"/>
+              </w:rPr>
+            </w:pPr>
+            <w:r>
+              <w:rPr>
+                <w:sz w:val="20"/>
+                <w:szCs w:val="20"/>
+              </w:rPr>
+              <w:t>Git commit</w:t>
+            </w:r>
+          </w:p>
+        </w:tc>
+        <w:tc>
+          <w:tcPr>
+            <w:tcW w:w="1611" w:type="dxa"/>
+            <w:tcBorders>
+              <w:left w:val="single" w:sz="4" w:space="0" w:color="000000"/>
+              <w:bottom w:val="single" w:sz="4" w:space="0" w:color="000000"/>
+              <w:right w:val="single" w:sz="4" w:space="0" w:color="000000"/>
+            </w:tcBorders>
+          </w:tcPr>
+          <w:p>
+            <w:pPr>
+              <w:pStyle w:val="Normal"/>
+              <w:widowControl/>
+              <w:suppressAutoHyphens w:val="true"/>
+              <w:spacing w:before="0" w:after="0"/>
+              <w:jc w:val="center"/>
+              <w:rPr>
+                <w:sz w:val="20"/>
+                <w:szCs w:val="20"/>
+              </w:rPr>
+            </w:pPr>
+            <w:hyperlink r:id="rId10" w:tgtFrame="_blank">
+              <w:r>
+                <w:rPr>
+                  <w:rStyle w:val="Hyperlink"/>
+                  <w:sz w:val="20"/>
+                  <w:szCs w:val="20"/>
+                </w:rPr>
+                <w:br/>
+                <w:t>https://github.com/mxh1247/bus-34-coursework/commit/26da2a736b0cbb695a63584f54bae94ca691c2e8</w:t>
+              </w:r>
+            </w:hyperlink>
+            <w:r>
+              <w:rPr>
+                <w:sz w:val="20"/>
+                <w:szCs w:val="20"/>
+              </w:rPr>
+              <w:t xml:space="preserve"> </w:t>
+            </w:r>
+          </w:p>
+        </w:tc>
+        <w:tc>
+          <w:tcPr>
+            <w:tcW w:w="2494" w:type="dxa"/>
+            <w:tcBorders>
+              <w:left w:val="single" w:sz="4" w:space="0" w:color="000000"/>
+              <w:bottom w:val="single" w:sz="4" w:space="0" w:color="000000"/>
+              <w:right w:val="single" w:sz="4" w:space="0" w:color="000000"/>
+            </w:tcBorders>
+          </w:tcPr>
+          <w:p>
+            <w:pPr>
+              <w:pStyle w:val="Normal"/>
+              <w:jc w:val="center"/>
+              <w:rPr>
+                <w:sz w:val="20"/>
+                <w:szCs w:val="20"/>
+              </w:rPr>
+            </w:pPr>
+            <w:r>
+              <w:rPr>
+                <w:sz w:val="20"/>
+                <w:szCs w:val="20"/>
+              </w:rPr>
+              <w:t>Partial</w:t>
+            </w:r>
+          </w:p>
+        </w:tc>
+        <w:tc>
+          <w:tcPr>
+            <w:tcW w:w="1806" w:type="dxa"/>
+            <w:tcBorders>
+              <w:left w:val="single" w:sz="4" w:space="0" w:color="000000"/>
+              <w:bottom w:val="single" w:sz="4" w:space="0" w:color="000000"/>
+              <w:right w:val="single" w:sz="4" w:space="0" w:color="000000"/>
+            </w:tcBorders>
+          </w:tcPr>
+          <w:p>
+            <w:pPr>
+              <w:pStyle w:val="Normal"/>
+              <w:widowControl/>
+              <w:suppressAutoHyphens w:val="true"/>
+              <w:spacing w:before="0" w:after="0"/>
+              <w:jc w:val="center"/>
+              <w:rPr>
+                <w:sz w:val="20"/>
+                <w:szCs w:val="20"/>
+              </w:rPr>
+            </w:pPr>
+            <w:r>
+              <w:rPr>
+                <w:sz w:val="20"/>
+                <w:szCs w:val="20"/>
+              </w:rPr>
+              <w:t xml:space="preserve">Basic user deletion exists, but the original S4 criteria are not fully met because there is no user search or proper admin permission system. </w:t>
+            </w:r>
+          </w:p>
+        </w:tc>
+      </w:tr>
+      <w:tr>
+        <w:trPr>
+          <w:trHeight w:val="1713" w:hRule="atLeast"/>
+        </w:trPr>
+        <w:tc>
+          <w:tcPr>
+            <w:tcW w:w="794" w:type="dxa"/>
+            <w:tcBorders>
+              <w:left w:val="single" w:sz="4" w:space="0" w:color="000000"/>
+              <w:bottom w:val="single" w:sz="4" w:space="0" w:color="000000"/>
+              <w:right w:val="single" w:sz="4" w:space="0" w:color="000000"/>
+            </w:tcBorders>
+          </w:tcPr>
+          <w:p>
+            <w:pPr>
+              <w:pStyle w:val="Normal"/>
+              <w:widowControl/>
+              <w:suppressAutoHyphens w:val="true"/>
+              <w:spacing w:before="0" w:after="0"/>
+              <w:jc w:val="center"/>
+              <w:rPr>
+                <w:sz w:val="20"/>
+                <w:szCs w:val="20"/>
+              </w:rPr>
+            </w:pPr>
+            <w:r>
+              <w:rPr>
+                <w:sz w:val="20"/>
+                <w:szCs w:val="20"/>
+                <w:lang w:val="en-GB" w:bidi="ar-SA"/>
+              </w:rPr>
+              <w:t>S4</w:t>
+            </w:r>
+          </w:p>
+        </w:tc>
+        <w:tc>
+          <w:tcPr>
+            <w:tcW w:w="2311" w:type="dxa"/>
+            <w:tcBorders>
               <w:left w:val="single" w:sz="4" w:space="0" w:color="000000"/>
               <w:bottom w:val="single" w:sz="4" w:space="0" w:color="000000"/>
               <w:right w:val="single" w:sz="4" w:space="0" w:color="000000"/>
@@ -6504,22 +8730,34 @@
               <w:pStyle w:val="Normal"/>
               <w:jc w:val="center"/>
               <w:rPr>
-                <w:vanish/>
-                <w:sz w:val="20"/>
-                <w:szCs w:val="20"/>
-              </w:rPr>
-            </w:pPr>
-            <w:r>
-              <w:rPr>
-                <w:vanish/>
-                <w:sz w:val="20"/>
-                <w:szCs w:val="20"/>
-              </w:rPr>
-            </w:r>
-          </w:p>
-          <w:p>
-            <w:pPr>
-              <w:pStyle w:val="Normal"/>
+                <w:sz w:val="20"/>
+                <w:szCs w:val="20"/>
+              </w:rPr>
+            </w:pPr>
+            <w:r>
+              <w:rPr>
+                <w:sz w:val="20"/>
+                <w:szCs w:val="20"/>
+              </w:rPr>
+              <w:t>Test screenshot</w:t>
+            </w:r>
+          </w:p>
+        </w:tc>
+        <w:tc>
+          <w:tcPr>
+            <w:tcW w:w="1611" w:type="dxa"/>
+            <w:tcBorders>
+              <w:left w:val="single" w:sz="4" w:space="0" w:color="000000"/>
+              <w:bottom w:val="single" w:sz="4" w:space="0" w:color="000000"/>
+              <w:right w:val="single" w:sz="4" w:space="0" w:color="000000"/>
+            </w:tcBorders>
+          </w:tcPr>
+          <w:p>
+            <w:pPr>
+              <w:pStyle w:val="Normal"/>
+              <w:widowControl/>
+              <w:suppressAutoHyphens w:val="true"/>
+              <w:spacing w:before="0" w:after="0"/>
               <w:jc w:val="center"/>
               <w:rPr>
                 <w:sz w:val="20"/>
@@ -6527,42 +8765,52 @@
               </w:rPr>
             </w:pPr>
             <w:r>
-              <w:rPr>
-                <w:sz w:val="20"/>
-                <w:szCs w:val="20"/>
-              </w:rPr>
-              <w:t>Git commit</w:t>
-            </w:r>
-          </w:p>
-        </w:tc>
-        <w:tc>
-          <w:tcPr>
-            <w:tcW w:w="1611" w:type="dxa"/>
-            <w:tcBorders>
-              <w:top w:val="single" w:sz="4" w:space="0" w:color="000000"/>
-              <w:left w:val="single" w:sz="4" w:space="0" w:color="000000"/>
-              <w:bottom w:val="single" w:sz="4" w:space="0" w:color="000000"/>
-              <w:right w:val="single" w:sz="4" w:space="0" w:color="000000"/>
-            </w:tcBorders>
-          </w:tcPr>
-          <w:p>
-            <w:pPr>
-              <w:pStyle w:val="Normal"/>
-              <w:widowControl/>
-              <w:suppressAutoHyphens w:val="true"/>
-              <w:spacing w:before="0" w:after="0"/>
-              <w:jc w:val="center"/>
-              <w:rPr>
-                <w:sz w:val="20"/>
-                <w:szCs w:val="20"/>
-              </w:rPr>
-            </w:pPr>
-            <w:r>
-              <w:rPr>
-                <w:rStyle w:val="HTMLCode"/>
-                <w:lang w:val="en-GB" w:bidi="ar-SA"/>
-              </w:rPr>
-              <w:t>a3f9c2</w:t>
+              <w:rPr/>
+              <w:drawing>
+                <wp:anchor behindDoc="0" distT="0" distB="0" distL="0" distR="0" simplePos="0" locked="0" layoutInCell="0" allowOverlap="1" relativeHeight="5">
+                  <wp:simplePos x="0" y="0"/>
+                  <wp:positionH relativeFrom="column">
+                    <wp:align>center</wp:align>
+                  </wp:positionH>
+                  <wp:positionV relativeFrom="paragraph">
+                    <wp:posOffset>635</wp:posOffset>
+                  </wp:positionV>
+                  <wp:extent cx="885825" cy="397510"/>
+                  <wp:effectExtent l="0" t="0" r="0" b="0"/>
+                  <wp:wrapSquare wrapText="largest"/>
+                  <wp:docPr id="4" name="Image3" descr=""/>
+                  <wp:cNvGraphicFramePr>
+                    <a:graphicFrameLocks xmlns:a="http://schemas.openxmlformats.org/drawingml/2006/main" noChangeAspect="1"/>
+                  </wp:cNvGraphicFramePr>
+                  <a:graphic xmlns:a="http://schemas.openxmlformats.org/drawingml/2006/main">
+                    <a:graphicData uri="http://schemas.openxmlformats.org/drawingml/2006/picture">
+                      <pic:pic xmlns:pic="http://schemas.openxmlformats.org/drawingml/2006/picture">
+                        <pic:nvPicPr>
+                          <pic:cNvPr id="4" name="Image3" descr=""/>
+                          <pic:cNvPicPr>
+                            <a:picLocks noChangeAspect="1" noChangeArrowheads="1"/>
+                          </pic:cNvPicPr>
+                        </pic:nvPicPr>
+                        <pic:blipFill>
+                          <a:blip r:embed="rId11"/>
+                          <a:stretch>
+                            <a:fillRect/>
+                          </a:stretch>
+                        </pic:blipFill>
+                        <pic:spPr bwMode="auto">
+                          <a:xfrm>
+                            <a:off x="0" y="0"/>
+                            <a:ext cx="885825" cy="397510"/>
+                          </a:xfrm>
+                          <a:prstGeom prst="rect">
+                            <a:avLst/>
+                          </a:prstGeom>
+                        </pic:spPr>
+                      </pic:pic>
+                    </a:graphicData>
+                  </a:graphic>
+                </wp:anchor>
+              </w:drawing>
             </w:r>
           </w:p>
         </w:tc>
@@ -6570,7 +8818,6 @@
           <w:tcPr>
             <w:tcW w:w="2494" w:type="dxa"/>
             <w:tcBorders>
-              <w:top w:val="single" w:sz="4" w:space="0" w:color="000000"/>
               <w:left w:val="single" w:sz="4" w:space="0" w:color="000000"/>
               <w:bottom w:val="single" w:sz="4" w:space="0" w:color="000000"/>
               <w:right w:val="single" w:sz="4" w:space="0" w:color="000000"/>
@@ -6591,7 +8838,7 @@
             </w:tblPr>
             <w:tblGrid>
               <w:gridCol w:w="484"/>
-              <w:gridCol w:w="1774"/>
+              <w:gridCol w:w="1775"/>
             </w:tblGrid>
             <w:tr>
               <w:trPr>
@@ -6622,170 +8869,7 @@
               </w:tc>
               <w:tc>
                 <w:tcPr>
-                  <w:tcW w:w="1774" w:type="dxa"/>
-                  <w:tcBorders/>
-                  <w:vAlign w:val="center"/>
-                </w:tcPr>
-                <w:p>
-                  <w:pPr>
-                    <w:pStyle w:val="Normal"/>
-                    <w:jc w:val="center"/>
-                    <w:rPr>
-                      <w:sz w:val="20"/>
-                      <w:szCs w:val="20"/>
-                    </w:rPr>
-                  </w:pPr>
-                  <w:r>
-                    <w:rPr>
-                      <w:sz w:val="20"/>
-                      <w:szCs w:val="20"/>
-                    </w:rPr>
-                    <w:t>P</w:t>
-                  </w:r>
-                </w:p>
-                <w:p>
-                  <w:pPr>
-                    <w:pStyle w:val="Normal"/>
-                    <w:jc w:val="center"/>
-                    <w:rPr>
-                      <w:sz w:val="20"/>
-                      <w:szCs w:val="20"/>
-                    </w:rPr>
-                  </w:pPr>
-                  <w:r>
-                    <w:rPr>
-                      <w:sz w:val="20"/>
-                      <w:szCs w:val="20"/>
-                    </w:rPr>
-                  </w:r>
-                </w:p>
-              </w:tc>
-            </w:tr>
-          </w:tbl>
-          <w:p>
-            <w:pPr>
-              <w:pStyle w:val="Normal"/>
-              <w:jc w:val="center"/>
-              <w:rPr>
-                <w:sz w:val="20"/>
-                <w:szCs w:val="20"/>
-              </w:rPr>
-            </w:pPr>
-            <w:r>
-              <w:rPr>
-                <w:sz w:val="20"/>
-                <w:szCs w:val="20"/>
-              </w:rPr>
-            </w:r>
-          </w:p>
-        </w:tc>
-        <w:tc>
-          <w:tcPr>
-            <w:tcW w:w="1806" w:type="dxa"/>
-            <w:tcBorders>
-              <w:top w:val="single" w:sz="4" w:space="0" w:color="000000"/>
-              <w:left w:val="single" w:sz="4" w:space="0" w:color="000000"/>
-              <w:bottom w:val="single" w:sz="4" w:space="0" w:color="000000"/>
-              <w:right w:val="single" w:sz="4" w:space="0" w:color="000000"/>
-            </w:tcBorders>
-          </w:tcPr>
-          <w:p>
-            <w:pPr>
-              <w:pStyle w:val="Normal"/>
-              <w:widowControl/>
-              <w:suppressAutoHyphens w:val="true"/>
-              <w:spacing w:before="0" w:after="0"/>
-              <w:jc w:val="center"/>
-              <w:rPr>
-                <w:sz w:val="20"/>
-                <w:szCs w:val="20"/>
-              </w:rPr>
-            </w:pPr>
-            <w:r>
-              <w:rPr>
-                <w:sz w:val="20"/>
-                <w:szCs w:val="20"/>
-                <w:lang w:val="en-GB" w:bidi="ar-SA"/>
-              </w:rPr>
-              <w:t>Task saving works, but keyboard navigation is not fully implemented.</w:t>
-            </w:r>
-          </w:p>
-        </w:tc>
-      </w:tr>
-      <w:tr>
-        <w:trPr>
-          <w:trHeight w:val="1713" w:hRule="atLeast"/>
-        </w:trPr>
-        <w:tc>
-          <w:tcPr>
-            <w:tcW w:w="794" w:type="dxa"/>
-            <w:tcBorders>
-              <w:left w:val="single" w:sz="4" w:space="0" w:color="000000"/>
-              <w:bottom w:val="single" w:sz="4" w:space="0" w:color="000000"/>
-              <w:right w:val="single" w:sz="4" w:space="0" w:color="000000"/>
-            </w:tcBorders>
-          </w:tcPr>
-          <w:p>
-            <w:pPr>
-              <w:pStyle w:val="Normal"/>
-              <w:widowControl/>
-              <w:suppressAutoHyphens w:val="true"/>
-              <w:spacing w:before="0" w:after="0"/>
-              <w:jc w:val="center"/>
-              <w:rPr>
-                <w:sz w:val="20"/>
-                <w:szCs w:val="20"/>
-              </w:rPr>
-            </w:pPr>
-            <w:r>
-              <w:rPr>
-                <w:sz w:val="20"/>
-                <w:szCs w:val="20"/>
-              </w:rPr>
-            </w:r>
-          </w:p>
-        </w:tc>
-        <w:tc>
-          <w:tcPr>
-            <w:tcW w:w="2311" w:type="dxa"/>
-            <w:tcBorders>
-              <w:left w:val="single" w:sz="4" w:space="0" w:color="000000"/>
-              <w:bottom w:val="single" w:sz="4" w:space="0" w:color="000000"/>
-              <w:right w:val="single" w:sz="4" w:space="0" w:color="000000"/>
-            </w:tcBorders>
-          </w:tcPr>
-          <w:p>
-            <w:pPr>
-              <w:pStyle w:val="Normal"/>
-              <w:rPr/>
-            </w:pPr>
-            <w:r>
-              <w:rPr/>
-            </w:r>
-          </w:p>
-          <w:tbl>
-            <w:tblPr>
-              <w:tblW w:w="114" w:type="dxa"/>
-              <w:jc w:val="left"/>
-              <w:tblInd w:w="4" w:type="dxa"/>
-              <w:tblLayout w:type="fixed"/>
-              <w:tblCellMar>
-                <w:top w:w="15" w:type="dxa"/>
-                <w:left w:w="15" w:type="dxa"/>
-                <w:bottom w:w="15" w:type="dxa"/>
-                <w:right w:w="15" w:type="dxa"/>
-              </w:tblCellMar>
-            </w:tblPr>
-            <w:tblGrid>
-              <w:gridCol w:w="114"/>
-            </w:tblGrid>
-            <w:tr>
-              <w:trPr>
-                <w:trHeight w:val="9" w:hRule="exact"/>
-              </w:trPr>
-              <w:tc>
-                <w:tcPr>
-                  <w:tcW w:w="114" w:type="dxa"/>
+                  <w:tcW w:w="1775" w:type="dxa"/>
                   <w:tcBorders/>
                   <w:vAlign w:val="center"/>
                 </w:tcPr>
@@ -6813,22 +8897,34 @@
               <w:pStyle w:val="Normal"/>
               <w:jc w:val="center"/>
               <w:rPr>
-                <w:vanish/>
-                <w:sz w:val="20"/>
-                <w:szCs w:val="20"/>
-              </w:rPr>
-            </w:pPr>
-            <w:r>
-              <w:rPr>
-                <w:vanish/>
-                <w:sz w:val="20"/>
-                <w:szCs w:val="20"/>
-              </w:rPr>
-            </w:r>
-          </w:p>
-          <w:p>
-            <w:pPr>
-              <w:pStyle w:val="Normal"/>
+                <w:sz w:val="20"/>
+                <w:szCs w:val="20"/>
+              </w:rPr>
+            </w:pPr>
+            <w:r>
+              <w:rPr>
+                <w:sz w:val="20"/>
+                <w:szCs w:val="20"/>
+              </w:rPr>
+              <w:t>Partial</w:t>
+            </w:r>
+          </w:p>
+        </w:tc>
+        <w:tc>
+          <w:tcPr>
+            <w:tcW w:w="1806" w:type="dxa"/>
+            <w:tcBorders>
+              <w:left w:val="single" w:sz="4" w:space="0" w:color="000000"/>
+              <w:bottom w:val="single" w:sz="4" w:space="0" w:color="000000"/>
+              <w:right w:val="single" w:sz="4" w:space="0" w:color="000000"/>
+            </w:tcBorders>
+          </w:tcPr>
+          <w:p>
+            <w:pPr>
+              <w:pStyle w:val="Normal"/>
+              <w:widowControl/>
+              <w:suppressAutoHyphens w:val="true"/>
+              <w:spacing w:before="0" w:after="0"/>
               <w:jc w:val="center"/>
               <w:rPr>
                 <w:sz w:val="20"/>
@@ -6839,2232 +8935,9 @@
               <w:rPr>
                 <w:sz w:val="20"/>
                 <w:szCs w:val="20"/>
-              </w:rPr>
-              <w:t>Git commit</w:t>
-            </w:r>
-          </w:p>
-        </w:tc>
-        <w:tc>
-          <w:tcPr>
-            <w:tcW w:w="1611" w:type="dxa"/>
-            <w:tcBorders>
-              <w:left w:val="single" w:sz="4" w:space="0" w:color="000000"/>
-              <w:bottom w:val="single" w:sz="4" w:space="0" w:color="000000"/>
-              <w:right w:val="single" w:sz="4" w:space="0" w:color="000000"/>
-            </w:tcBorders>
-          </w:tcPr>
-          <w:p>
-            <w:pPr>
-              <w:pStyle w:val="Normal"/>
-              <w:widowControl/>
-              <w:suppressAutoHyphens w:val="true"/>
-              <w:spacing w:before="0" w:after="0"/>
-              <w:jc w:val="center"/>
-              <w:rPr>
-                <w:sz w:val="20"/>
-                <w:szCs w:val="20"/>
-              </w:rPr>
-            </w:pPr>
-            <w:r>
-              <w:rPr>
-                <w:sz w:val="20"/>
-                <w:szCs w:val="20"/>
-              </w:rPr>
-            </w:r>
-          </w:p>
-        </w:tc>
-        <w:tc>
-          <w:tcPr>
-            <w:tcW w:w="2494" w:type="dxa"/>
-            <w:tcBorders>
-              <w:left w:val="single" w:sz="4" w:space="0" w:color="000000"/>
-              <w:bottom w:val="single" w:sz="4" w:space="0" w:color="000000"/>
-              <w:right w:val="single" w:sz="4" w:space="0" w:color="000000"/>
-            </w:tcBorders>
-          </w:tcPr>
-          <w:p>
-            <w:pPr>
-              <w:pStyle w:val="Normal"/>
-              <w:jc w:val="center"/>
-              <w:rPr>
-                <w:sz w:val="20"/>
-                <w:szCs w:val="20"/>
-              </w:rPr>
-            </w:pPr>
-            <w:r>
-              <w:rPr>
-                <w:sz w:val="20"/>
-                <w:szCs w:val="20"/>
-              </w:rPr>
-            </w:r>
-          </w:p>
-        </w:tc>
-        <w:tc>
-          <w:tcPr>
-            <w:tcW w:w="1806" w:type="dxa"/>
-            <w:tcBorders>
-              <w:left w:val="single" w:sz="4" w:space="0" w:color="000000"/>
-              <w:bottom w:val="single" w:sz="4" w:space="0" w:color="000000"/>
-              <w:right w:val="single" w:sz="4" w:space="0" w:color="000000"/>
-            </w:tcBorders>
-          </w:tcPr>
-          <w:p>
-            <w:pPr>
-              <w:pStyle w:val="Normal"/>
-              <w:widowControl/>
-              <w:suppressAutoHyphens w:val="true"/>
-              <w:spacing w:before="0" w:after="0"/>
-              <w:jc w:val="center"/>
-              <w:rPr>
-                <w:sz w:val="20"/>
-                <w:szCs w:val="20"/>
-              </w:rPr>
-            </w:pPr>
-            <w:r>
-              <w:rPr>
-                <w:sz w:val="20"/>
-                <w:szCs w:val="20"/>
-              </w:rPr>
-            </w:r>
-          </w:p>
-        </w:tc>
-      </w:tr>
-      <w:tr>
-        <w:trPr>
-          <w:trHeight w:val="1713" w:hRule="atLeast"/>
-        </w:trPr>
-        <w:tc>
-          <w:tcPr>
-            <w:tcW w:w="794" w:type="dxa"/>
-            <w:tcBorders>
-              <w:left w:val="single" w:sz="4" w:space="0" w:color="000000"/>
-              <w:bottom w:val="single" w:sz="4" w:space="0" w:color="000000"/>
-              <w:right w:val="single" w:sz="4" w:space="0" w:color="000000"/>
-            </w:tcBorders>
-          </w:tcPr>
-          <w:p>
-            <w:pPr>
-              <w:pStyle w:val="Normal"/>
-              <w:widowControl/>
-              <w:suppressAutoHyphens w:val="true"/>
-              <w:spacing w:before="0" w:after="0"/>
-              <w:jc w:val="center"/>
-              <w:rPr>
-                <w:sz w:val="20"/>
-                <w:szCs w:val="20"/>
-              </w:rPr>
-            </w:pPr>
-            <w:r>
-              <w:rPr>
-                <w:sz w:val="20"/>
-                <w:szCs w:val="20"/>
-              </w:rPr>
-            </w:r>
-          </w:p>
-        </w:tc>
-        <w:tc>
-          <w:tcPr>
-            <w:tcW w:w="2311" w:type="dxa"/>
-            <w:tcBorders>
-              <w:left w:val="single" w:sz="4" w:space="0" w:color="000000"/>
-              <w:bottom w:val="single" w:sz="4" w:space="0" w:color="000000"/>
-              <w:right w:val="single" w:sz="4" w:space="0" w:color="000000"/>
-            </w:tcBorders>
-          </w:tcPr>
-          <w:p>
-            <w:pPr>
-              <w:pStyle w:val="Normal"/>
-              <w:rPr/>
-            </w:pPr>
-            <w:r>
-              <w:rPr/>
-            </w:r>
-          </w:p>
-          <w:tbl>
-            <w:tblPr>
-              <w:tblW w:w="114" w:type="dxa"/>
-              <w:jc w:val="left"/>
-              <w:tblInd w:w="4" w:type="dxa"/>
-              <w:tblLayout w:type="fixed"/>
-              <w:tblCellMar>
-                <w:top w:w="15" w:type="dxa"/>
-                <w:left w:w="15" w:type="dxa"/>
-                <w:bottom w:w="15" w:type="dxa"/>
-                <w:right w:w="15" w:type="dxa"/>
-              </w:tblCellMar>
-            </w:tblPr>
-            <w:tblGrid>
-              <w:gridCol w:w="114"/>
-            </w:tblGrid>
-            <w:tr>
-              <w:trPr>
-                <w:trHeight w:val="9" w:hRule="exact"/>
-              </w:trPr>
-              <w:tc>
-                <w:tcPr>
-                  <w:tcW w:w="114" w:type="dxa"/>
-                  <w:tcBorders/>
-                  <w:vAlign w:val="center"/>
-                </w:tcPr>
-                <w:p>
-                  <w:pPr>
-                    <w:pStyle w:val="Normal"/>
-                    <w:jc w:val="center"/>
-                    <w:rPr>
-                      <w:sz w:val="20"/>
-                      <w:szCs w:val="20"/>
-                    </w:rPr>
-                  </w:pPr>
-                  <w:r>
-                    <w:rPr>
-                      <w:sz w:val="20"/>
-                      <w:szCs w:val="20"/>
-                    </w:rPr>
-                  </w:r>
-                </w:p>
-              </w:tc>
-            </w:tr>
-          </w:tbl>
-          <w:p>
-            <w:pPr>
-              <w:pStyle w:val="Normal"/>
-              <w:jc w:val="center"/>
-              <w:rPr>
-                <w:vanish/>
-                <w:sz w:val="20"/>
-                <w:szCs w:val="20"/>
-              </w:rPr>
-            </w:pPr>
-            <w:r>
-              <w:rPr>
-                <w:vanish/>
-                <w:sz w:val="20"/>
-                <w:szCs w:val="20"/>
-              </w:rPr>
-            </w:r>
-          </w:p>
-          <w:p>
-            <w:pPr>
-              <w:pStyle w:val="Normal"/>
-              <w:jc w:val="center"/>
-              <w:rPr>
-                <w:sz w:val="20"/>
-                <w:szCs w:val="20"/>
-              </w:rPr>
-            </w:pPr>
-            <w:r>
-              <w:rPr/>
-              <w:t>Git commit</w:t>
-            </w:r>
-          </w:p>
-        </w:tc>
-        <w:tc>
-          <w:tcPr>
-            <w:tcW w:w="1611" w:type="dxa"/>
-            <w:tcBorders>
-              <w:left w:val="single" w:sz="4" w:space="0" w:color="000000"/>
-              <w:bottom w:val="single" w:sz="4" w:space="0" w:color="000000"/>
-              <w:right w:val="single" w:sz="4" w:space="0" w:color="000000"/>
-            </w:tcBorders>
-          </w:tcPr>
-          <w:p>
-            <w:pPr>
-              <w:pStyle w:val="Normal"/>
-              <w:widowControl/>
-              <w:suppressAutoHyphens w:val="true"/>
-              <w:spacing w:before="0" w:after="0"/>
-              <w:jc w:val="center"/>
-              <w:rPr>
-                <w:sz w:val="20"/>
-                <w:szCs w:val="20"/>
-              </w:rPr>
-            </w:pPr>
-            <w:r>
-              <w:rPr>
-                <w:sz w:val="20"/>
-                <w:szCs w:val="20"/>
-              </w:rPr>
-            </w:r>
-          </w:p>
-        </w:tc>
-        <w:tc>
-          <w:tcPr>
-            <w:tcW w:w="2494" w:type="dxa"/>
-            <w:tcBorders>
-              <w:left w:val="single" w:sz="4" w:space="0" w:color="000000"/>
-              <w:bottom w:val="single" w:sz="4" w:space="0" w:color="000000"/>
-              <w:right w:val="single" w:sz="4" w:space="0" w:color="000000"/>
-            </w:tcBorders>
-          </w:tcPr>
-          <w:p>
-            <w:pPr>
-              <w:pStyle w:val="Normal"/>
-              <w:jc w:val="center"/>
-              <w:rPr>
-                <w:sz w:val="20"/>
-                <w:szCs w:val="20"/>
-              </w:rPr>
-            </w:pPr>
-            <w:r>
-              <w:rPr>
-                <w:sz w:val="20"/>
-                <w:szCs w:val="20"/>
-              </w:rPr>
-            </w:r>
-          </w:p>
-        </w:tc>
-        <w:tc>
-          <w:tcPr>
-            <w:tcW w:w="1806" w:type="dxa"/>
-            <w:tcBorders>
-              <w:left w:val="single" w:sz="4" w:space="0" w:color="000000"/>
-              <w:bottom w:val="single" w:sz="4" w:space="0" w:color="000000"/>
-              <w:right w:val="single" w:sz="4" w:space="0" w:color="000000"/>
-            </w:tcBorders>
-          </w:tcPr>
-          <w:p>
-            <w:pPr>
-              <w:pStyle w:val="Normal"/>
-              <w:widowControl/>
-              <w:suppressAutoHyphens w:val="true"/>
-              <w:spacing w:before="0" w:after="0"/>
-              <w:jc w:val="center"/>
-              <w:rPr>
-                <w:sz w:val="20"/>
-                <w:szCs w:val="20"/>
-              </w:rPr>
-            </w:pPr>
-            <w:r>
-              <w:rPr>
-                <w:sz w:val="20"/>
-                <w:szCs w:val="20"/>
-              </w:rPr>
-            </w:r>
-          </w:p>
-        </w:tc>
-      </w:tr>
-      <w:tr>
-        <w:trPr>
-          <w:trHeight w:val="1713" w:hRule="atLeast"/>
-        </w:trPr>
-        <w:tc>
-          <w:tcPr>
-            <w:tcW w:w="794" w:type="dxa"/>
-            <w:tcBorders>
-              <w:left w:val="single" w:sz="4" w:space="0" w:color="000000"/>
-              <w:bottom w:val="single" w:sz="4" w:space="0" w:color="000000"/>
-              <w:right w:val="single" w:sz="4" w:space="0" w:color="000000"/>
-            </w:tcBorders>
-          </w:tcPr>
-          <w:p>
-            <w:pPr>
-              <w:pStyle w:val="Normal"/>
-              <w:widowControl/>
-              <w:suppressAutoHyphens w:val="true"/>
-              <w:spacing w:before="0" w:after="0"/>
-              <w:jc w:val="center"/>
-              <w:rPr>
-                <w:sz w:val="20"/>
-                <w:szCs w:val="20"/>
-              </w:rPr>
-            </w:pPr>
-            <w:r>
-              <w:rPr>
-                <w:sz w:val="20"/>
-                <w:szCs w:val="20"/>
-              </w:rPr>
-            </w:r>
-          </w:p>
-        </w:tc>
-        <w:tc>
-          <w:tcPr>
-            <w:tcW w:w="2311" w:type="dxa"/>
-            <w:tcBorders>
-              <w:left w:val="single" w:sz="4" w:space="0" w:color="000000"/>
-              <w:bottom w:val="single" w:sz="4" w:space="0" w:color="000000"/>
-              <w:right w:val="single" w:sz="4" w:space="0" w:color="000000"/>
-            </w:tcBorders>
-          </w:tcPr>
-          <w:p>
-            <w:pPr>
-              <w:pStyle w:val="Normal"/>
-              <w:rPr/>
-            </w:pPr>
-            <w:r>
-              <w:rPr/>
-            </w:r>
-          </w:p>
-          <w:tbl>
-            <w:tblPr>
-              <w:tblW w:w="114" w:type="dxa"/>
-              <w:jc w:val="left"/>
-              <w:tblInd w:w="4" w:type="dxa"/>
-              <w:tblLayout w:type="fixed"/>
-              <w:tblCellMar>
-                <w:top w:w="15" w:type="dxa"/>
-                <w:left w:w="15" w:type="dxa"/>
-                <w:bottom w:w="15" w:type="dxa"/>
-                <w:right w:w="15" w:type="dxa"/>
-              </w:tblCellMar>
-            </w:tblPr>
-            <w:tblGrid>
-              <w:gridCol w:w="114"/>
-            </w:tblGrid>
-            <w:tr>
-              <w:trPr>
-                <w:trHeight w:val="9" w:hRule="exact"/>
-              </w:trPr>
-              <w:tc>
-                <w:tcPr>
-                  <w:tcW w:w="114" w:type="dxa"/>
-                  <w:tcBorders/>
-                  <w:vAlign w:val="center"/>
-                </w:tcPr>
-                <w:p>
-                  <w:pPr>
-                    <w:pStyle w:val="Normal"/>
-                    <w:jc w:val="center"/>
-                    <w:rPr>
-                      <w:sz w:val="20"/>
-                      <w:szCs w:val="20"/>
-                    </w:rPr>
-                  </w:pPr>
-                  <w:r>
-                    <w:rPr>
-                      <w:sz w:val="20"/>
-                      <w:szCs w:val="20"/>
-                    </w:rPr>
-                  </w:r>
-                </w:p>
-              </w:tc>
-            </w:tr>
-          </w:tbl>
-          <w:p>
-            <w:pPr>
-              <w:pStyle w:val="Normal"/>
-              <w:jc w:val="center"/>
-              <w:rPr>
-                <w:vanish/>
-                <w:sz w:val="20"/>
-                <w:szCs w:val="20"/>
-              </w:rPr>
-            </w:pPr>
-            <w:r>
-              <w:rPr>
-                <w:vanish/>
-                <w:sz w:val="20"/>
-                <w:szCs w:val="20"/>
-              </w:rPr>
-            </w:r>
-          </w:p>
-          <w:p>
-            <w:pPr>
-              <w:pStyle w:val="Normal"/>
-              <w:jc w:val="center"/>
-              <w:rPr>
-                <w:sz w:val="20"/>
-                <w:szCs w:val="20"/>
-              </w:rPr>
-            </w:pPr>
-            <w:r>
-              <w:rPr/>
-              <w:t>Git commit</w:t>
-            </w:r>
-          </w:p>
-        </w:tc>
-        <w:tc>
-          <w:tcPr>
-            <w:tcW w:w="1611" w:type="dxa"/>
-            <w:tcBorders>
-              <w:left w:val="single" w:sz="4" w:space="0" w:color="000000"/>
-              <w:bottom w:val="single" w:sz="4" w:space="0" w:color="000000"/>
-              <w:right w:val="single" w:sz="4" w:space="0" w:color="000000"/>
-            </w:tcBorders>
-          </w:tcPr>
-          <w:p>
-            <w:pPr>
-              <w:pStyle w:val="Normal"/>
-              <w:widowControl/>
-              <w:suppressAutoHyphens w:val="true"/>
-              <w:spacing w:before="0" w:after="0"/>
-              <w:jc w:val="center"/>
-              <w:rPr>
-                <w:sz w:val="20"/>
-                <w:szCs w:val="20"/>
-              </w:rPr>
-            </w:pPr>
-            <w:r>
-              <w:rPr>
-                <w:sz w:val="20"/>
-                <w:szCs w:val="20"/>
-              </w:rPr>
-            </w:r>
-          </w:p>
-        </w:tc>
-        <w:tc>
-          <w:tcPr>
-            <w:tcW w:w="2494" w:type="dxa"/>
-            <w:tcBorders>
-              <w:left w:val="single" w:sz="4" w:space="0" w:color="000000"/>
-              <w:bottom w:val="single" w:sz="4" w:space="0" w:color="000000"/>
-              <w:right w:val="single" w:sz="4" w:space="0" w:color="000000"/>
-            </w:tcBorders>
-          </w:tcPr>
-          <w:p>
-            <w:pPr>
-              <w:pStyle w:val="Normal"/>
-              <w:jc w:val="center"/>
-              <w:rPr>
-                <w:sz w:val="20"/>
-                <w:szCs w:val="20"/>
-              </w:rPr>
-            </w:pPr>
-            <w:r>
-              <w:rPr>
-                <w:sz w:val="20"/>
-                <w:szCs w:val="20"/>
-              </w:rPr>
-            </w:r>
-          </w:p>
-        </w:tc>
-        <w:tc>
-          <w:tcPr>
-            <w:tcW w:w="1806" w:type="dxa"/>
-            <w:tcBorders>
-              <w:left w:val="single" w:sz="4" w:space="0" w:color="000000"/>
-              <w:bottom w:val="single" w:sz="4" w:space="0" w:color="000000"/>
-              <w:right w:val="single" w:sz="4" w:space="0" w:color="000000"/>
-            </w:tcBorders>
-          </w:tcPr>
-          <w:p>
-            <w:pPr>
-              <w:pStyle w:val="Normal"/>
-              <w:widowControl/>
-              <w:suppressAutoHyphens w:val="true"/>
-              <w:spacing w:before="0" w:after="0"/>
-              <w:jc w:val="center"/>
-              <w:rPr>
-                <w:sz w:val="20"/>
-                <w:szCs w:val="20"/>
-              </w:rPr>
-            </w:pPr>
-            <w:r>
-              <w:rPr>
-                <w:sz w:val="20"/>
-                <w:szCs w:val="20"/>
-              </w:rPr>
-            </w:r>
-          </w:p>
-        </w:tc>
-      </w:tr>
-      <w:tr>
-        <w:trPr>
-          <w:trHeight w:val="1713" w:hRule="atLeast"/>
-        </w:trPr>
-        <w:tc>
-          <w:tcPr>
-            <w:tcW w:w="794" w:type="dxa"/>
-            <w:tcBorders>
-              <w:left w:val="single" w:sz="4" w:space="0" w:color="000000"/>
-              <w:bottom w:val="single" w:sz="4" w:space="0" w:color="000000"/>
-              <w:right w:val="single" w:sz="4" w:space="0" w:color="000000"/>
-            </w:tcBorders>
-          </w:tcPr>
-          <w:p>
-            <w:pPr>
-              <w:pStyle w:val="Normal"/>
-              <w:widowControl/>
-              <w:suppressAutoHyphens w:val="true"/>
-              <w:spacing w:before="0" w:after="0"/>
-              <w:jc w:val="center"/>
-              <w:rPr>
-                <w:sz w:val="20"/>
-                <w:szCs w:val="20"/>
-              </w:rPr>
-            </w:pPr>
-            <w:r>
-              <w:rPr>
-                <w:sz w:val="20"/>
-                <w:szCs w:val="20"/>
-              </w:rPr>
-            </w:r>
-          </w:p>
-        </w:tc>
-        <w:tc>
-          <w:tcPr>
-            <w:tcW w:w="2311" w:type="dxa"/>
-            <w:tcBorders>
-              <w:left w:val="single" w:sz="4" w:space="0" w:color="000000"/>
-              <w:bottom w:val="single" w:sz="4" w:space="0" w:color="000000"/>
-              <w:right w:val="single" w:sz="4" w:space="0" w:color="000000"/>
-            </w:tcBorders>
-          </w:tcPr>
-          <w:p>
-            <w:pPr>
-              <w:pStyle w:val="Normal"/>
-              <w:rPr/>
-            </w:pPr>
-            <w:r>
-              <w:rPr/>
-            </w:r>
-          </w:p>
-          <w:tbl>
-            <w:tblPr>
-              <w:tblW w:w="114" w:type="dxa"/>
-              <w:jc w:val="left"/>
-              <w:tblInd w:w="4" w:type="dxa"/>
-              <w:tblLayout w:type="fixed"/>
-              <w:tblCellMar>
-                <w:top w:w="15" w:type="dxa"/>
-                <w:left w:w="15" w:type="dxa"/>
-                <w:bottom w:w="15" w:type="dxa"/>
-                <w:right w:w="15" w:type="dxa"/>
-              </w:tblCellMar>
-            </w:tblPr>
-            <w:tblGrid>
-              <w:gridCol w:w="114"/>
-            </w:tblGrid>
-            <w:tr>
-              <w:trPr>
-                <w:trHeight w:val="9" w:hRule="exact"/>
-              </w:trPr>
-              <w:tc>
-                <w:tcPr>
-                  <w:tcW w:w="114" w:type="dxa"/>
-                  <w:tcBorders/>
-                  <w:vAlign w:val="center"/>
-                </w:tcPr>
-                <w:p>
-                  <w:pPr>
-                    <w:pStyle w:val="Normal"/>
-                    <w:jc w:val="center"/>
-                    <w:rPr>
-                      <w:sz w:val="20"/>
-                      <w:szCs w:val="20"/>
-                    </w:rPr>
-                  </w:pPr>
-                  <w:r>
-                    <w:rPr>
-                      <w:sz w:val="20"/>
-                      <w:szCs w:val="20"/>
-                    </w:rPr>
-                  </w:r>
-                </w:p>
-              </w:tc>
-            </w:tr>
-          </w:tbl>
-          <w:p>
-            <w:pPr>
-              <w:pStyle w:val="Normal"/>
-              <w:jc w:val="center"/>
-              <w:rPr>
-                <w:vanish/>
-                <w:sz w:val="20"/>
-                <w:szCs w:val="20"/>
-              </w:rPr>
-            </w:pPr>
-            <w:r>
-              <w:rPr>
-                <w:vanish/>
-                <w:sz w:val="20"/>
-                <w:szCs w:val="20"/>
-              </w:rPr>
-            </w:r>
-          </w:p>
-          <w:p>
-            <w:pPr>
-              <w:pStyle w:val="Normal"/>
-              <w:jc w:val="center"/>
-              <w:rPr>
-                <w:sz w:val="20"/>
-                <w:szCs w:val="20"/>
-              </w:rPr>
-            </w:pPr>
-            <w:r>
-              <w:rPr/>
-              <w:t>Git commit</w:t>
-            </w:r>
-          </w:p>
-        </w:tc>
-        <w:tc>
-          <w:tcPr>
-            <w:tcW w:w="1611" w:type="dxa"/>
-            <w:tcBorders>
-              <w:left w:val="single" w:sz="4" w:space="0" w:color="000000"/>
-              <w:bottom w:val="single" w:sz="4" w:space="0" w:color="000000"/>
-              <w:right w:val="single" w:sz="4" w:space="0" w:color="000000"/>
-            </w:tcBorders>
-          </w:tcPr>
-          <w:p>
-            <w:pPr>
-              <w:pStyle w:val="Normal"/>
-              <w:widowControl/>
-              <w:suppressAutoHyphens w:val="true"/>
-              <w:spacing w:before="0" w:after="0"/>
-              <w:jc w:val="center"/>
-              <w:rPr>
-                <w:sz w:val="20"/>
-                <w:szCs w:val="20"/>
-              </w:rPr>
-            </w:pPr>
-            <w:r>
-              <w:rPr>
-                <w:sz w:val="20"/>
-                <w:szCs w:val="20"/>
-              </w:rPr>
-            </w:r>
-          </w:p>
-        </w:tc>
-        <w:tc>
-          <w:tcPr>
-            <w:tcW w:w="2494" w:type="dxa"/>
-            <w:tcBorders>
-              <w:left w:val="single" w:sz="4" w:space="0" w:color="000000"/>
-              <w:bottom w:val="single" w:sz="4" w:space="0" w:color="000000"/>
-              <w:right w:val="single" w:sz="4" w:space="0" w:color="000000"/>
-            </w:tcBorders>
-          </w:tcPr>
-          <w:p>
-            <w:pPr>
-              <w:pStyle w:val="Normal"/>
-              <w:jc w:val="center"/>
-              <w:rPr>
-                <w:sz w:val="20"/>
-                <w:szCs w:val="20"/>
-              </w:rPr>
-            </w:pPr>
-            <w:r>
-              <w:rPr>
-                <w:sz w:val="20"/>
-                <w:szCs w:val="20"/>
-              </w:rPr>
-            </w:r>
-          </w:p>
-        </w:tc>
-        <w:tc>
-          <w:tcPr>
-            <w:tcW w:w="1806" w:type="dxa"/>
-            <w:tcBorders>
-              <w:left w:val="single" w:sz="4" w:space="0" w:color="000000"/>
-              <w:bottom w:val="single" w:sz="4" w:space="0" w:color="000000"/>
-              <w:right w:val="single" w:sz="4" w:space="0" w:color="000000"/>
-            </w:tcBorders>
-          </w:tcPr>
-          <w:p>
-            <w:pPr>
-              <w:pStyle w:val="Normal"/>
-              <w:widowControl/>
-              <w:suppressAutoHyphens w:val="true"/>
-              <w:spacing w:before="0" w:after="0"/>
-              <w:jc w:val="center"/>
-              <w:rPr>
-                <w:sz w:val="20"/>
-                <w:szCs w:val="20"/>
-              </w:rPr>
-            </w:pPr>
-            <w:r>
-              <w:rPr>
-                <w:sz w:val="20"/>
-                <w:szCs w:val="20"/>
-              </w:rPr>
-            </w:r>
-          </w:p>
-        </w:tc>
-      </w:tr>
-      <w:tr>
-        <w:trPr>
-          <w:trHeight w:val="1713" w:hRule="atLeast"/>
-        </w:trPr>
-        <w:tc>
-          <w:tcPr>
-            <w:tcW w:w="794" w:type="dxa"/>
-            <w:tcBorders>
-              <w:left w:val="single" w:sz="4" w:space="0" w:color="000000"/>
-              <w:bottom w:val="single" w:sz="4" w:space="0" w:color="000000"/>
-              <w:right w:val="single" w:sz="4" w:space="0" w:color="000000"/>
-            </w:tcBorders>
-          </w:tcPr>
-          <w:p>
-            <w:pPr>
-              <w:pStyle w:val="Normal"/>
-              <w:widowControl/>
-              <w:suppressAutoHyphens w:val="true"/>
-              <w:spacing w:before="0" w:after="0"/>
-              <w:jc w:val="center"/>
-              <w:rPr>
-                <w:sz w:val="20"/>
-                <w:szCs w:val="20"/>
-              </w:rPr>
-            </w:pPr>
-            <w:r>
-              <w:rPr>
-                <w:sz w:val="20"/>
-                <w:szCs w:val="20"/>
-              </w:rPr>
-            </w:r>
-          </w:p>
-        </w:tc>
-        <w:tc>
-          <w:tcPr>
-            <w:tcW w:w="2311" w:type="dxa"/>
-            <w:tcBorders>
-              <w:left w:val="single" w:sz="4" w:space="0" w:color="000000"/>
-              <w:bottom w:val="single" w:sz="4" w:space="0" w:color="000000"/>
-              <w:right w:val="single" w:sz="4" w:space="0" w:color="000000"/>
-            </w:tcBorders>
-          </w:tcPr>
-          <w:p>
-            <w:pPr>
-              <w:pStyle w:val="Normal"/>
-              <w:rPr/>
-            </w:pPr>
-            <w:r>
-              <w:rPr/>
-            </w:r>
-          </w:p>
-          <w:tbl>
-            <w:tblPr>
-              <w:tblW w:w="114" w:type="dxa"/>
-              <w:jc w:val="left"/>
-              <w:tblInd w:w="4" w:type="dxa"/>
-              <w:tblLayout w:type="fixed"/>
-              <w:tblCellMar>
-                <w:top w:w="15" w:type="dxa"/>
-                <w:left w:w="15" w:type="dxa"/>
-                <w:bottom w:w="15" w:type="dxa"/>
-                <w:right w:w="15" w:type="dxa"/>
-              </w:tblCellMar>
-            </w:tblPr>
-            <w:tblGrid>
-              <w:gridCol w:w="114"/>
-            </w:tblGrid>
-            <w:tr>
-              <w:trPr>
-                <w:trHeight w:val="9" w:hRule="exact"/>
-              </w:trPr>
-              <w:tc>
-                <w:tcPr>
-                  <w:tcW w:w="114" w:type="dxa"/>
-                  <w:tcBorders/>
-                  <w:vAlign w:val="center"/>
-                </w:tcPr>
-                <w:p>
-                  <w:pPr>
-                    <w:pStyle w:val="Normal"/>
-                    <w:jc w:val="center"/>
-                    <w:rPr>
-                      <w:sz w:val="20"/>
-                      <w:szCs w:val="20"/>
-                    </w:rPr>
-                  </w:pPr>
-                  <w:r>
-                    <w:rPr>
-                      <w:sz w:val="20"/>
-                      <w:szCs w:val="20"/>
-                    </w:rPr>
-                  </w:r>
-                </w:p>
-              </w:tc>
-            </w:tr>
-          </w:tbl>
-          <w:p>
-            <w:pPr>
-              <w:pStyle w:val="Normal"/>
-              <w:jc w:val="center"/>
-              <w:rPr>
-                <w:vanish/>
-                <w:sz w:val="20"/>
-                <w:szCs w:val="20"/>
-              </w:rPr>
-            </w:pPr>
-            <w:r>
-              <w:rPr>
-                <w:vanish/>
-                <w:sz w:val="20"/>
-                <w:szCs w:val="20"/>
-              </w:rPr>
-            </w:r>
-          </w:p>
-          <w:p>
-            <w:pPr>
-              <w:pStyle w:val="Normal"/>
-              <w:jc w:val="center"/>
-              <w:rPr>
-                <w:sz w:val="20"/>
-                <w:szCs w:val="20"/>
-              </w:rPr>
-            </w:pPr>
-            <w:r>
-              <w:rPr/>
-              <w:t>Git commit</w:t>
-            </w:r>
-          </w:p>
-        </w:tc>
-        <w:tc>
-          <w:tcPr>
-            <w:tcW w:w="1611" w:type="dxa"/>
-            <w:tcBorders>
-              <w:left w:val="single" w:sz="4" w:space="0" w:color="000000"/>
-              <w:bottom w:val="single" w:sz="4" w:space="0" w:color="000000"/>
-              <w:right w:val="single" w:sz="4" w:space="0" w:color="000000"/>
-            </w:tcBorders>
-          </w:tcPr>
-          <w:p>
-            <w:pPr>
-              <w:pStyle w:val="Normal"/>
-              <w:widowControl/>
-              <w:suppressAutoHyphens w:val="true"/>
-              <w:spacing w:before="0" w:after="0"/>
-              <w:jc w:val="center"/>
-              <w:rPr>
-                <w:sz w:val="20"/>
-                <w:szCs w:val="20"/>
-              </w:rPr>
-            </w:pPr>
-            <w:r>
-              <w:rPr>
-                <w:sz w:val="20"/>
-                <w:szCs w:val="20"/>
-              </w:rPr>
-            </w:r>
-          </w:p>
-        </w:tc>
-        <w:tc>
-          <w:tcPr>
-            <w:tcW w:w="2494" w:type="dxa"/>
-            <w:tcBorders>
-              <w:left w:val="single" w:sz="4" w:space="0" w:color="000000"/>
-              <w:bottom w:val="single" w:sz="4" w:space="0" w:color="000000"/>
-              <w:right w:val="single" w:sz="4" w:space="0" w:color="000000"/>
-            </w:tcBorders>
-          </w:tcPr>
-          <w:p>
-            <w:pPr>
-              <w:pStyle w:val="Normal"/>
-              <w:jc w:val="center"/>
-              <w:rPr>
-                <w:sz w:val="20"/>
-                <w:szCs w:val="20"/>
-              </w:rPr>
-            </w:pPr>
-            <w:r>
-              <w:rPr>
-                <w:sz w:val="20"/>
-                <w:szCs w:val="20"/>
-              </w:rPr>
-            </w:r>
-          </w:p>
-        </w:tc>
-        <w:tc>
-          <w:tcPr>
-            <w:tcW w:w="1806" w:type="dxa"/>
-            <w:tcBorders>
-              <w:left w:val="single" w:sz="4" w:space="0" w:color="000000"/>
-              <w:bottom w:val="single" w:sz="4" w:space="0" w:color="000000"/>
-              <w:right w:val="single" w:sz="4" w:space="0" w:color="000000"/>
-            </w:tcBorders>
-          </w:tcPr>
-          <w:p>
-            <w:pPr>
-              <w:pStyle w:val="Normal"/>
-              <w:widowControl/>
-              <w:suppressAutoHyphens w:val="true"/>
-              <w:spacing w:before="0" w:after="0"/>
-              <w:jc w:val="center"/>
-              <w:rPr>
-                <w:sz w:val="20"/>
-                <w:szCs w:val="20"/>
-              </w:rPr>
-            </w:pPr>
-            <w:r>
-              <w:rPr>
-                <w:sz w:val="20"/>
-                <w:szCs w:val="20"/>
-              </w:rPr>
-            </w:r>
-          </w:p>
-        </w:tc>
-      </w:tr>
-      <w:tr>
-        <w:trPr>
-          <w:trHeight w:val="1713" w:hRule="atLeast"/>
-        </w:trPr>
-        <w:tc>
-          <w:tcPr>
-            <w:tcW w:w="794" w:type="dxa"/>
-            <w:tcBorders>
-              <w:left w:val="single" w:sz="4" w:space="0" w:color="000000"/>
-              <w:bottom w:val="single" w:sz="4" w:space="0" w:color="000000"/>
-              <w:right w:val="single" w:sz="4" w:space="0" w:color="000000"/>
-            </w:tcBorders>
-          </w:tcPr>
-          <w:p>
-            <w:pPr>
-              <w:pStyle w:val="Normal"/>
-              <w:widowControl/>
-              <w:suppressAutoHyphens w:val="true"/>
-              <w:spacing w:before="0" w:after="0"/>
-              <w:jc w:val="center"/>
-              <w:rPr>
-                <w:sz w:val="20"/>
-                <w:szCs w:val="20"/>
-              </w:rPr>
-            </w:pPr>
-            <w:r>
-              <w:rPr>
-                <w:sz w:val="20"/>
-                <w:szCs w:val="20"/>
-              </w:rPr>
-            </w:r>
-          </w:p>
-        </w:tc>
-        <w:tc>
-          <w:tcPr>
-            <w:tcW w:w="2311" w:type="dxa"/>
-            <w:tcBorders>
-              <w:left w:val="single" w:sz="4" w:space="0" w:color="000000"/>
-              <w:bottom w:val="single" w:sz="4" w:space="0" w:color="000000"/>
-              <w:right w:val="single" w:sz="4" w:space="0" w:color="000000"/>
-            </w:tcBorders>
-          </w:tcPr>
-          <w:p>
-            <w:pPr>
-              <w:pStyle w:val="Normal"/>
-              <w:rPr/>
-            </w:pPr>
-            <w:r>
-              <w:rPr/>
-            </w:r>
-          </w:p>
-          <w:tbl>
-            <w:tblPr>
-              <w:tblW w:w="114" w:type="dxa"/>
-              <w:jc w:val="left"/>
-              <w:tblInd w:w="4" w:type="dxa"/>
-              <w:tblLayout w:type="fixed"/>
-              <w:tblCellMar>
-                <w:top w:w="15" w:type="dxa"/>
-                <w:left w:w="15" w:type="dxa"/>
-                <w:bottom w:w="15" w:type="dxa"/>
-                <w:right w:w="15" w:type="dxa"/>
-              </w:tblCellMar>
-            </w:tblPr>
-            <w:tblGrid>
-              <w:gridCol w:w="114"/>
-            </w:tblGrid>
-            <w:tr>
-              <w:trPr>
-                <w:trHeight w:val="9" w:hRule="exact"/>
-              </w:trPr>
-              <w:tc>
-                <w:tcPr>
-                  <w:tcW w:w="114" w:type="dxa"/>
-                  <w:tcBorders/>
-                  <w:vAlign w:val="center"/>
-                </w:tcPr>
-                <w:p>
-                  <w:pPr>
-                    <w:pStyle w:val="Normal"/>
-                    <w:jc w:val="center"/>
-                    <w:rPr>
-                      <w:sz w:val="20"/>
-                      <w:szCs w:val="20"/>
-                    </w:rPr>
-                  </w:pPr>
-                  <w:r>
-                    <w:rPr>
-                      <w:sz w:val="20"/>
-                      <w:szCs w:val="20"/>
-                    </w:rPr>
-                  </w:r>
-                </w:p>
-              </w:tc>
-            </w:tr>
-          </w:tbl>
-          <w:p>
-            <w:pPr>
-              <w:pStyle w:val="Normal"/>
-              <w:jc w:val="center"/>
-              <w:rPr>
-                <w:vanish/>
-                <w:sz w:val="20"/>
-                <w:szCs w:val="20"/>
-              </w:rPr>
-            </w:pPr>
-            <w:r>
-              <w:rPr>
-                <w:vanish/>
-                <w:sz w:val="20"/>
-                <w:szCs w:val="20"/>
-              </w:rPr>
-            </w:r>
-          </w:p>
-          <w:p>
-            <w:pPr>
-              <w:pStyle w:val="Normal"/>
-              <w:jc w:val="center"/>
-              <w:rPr>
-                <w:sz w:val="20"/>
-                <w:szCs w:val="20"/>
-              </w:rPr>
-            </w:pPr>
-            <w:r>
-              <w:rPr/>
-              <w:t>Git commit</w:t>
-            </w:r>
-          </w:p>
-        </w:tc>
-        <w:tc>
-          <w:tcPr>
-            <w:tcW w:w="1611" w:type="dxa"/>
-            <w:tcBorders>
-              <w:left w:val="single" w:sz="4" w:space="0" w:color="000000"/>
-              <w:bottom w:val="single" w:sz="4" w:space="0" w:color="000000"/>
-              <w:right w:val="single" w:sz="4" w:space="0" w:color="000000"/>
-            </w:tcBorders>
-          </w:tcPr>
-          <w:p>
-            <w:pPr>
-              <w:pStyle w:val="Normal"/>
-              <w:widowControl/>
-              <w:suppressAutoHyphens w:val="true"/>
-              <w:spacing w:before="0" w:after="0"/>
-              <w:jc w:val="center"/>
-              <w:rPr>
-                <w:sz w:val="20"/>
-                <w:szCs w:val="20"/>
-              </w:rPr>
-            </w:pPr>
-            <w:r>
-              <w:rPr>
-                <w:sz w:val="20"/>
-                <w:szCs w:val="20"/>
-              </w:rPr>
-            </w:r>
-          </w:p>
-        </w:tc>
-        <w:tc>
-          <w:tcPr>
-            <w:tcW w:w="2494" w:type="dxa"/>
-            <w:tcBorders>
-              <w:left w:val="single" w:sz="4" w:space="0" w:color="000000"/>
-              <w:bottom w:val="single" w:sz="4" w:space="0" w:color="000000"/>
-              <w:right w:val="single" w:sz="4" w:space="0" w:color="000000"/>
-            </w:tcBorders>
-          </w:tcPr>
-          <w:p>
-            <w:pPr>
-              <w:pStyle w:val="Normal"/>
-              <w:jc w:val="center"/>
-              <w:rPr>
-                <w:sz w:val="20"/>
-                <w:szCs w:val="20"/>
-              </w:rPr>
-            </w:pPr>
-            <w:r>
-              <w:rPr>
-                <w:sz w:val="20"/>
-                <w:szCs w:val="20"/>
-              </w:rPr>
-            </w:r>
-          </w:p>
-        </w:tc>
-        <w:tc>
-          <w:tcPr>
-            <w:tcW w:w="1806" w:type="dxa"/>
-            <w:tcBorders>
-              <w:left w:val="single" w:sz="4" w:space="0" w:color="000000"/>
-              <w:bottom w:val="single" w:sz="4" w:space="0" w:color="000000"/>
-              <w:right w:val="single" w:sz="4" w:space="0" w:color="000000"/>
-            </w:tcBorders>
-          </w:tcPr>
-          <w:p>
-            <w:pPr>
-              <w:pStyle w:val="Normal"/>
-              <w:widowControl/>
-              <w:suppressAutoHyphens w:val="true"/>
-              <w:spacing w:before="0" w:after="0"/>
-              <w:jc w:val="center"/>
-              <w:rPr>
-                <w:sz w:val="20"/>
-                <w:szCs w:val="20"/>
-              </w:rPr>
-            </w:pPr>
-            <w:r>
-              <w:rPr>
-                <w:sz w:val="20"/>
-                <w:szCs w:val="20"/>
-              </w:rPr>
-            </w:r>
-          </w:p>
-        </w:tc>
-      </w:tr>
-      <w:tr>
-        <w:trPr>
-          <w:trHeight w:val="1713" w:hRule="atLeast"/>
-        </w:trPr>
-        <w:tc>
-          <w:tcPr>
-            <w:tcW w:w="794" w:type="dxa"/>
-            <w:tcBorders>
-              <w:left w:val="single" w:sz="4" w:space="0" w:color="000000"/>
-              <w:bottom w:val="single" w:sz="4" w:space="0" w:color="000000"/>
-              <w:right w:val="single" w:sz="4" w:space="0" w:color="000000"/>
-            </w:tcBorders>
-          </w:tcPr>
-          <w:p>
-            <w:pPr>
-              <w:pStyle w:val="Normal"/>
-              <w:widowControl/>
-              <w:suppressAutoHyphens w:val="true"/>
-              <w:spacing w:before="0" w:after="0"/>
-              <w:jc w:val="center"/>
-              <w:rPr>
-                <w:sz w:val="20"/>
-                <w:szCs w:val="20"/>
-              </w:rPr>
-            </w:pPr>
-            <w:r>
-              <w:rPr>
-                <w:sz w:val="20"/>
-                <w:szCs w:val="20"/>
-              </w:rPr>
-            </w:r>
-          </w:p>
-        </w:tc>
-        <w:tc>
-          <w:tcPr>
-            <w:tcW w:w="2311" w:type="dxa"/>
-            <w:tcBorders>
-              <w:left w:val="single" w:sz="4" w:space="0" w:color="000000"/>
-              <w:bottom w:val="single" w:sz="4" w:space="0" w:color="000000"/>
-              <w:right w:val="single" w:sz="4" w:space="0" w:color="000000"/>
-            </w:tcBorders>
-          </w:tcPr>
-          <w:p>
-            <w:pPr>
-              <w:pStyle w:val="Normal"/>
-              <w:rPr/>
-            </w:pPr>
-            <w:r>
-              <w:rPr/>
-            </w:r>
-          </w:p>
-          <w:tbl>
-            <w:tblPr>
-              <w:tblW w:w="114" w:type="dxa"/>
-              <w:jc w:val="left"/>
-              <w:tblInd w:w="4" w:type="dxa"/>
-              <w:tblLayout w:type="fixed"/>
-              <w:tblCellMar>
-                <w:top w:w="15" w:type="dxa"/>
-                <w:left w:w="15" w:type="dxa"/>
-                <w:bottom w:w="15" w:type="dxa"/>
-                <w:right w:w="15" w:type="dxa"/>
-              </w:tblCellMar>
-            </w:tblPr>
-            <w:tblGrid>
-              <w:gridCol w:w="114"/>
-            </w:tblGrid>
-            <w:tr>
-              <w:trPr>
-                <w:trHeight w:val="9" w:hRule="exact"/>
-              </w:trPr>
-              <w:tc>
-                <w:tcPr>
-                  <w:tcW w:w="114" w:type="dxa"/>
-                  <w:tcBorders/>
-                  <w:vAlign w:val="center"/>
-                </w:tcPr>
-                <w:p>
-                  <w:pPr>
-                    <w:pStyle w:val="Normal"/>
-                    <w:jc w:val="center"/>
-                    <w:rPr>
-                      <w:sz w:val="20"/>
-                      <w:szCs w:val="20"/>
-                    </w:rPr>
-                  </w:pPr>
-                  <w:r>
-                    <w:rPr>
-                      <w:sz w:val="20"/>
-                      <w:szCs w:val="20"/>
-                    </w:rPr>
-                  </w:r>
-                </w:p>
-              </w:tc>
-            </w:tr>
-          </w:tbl>
-          <w:p>
-            <w:pPr>
-              <w:pStyle w:val="Normal"/>
-              <w:jc w:val="center"/>
-              <w:rPr>
-                <w:vanish/>
-                <w:sz w:val="20"/>
-                <w:szCs w:val="20"/>
-              </w:rPr>
-            </w:pPr>
-            <w:r>
-              <w:rPr>
-                <w:vanish/>
-                <w:sz w:val="20"/>
-                <w:szCs w:val="20"/>
-              </w:rPr>
-            </w:r>
-          </w:p>
-          <w:p>
-            <w:pPr>
-              <w:pStyle w:val="Normal"/>
-              <w:jc w:val="center"/>
-              <w:rPr>
-                <w:sz w:val="20"/>
-                <w:szCs w:val="20"/>
-              </w:rPr>
-            </w:pPr>
-            <w:r>
-              <w:rPr/>
-              <w:t>Git commit</w:t>
-            </w:r>
-          </w:p>
-        </w:tc>
-        <w:tc>
-          <w:tcPr>
-            <w:tcW w:w="1611" w:type="dxa"/>
-            <w:tcBorders>
-              <w:left w:val="single" w:sz="4" w:space="0" w:color="000000"/>
-              <w:bottom w:val="single" w:sz="4" w:space="0" w:color="000000"/>
-              <w:right w:val="single" w:sz="4" w:space="0" w:color="000000"/>
-            </w:tcBorders>
-          </w:tcPr>
-          <w:p>
-            <w:pPr>
-              <w:pStyle w:val="Normal"/>
-              <w:widowControl/>
-              <w:suppressAutoHyphens w:val="true"/>
-              <w:spacing w:before="0" w:after="0"/>
-              <w:jc w:val="center"/>
-              <w:rPr>
-                <w:sz w:val="20"/>
-                <w:szCs w:val="20"/>
-              </w:rPr>
-            </w:pPr>
-            <w:r>
-              <w:rPr>
-                <w:sz w:val="20"/>
-                <w:szCs w:val="20"/>
-              </w:rPr>
-            </w:r>
-          </w:p>
-        </w:tc>
-        <w:tc>
-          <w:tcPr>
-            <w:tcW w:w="2494" w:type="dxa"/>
-            <w:tcBorders>
-              <w:left w:val="single" w:sz="4" w:space="0" w:color="000000"/>
-              <w:bottom w:val="single" w:sz="4" w:space="0" w:color="000000"/>
-              <w:right w:val="single" w:sz="4" w:space="0" w:color="000000"/>
-            </w:tcBorders>
-          </w:tcPr>
-          <w:p>
-            <w:pPr>
-              <w:pStyle w:val="Normal"/>
-              <w:jc w:val="center"/>
-              <w:rPr>
-                <w:sz w:val="20"/>
-                <w:szCs w:val="20"/>
-              </w:rPr>
-            </w:pPr>
-            <w:r>
-              <w:rPr>
-                <w:sz w:val="20"/>
-                <w:szCs w:val="20"/>
-              </w:rPr>
-            </w:r>
-          </w:p>
-        </w:tc>
-        <w:tc>
-          <w:tcPr>
-            <w:tcW w:w="1806" w:type="dxa"/>
-            <w:tcBorders>
-              <w:left w:val="single" w:sz="4" w:space="0" w:color="000000"/>
-              <w:bottom w:val="single" w:sz="4" w:space="0" w:color="000000"/>
-              <w:right w:val="single" w:sz="4" w:space="0" w:color="000000"/>
-            </w:tcBorders>
-          </w:tcPr>
-          <w:p>
-            <w:pPr>
-              <w:pStyle w:val="Normal"/>
-              <w:widowControl/>
-              <w:suppressAutoHyphens w:val="true"/>
-              <w:spacing w:before="0" w:after="0"/>
-              <w:jc w:val="center"/>
-              <w:rPr>
-                <w:sz w:val="20"/>
-                <w:szCs w:val="20"/>
-              </w:rPr>
-            </w:pPr>
-            <w:r>
-              <w:rPr>
-                <w:sz w:val="20"/>
-                <w:szCs w:val="20"/>
-              </w:rPr>
-            </w:r>
-          </w:p>
-        </w:tc>
-      </w:tr>
-      <w:tr>
-        <w:trPr>
-          <w:trHeight w:val="1713" w:hRule="atLeast"/>
-        </w:trPr>
-        <w:tc>
-          <w:tcPr>
-            <w:tcW w:w="794" w:type="dxa"/>
-            <w:tcBorders>
-              <w:left w:val="single" w:sz="4" w:space="0" w:color="000000"/>
-              <w:bottom w:val="single" w:sz="4" w:space="0" w:color="000000"/>
-              <w:right w:val="single" w:sz="4" w:space="0" w:color="000000"/>
-            </w:tcBorders>
-          </w:tcPr>
-          <w:p>
-            <w:pPr>
-              <w:pStyle w:val="Normal"/>
-              <w:widowControl/>
-              <w:suppressAutoHyphens w:val="true"/>
-              <w:spacing w:before="0" w:after="0"/>
-              <w:jc w:val="center"/>
-              <w:rPr>
-                <w:sz w:val="20"/>
-                <w:szCs w:val="20"/>
-              </w:rPr>
-            </w:pPr>
-            <w:r>
-              <w:rPr>
-                <w:sz w:val="20"/>
-                <w:szCs w:val="20"/>
-              </w:rPr>
-            </w:r>
-          </w:p>
-        </w:tc>
-        <w:tc>
-          <w:tcPr>
-            <w:tcW w:w="2311" w:type="dxa"/>
-            <w:tcBorders>
-              <w:left w:val="single" w:sz="4" w:space="0" w:color="000000"/>
-              <w:bottom w:val="single" w:sz="4" w:space="0" w:color="000000"/>
-              <w:right w:val="single" w:sz="4" w:space="0" w:color="000000"/>
-            </w:tcBorders>
-          </w:tcPr>
-          <w:p>
-            <w:pPr>
-              <w:pStyle w:val="Normal"/>
-              <w:rPr/>
-            </w:pPr>
-            <w:r>
-              <w:rPr/>
-            </w:r>
-          </w:p>
-          <w:tbl>
-            <w:tblPr>
-              <w:tblW w:w="114" w:type="dxa"/>
-              <w:jc w:val="left"/>
-              <w:tblInd w:w="4" w:type="dxa"/>
-              <w:tblLayout w:type="fixed"/>
-              <w:tblCellMar>
-                <w:top w:w="15" w:type="dxa"/>
-                <w:left w:w="15" w:type="dxa"/>
-                <w:bottom w:w="15" w:type="dxa"/>
-                <w:right w:w="15" w:type="dxa"/>
-              </w:tblCellMar>
-            </w:tblPr>
-            <w:tblGrid>
-              <w:gridCol w:w="114"/>
-            </w:tblGrid>
-            <w:tr>
-              <w:trPr>
-                <w:trHeight w:val="9" w:hRule="exact"/>
-              </w:trPr>
-              <w:tc>
-                <w:tcPr>
-                  <w:tcW w:w="114" w:type="dxa"/>
-                  <w:tcBorders/>
-                  <w:vAlign w:val="center"/>
-                </w:tcPr>
-                <w:p>
-                  <w:pPr>
-                    <w:pStyle w:val="Normal"/>
-                    <w:jc w:val="center"/>
-                    <w:rPr>
-                      <w:sz w:val="20"/>
-                      <w:szCs w:val="20"/>
-                    </w:rPr>
-                  </w:pPr>
-                  <w:r>
-                    <w:rPr>
-                      <w:sz w:val="20"/>
-                      <w:szCs w:val="20"/>
-                    </w:rPr>
-                  </w:r>
-                </w:p>
-              </w:tc>
-            </w:tr>
-          </w:tbl>
-          <w:p>
-            <w:pPr>
-              <w:pStyle w:val="Normal"/>
-              <w:jc w:val="center"/>
-              <w:rPr>
-                <w:vanish/>
-                <w:sz w:val="20"/>
-                <w:szCs w:val="20"/>
-              </w:rPr>
-            </w:pPr>
-            <w:r>
-              <w:rPr>
-                <w:vanish/>
-                <w:sz w:val="20"/>
-                <w:szCs w:val="20"/>
-              </w:rPr>
-            </w:r>
-          </w:p>
-          <w:p>
-            <w:pPr>
-              <w:pStyle w:val="Normal"/>
-              <w:jc w:val="center"/>
-              <w:rPr>
-                <w:sz w:val="20"/>
-                <w:szCs w:val="20"/>
-              </w:rPr>
-            </w:pPr>
-            <w:r>
-              <w:rPr/>
-              <w:t>Git commit</w:t>
-            </w:r>
-          </w:p>
-        </w:tc>
-        <w:tc>
-          <w:tcPr>
-            <w:tcW w:w="1611" w:type="dxa"/>
-            <w:tcBorders>
-              <w:left w:val="single" w:sz="4" w:space="0" w:color="000000"/>
-              <w:bottom w:val="single" w:sz="4" w:space="0" w:color="000000"/>
-              <w:right w:val="single" w:sz="4" w:space="0" w:color="000000"/>
-            </w:tcBorders>
-          </w:tcPr>
-          <w:p>
-            <w:pPr>
-              <w:pStyle w:val="Normal"/>
-              <w:widowControl/>
-              <w:suppressAutoHyphens w:val="true"/>
-              <w:spacing w:before="0" w:after="0"/>
-              <w:jc w:val="center"/>
-              <w:rPr>
-                <w:sz w:val="20"/>
-                <w:szCs w:val="20"/>
-              </w:rPr>
-            </w:pPr>
-            <w:r>
-              <w:rPr>
-                <w:sz w:val="20"/>
-                <w:szCs w:val="20"/>
-              </w:rPr>
-            </w:r>
-          </w:p>
-        </w:tc>
-        <w:tc>
-          <w:tcPr>
-            <w:tcW w:w="2494" w:type="dxa"/>
-            <w:tcBorders>
-              <w:left w:val="single" w:sz="4" w:space="0" w:color="000000"/>
-              <w:bottom w:val="single" w:sz="4" w:space="0" w:color="000000"/>
-              <w:right w:val="single" w:sz="4" w:space="0" w:color="000000"/>
-            </w:tcBorders>
-          </w:tcPr>
-          <w:p>
-            <w:pPr>
-              <w:pStyle w:val="Normal"/>
-              <w:jc w:val="center"/>
-              <w:rPr>
-                <w:sz w:val="20"/>
-                <w:szCs w:val="20"/>
-              </w:rPr>
-            </w:pPr>
-            <w:r>
-              <w:rPr>
-                <w:sz w:val="20"/>
-                <w:szCs w:val="20"/>
-              </w:rPr>
-            </w:r>
-          </w:p>
-        </w:tc>
-        <w:tc>
-          <w:tcPr>
-            <w:tcW w:w="1806" w:type="dxa"/>
-            <w:tcBorders>
-              <w:left w:val="single" w:sz="4" w:space="0" w:color="000000"/>
-              <w:bottom w:val="single" w:sz="4" w:space="0" w:color="000000"/>
-              <w:right w:val="single" w:sz="4" w:space="0" w:color="000000"/>
-            </w:tcBorders>
-          </w:tcPr>
-          <w:p>
-            <w:pPr>
-              <w:pStyle w:val="Normal"/>
-              <w:widowControl/>
-              <w:suppressAutoHyphens w:val="true"/>
-              <w:spacing w:before="0" w:after="0"/>
-              <w:jc w:val="center"/>
-              <w:rPr>
-                <w:sz w:val="20"/>
-                <w:szCs w:val="20"/>
-              </w:rPr>
-            </w:pPr>
-            <w:r>
-              <w:rPr>
-                <w:sz w:val="20"/>
-                <w:szCs w:val="20"/>
-              </w:rPr>
-            </w:r>
-          </w:p>
-        </w:tc>
-      </w:tr>
-      <w:tr>
-        <w:trPr>
-          <w:trHeight w:val="1713" w:hRule="atLeast"/>
-        </w:trPr>
-        <w:tc>
-          <w:tcPr>
-            <w:tcW w:w="794" w:type="dxa"/>
-            <w:tcBorders>
-              <w:left w:val="single" w:sz="4" w:space="0" w:color="000000"/>
-              <w:bottom w:val="single" w:sz="4" w:space="0" w:color="000000"/>
-              <w:right w:val="single" w:sz="4" w:space="0" w:color="000000"/>
-            </w:tcBorders>
-          </w:tcPr>
-          <w:p>
-            <w:pPr>
-              <w:pStyle w:val="Normal"/>
-              <w:widowControl/>
-              <w:suppressAutoHyphens w:val="true"/>
-              <w:spacing w:before="0" w:after="0"/>
-              <w:jc w:val="center"/>
-              <w:rPr>
-                <w:sz w:val="20"/>
-                <w:szCs w:val="20"/>
-              </w:rPr>
-            </w:pPr>
-            <w:r>
-              <w:rPr>
-                <w:sz w:val="20"/>
-                <w:szCs w:val="20"/>
-              </w:rPr>
-            </w:r>
-          </w:p>
-        </w:tc>
-        <w:tc>
-          <w:tcPr>
-            <w:tcW w:w="2311" w:type="dxa"/>
-            <w:tcBorders>
-              <w:left w:val="single" w:sz="4" w:space="0" w:color="000000"/>
-              <w:bottom w:val="single" w:sz="4" w:space="0" w:color="000000"/>
-              <w:right w:val="single" w:sz="4" w:space="0" w:color="000000"/>
-            </w:tcBorders>
-          </w:tcPr>
-          <w:p>
-            <w:pPr>
-              <w:pStyle w:val="Normal"/>
-              <w:rPr/>
-            </w:pPr>
-            <w:r>
-              <w:rPr/>
-            </w:r>
-          </w:p>
-          <w:tbl>
-            <w:tblPr>
-              <w:tblW w:w="114" w:type="dxa"/>
-              <w:jc w:val="left"/>
-              <w:tblInd w:w="4" w:type="dxa"/>
-              <w:tblLayout w:type="fixed"/>
-              <w:tblCellMar>
-                <w:top w:w="15" w:type="dxa"/>
-                <w:left w:w="15" w:type="dxa"/>
-                <w:bottom w:w="15" w:type="dxa"/>
-                <w:right w:w="15" w:type="dxa"/>
-              </w:tblCellMar>
-            </w:tblPr>
-            <w:tblGrid>
-              <w:gridCol w:w="114"/>
-            </w:tblGrid>
-            <w:tr>
-              <w:trPr>
-                <w:trHeight w:val="9" w:hRule="exact"/>
-              </w:trPr>
-              <w:tc>
-                <w:tcPr>
-                  <w:tcW w:w="114" w:type="dxa"/>
-                  <w:tcBorders/>
-                  <w:vAlign w:val="center"/>
-                </w:tcPr>
-                <w:p>
-                  <w:pPr>
-                    <w:pStyle w:val="Normal"/>
-                    <w:jc w:val="center"/>
-                    <w:rPr>
-                      <w:sz w:val="20"/>
-                      <w:szCs w:val="20"/>
-                    </w:rPr>
-                  </w:pPr>
-                  <w:r>
-                    <w:rPr>
-                      <w:sz w:val="20"/>
-                      <w:szCs w:val="20"/>
-                    </w:rPr>
-                  </w:r>
-                </w:p>
-              </w:tc>
-            </w:tr>
-          </w:tbl>
-          <w:p>
-            <w:pPr>
-              <w:pStyle w:val="Normal"/>
-              <w:jc w:val="center"/>
-              <w:rPr>
-                <w:vanish/>
-                <w:sz w:val="20"/>
-                <w:szCs w:val="20"/>
-              </w:rPr>
-            </w:pPr>
-            <w:r>
-              <w:rPr>
-                <w:vanish/>
-                <w:sz w:val="20"/>
-                <w:szCs w:val="20"/>
-              </w:rPr>
-            </w:r>
-          </w:p>
-          <w:p>
-            <w:pPr>
-              <w:pStyle w:val="Normal"/>
-              <w:jc w:val="center"/>
-              <w:rPr>
-                <w:sz w:val="20"/>
-                <w:szCs w:val="20"/>
-              </w:rPr>
-            </w:pPr>
-            <w:r>
-              <w:rPr/>
-              <w:t>Git commit</w:t>
-            </w:r>
-          </w:p>
-        </w:tc>
-        <w:tc>
-          <w:tcPr>
-            <w:tcW w:w="1611" w:type="dxa"/>
-            <w:tcBorders>
-              <w:left w:val="single" w:sz="4" w:space="0" w:color="000000"/>
-              <w:bottom w:val="single" w:sz="4" w:space="0" w:color="000000"/>
-              <w:right w:val="single" w:sz="4" w:space="0" w:color="000000"/>
-            </w:tcBorders>
-          </w:tcPr>
-          <w:p>
-            <w:pPr>
-              <w:pStyle w:val="Normal"/>
-              <w:widowControl/>
-              <w:suppressAutoHyphens w:val="true"/>
-              <w:spacing w:before="0" w:after="0"/>
-              <w:jc w:val="center"/>
-              <w:rPr>
-                <w:sz w:val="20"/>
-                <w:szCs w:val="20"/>
-              </w:rPr>
-            </w:pPr>
-            <w:r>
-              <w:rPr>
-                <w:sz w:val="20"/>
-                <w:szCs w:val="20"/>
-              </w:rPr>
-            </w:r>
-          </w:p>
-        </w:tc>
-        <w:tc>
-          <w:tcPr>
-            <w:tcW w:w="2494" w:type="dxa"/>
-            <w:tcBorders>
-              <w:left w:val="single" w:sz="4" w:space="0" w:color="000000"/>
-              <w:bottom w:val="single" w:sz="4" w:space="0" w:color="000000"/>
-              <w:right w:val="single" w:sz="4" w:space="0" w:color="000000"/>
-            </w:tcBorders>
-          </w:tcPr>
-          <w:p>
-            <w:pPr>
-              <w:pStyle w:val="Normal"/>
-              <w:jc w:val="center"/>
-              <w:rPr>
-                <w:sz w:val="20"/>
-                <w:szCs w:val="20"/>
-              </w:rPr>
-            </w:pPr>
-            <w:r>
-              <w:rPr>
-                <w:sz w:val="20"/>
-                <w:szCs w:val="20"/>
-              </w:rPr>
-            </w:r>
-          </w:p>
-        </w:tc>
-        <w:tc>
-          <w:tcPr>
-            <w:tcW w:w="1806" w:type="dxa"/>
-            <w:tcBorders>
-              <w:left w:val="single" w:sz="4" w:space="0" w:color="000000"/>
-              <w:bottom w:val="single" w:sz="4" w:space="0" w:color="000000"/>
-              <w:right w:val="single" w:sz="4" w:space="0" w:color="000000"/>
-            </w:tcBorders>
-          </w:tcPr>
-          <w:p>
-            <w:pPr>
-              <w:pStyle w:val="Normal"/>
-              <w:widowControl/>
-              <w:suppressAutoHyphens w:val="true"/>
-              <w:spacing w:before="0" w:after="0"/>
-              <w:jc w:val="center"/>
-              <w:rPr>
-                <w:sz w:val="20"/>
-                <w:szCs w:val="20"/>
-              </w:rPr>
-            </w:pPr>
-            <w:r>
-              <w:rPr>
-                <w:sz w:val="20"/>
-                <w:szCs w:val="20"/>
-              </w:rPr>
-            </w:r>
-          </w:p>
-        </w:tc>
-      </w:tr>
-      <w:tr>
-        <w:trPr>
-          <w:trHeight w:val="1713" w:hRule="atLeast"/>
-        </w:trPr>
-        <w:tc>
-          <w:tcPr>
-            <w:tcW w:w="794" w:type="dxa"/>
-            <w:tcBorders>
-              <w:left w:val="single" w:sz="4" w:space="0" w:color="000000"/>
-              <w:bottom w:val="single" w:sz="4" w:space="0" w:color="000000"/>
-              <w:right w:val="single" w:sz="4" w:space="0" w:color="000000"/>
-            </w:tcBorders>
-          </w:tcPr>
-          <w:p>
-            <w:pPr>
-              <w:pStyle w:val="Normal"/>
-              <w:widowControl/>
-              <w:suppressAutoHyphens w:val="true"/>
-              <w:spacing w:before="0" w:after="0"/>
-              <w:jc w:val="center"/>
-              <w:rPr>
-                <w:sz w:val="20"/>
-                <w:szCs w:val="20"/>
-              </w:rPr>
-            </w:pPr>
-            <w:r>
-              <w:rPr>
-                <w:sz w:val="20"/>
-                <w:szCs w:val="20"/>
-              </w:rPr>
-            </w:r>
-          </w:p>
-        </w:tc>
-        <w:tc>
-          <w:tcPr>
-            <w:tcW w:w="2311" w:type="dxa"/>
-            <w:tcBorders>
-              <w:left w:val="single" w:sz="4" w:space="0" w:color="000000"/>
-              <w:bottom w:val="single" w:sz="4" w:space="0" w:color="000000"/>
-              <w:right w:val="single" w:sz="4" w:space="0" w:color="000000"/>
-            </w:tcBorders>
-          </w:tcPr>
-          <w:p>
-            <w:pPr>
-              <w:pStyle w:val="Normal"/>
-              <w:rPr/>
-            </w:pPr>
-            <w:r>
-              <w:rPr/>
-            </w:r>
-          </w:p>
-          <w:tbl>
-            <w:tblPr>
-              <w:tblW w:w="114" w:type="dxa"/>
-              <w:jc w:val="left"/>
-              <w:tblInd w:w="4" w:type="dxa"/>
-              <w:tblLayout w:type="fixed"/>
-              <w:tblCellMar>
-                <w:top w:w="15" w:type="dxa"/>
-                <w:left w:w="15" w:type="dxa"/>
-                <w:bottom w:w="15" w:type="dxa"/>
-                <w:right w:w="15" w:type="dxa"/>
-              </w:tblCellMar>
-            </w:tblPr>
-            <w:tblGrid>
-              <w:gridCol w:w="114"/>
-            </w:tblGrid>
-            <w:tr>
-              <w:trPr>
-                <w:trHeight w:val="9" w:hRule="exact"/>
-              </w:trPr>
-              <w:tc>
-                <w:tcPr>
-                  <w:tcW w:w="114" w:type="dxa"/>
-                  <w:tcBorders/>
-                  <w:vAlign w:val="center"/>
-                </w:tcPr>
-                <w:p>
-                  <w:pPr>
-                    <w:pStyle w:val="Normal"/>
-                    <w:jc w:val="center"/>
-                    <w:rPr>
-                      <w:sz w:val="20"/>
-                      <w:szCs w:val="20"/>
-                    </w:rPr>
-                  </w:pPr>
-                  <w:r>
-                    <w:rPr>
-                      <w:sz w:val="20"/>
-                      <w:szCs w:val="20"/>
-                    </w:rPr>
-                  </w:r>
-                </w:p>
-              </w:tc>
-            </w:tr>
-          </w:tbl>
-          <w:p>
-            <w:pPr>
-              <w:pStyle w:val="Normal"/>
-              <w:jc w:val="center"/>
-              <w:rPr>
-                <w:vanish/>
-                <w:sz w:val="20"/>
-                <w:szCs w:val="20"/>
-              </w:rPr>
-            </w:pPr>
-            <w:r>
-              <w:rPr>
-                <w:vanish/>
-                <w:sz w:val="20"/>
-                <w:szCs w:val="20"/>
-              </w:rPr>
-            </w:r>
-          </w:p>
-          <w:p>
-            <w:pPr>
-              <w:pStyle w:val="Normal"/>
-              <w:jc w:val="center"/>
-              <w:rPr>
-                <w:sz w:val="20"/>
-                <w:szCs w:val="20"/>
-              </w:rPr>
-            </w:pPr>
-            <w:r>
-              <w:rPr/>
-              <w:t>Git commit</w:t>
-            </w:r>
-          </w:p>
-        </w:tc>
-        <w:tc>
-          <w:tcPr>
-            <w:tcW w:w="1611" w:type="dxa"/>
-            <w:tcBorders>
-              <w:left w:val="single" w:sz="4" w:space="0" w:color="000000"/>
-              <w:bottom w:val="single" w:sz="4" w:space="0" w:color="000000"/>
-              <w:right w:val="single" w:sz="4" w:space="0" w:color="000000"/>
-            </w:tcBorders>
-          </w:tcPr>
-          <w:p>
-            <w:pPr>
-              <w:pStyle w:val="Normal"/>
-              <w:widowControl/>
-              <w:suppressAutoHyphens w:val="true"/>
-              <w:spacing w:before="0" w:after="0"/>
-              <w:jc w:val="center"/>
-              <w:rPr>
-                <w:sz w:val="20"/>
-                <w:szCs w:val="20"/>
-              </w:rPr>
-            </w:pPr>
-            <w:r>
-              <w:rPr>
-                <w:sz w:val="20"/>
-                <w:szCs w:val="20"/>
-              </w:rPr>
-            </w:r>
-          </w:p>
-        </w:tc>
-        <w:tc>
-          <w:tcPr>
-            <w:tcW w:w="2494" w:type="dxa"/>
-            <w:tcBorders>
-              <w:left w:val="single" w:sz="4" w:space="0" w:color="000000"/>
-              <w:bottom w:val="single" w:sz="4" w:space="0" w:color="000000"/>
-              <w:right w:val="single" w:sz="4" w:space="0" w:color="000000"/>
-            </w:tcBorders>
-          </w:tcPr>
-          <w:p>
-            <w:pPr>
-              <w:pStyle w:val="Normal"/>
-              <w:jc w:val="center"/>
-              <w:rPr>
-                <w:sz w:val="20"/>
-                <w:szCs w:val="20"/>
-              </w:rPr>
-            </w:pPr>
-            <w:r>
-              <w:rPr>
-                <w:sz w:val="20"/>
-                <w:szCs w:val="20"/>
-              </w:rPr>
-            </w:r>
-          </w:p>
-        </w:tc>
-        <w:tc>
-          <w:tcPr>
-            <w:tcW w:w="1806" w:type="dxa"/>
-            <w:tcBorders>
-              <w:left w:val="single" w:sz="4" w:space="0" w:color="000000"/>
-              <w:bottom w:val="single" w:sz="4" w:space="0" w:color="000000"/>
-              <w:right w:val="single" w:sz="4" w:space="0" w:color="000000"/>
-            </w:tcBorders>
-          </w:tcPr>
-          <w:p>
-            <w:pPr>
-              <w:pStyle w:val="Normal"/>
-              <w:widowControl/>
-              <w:suppressAutoHyphens w:val="true"/>
-              <w:spacing w:before="0" w:after="0"/>
-              <w:jc w:val="center"/>
-              <w:rPr>
-                <w:sz w:val="20"/>
-                <w:szCs w:val="20"/>
-              </w:rPr>
-            </w:pPr>
-            <w:r>
-              <w:rPr>
-                <w:sz w:val="20"/>
-                <w:szCs w:val="20"/>
-              </w:rPr>
-            </w:r>
-          </w:p>
-        </w:tc>
-      </w:tr>
-      <w:tr>
-        <w:trPr>
-          <w:trHeight w:val="1713" w:hRule="atLeast"/>
-        </w:trPr>
-        <w:tc>
-          <w:tcPr>
-            <w:tcW w:w="794" w:type="dxa"/>
-            <w:tcBorders>
-              <w:left w:val="single" w:sz="4" w:space="0" w:color="000000"/>
-              <w:bottom w:val="single" w:sz="4" w:space="0" w:color="000000"/>
-              <w:right w:val="single" w:sz="4" w:space="0" w:color="000000"/>
-            </w:tcBorders>
-          </w:tcPr>
-          <w:p>
-            <w:pPr>
-              <w:pStyle w:val="Normal"/>
-              <w:widowControl/>
-              <w:suppressAutoHyphens w:val="true"/>
-              <w:spacing w:before="0" w:after="0"/>
-              <w:jc w:val="center"/>
-              <w:rPr>
-                <w:sz w:val="20"/>
-                <w:szCs w:val="20"/>
-              </w:rPr>
-            </w:pPr>
-            <w:r>
-              <w:rPr>
-                <w:sz w:val="20"/>
-                <w:szCs w:val="20"/>
-              </w:rPr>
-            </w:r>
-          </w:p>
-        </w:tc>
-        <w:tc>
-          <w:tcPr>
-            <w:tcW w:w="2311" w:type="dxa"/>
-            <w:tcBorders>
-              <w:left w:val="single" w:sz="4" w:space="0" w:color="000000"/>
-              <w:bottom w:val="single" w:sz="4" w:space="0" w:color="000000"/>
-              <w:right w:val="single" w:sz="4" w:space="0" w:color="000000"/>
-            </w:tcBorders>
-          </w:tcPr>
-          <w:p>
-            <w:pPr>
-              <w:pStyle w:val="Normal"/>
-              <w:rPr/>
-            </w:pPr>
-            <w:r>
-              <w:rPr/>
-            </w:r>
-          </w:p>
-          <w:tbl>
-            <w:tblPr>
-              <w:tblW w:w="114" w:type="dxa"/>
-              <w:jc w:val="left"/>
-              <w:tblInd w:w="4" w:type="dxa"/>
-              <w:tblLayout w:type="fixed"/>
-              <w:tblCellMar>
-                <w:top w:w="15" w:type="dxa"/>
-                <w:left w:w="15" w:type="dxa"/>
-                <w:bottom w:w="15" w:type="dxa"/>
-                <w:right w:w="15" w:type="dxa"/>
-              </w:tblCellMar>
-            </w:tblPr>
-            <w:tblGrid>
-              <w:gridCol w:w="114"/>
-            </w:tblGrid>
-            <w:tr>
-              <w:trPr>
-                <w:trHeight w:val="9" w:hRule="exact"/>
-              </w:trPr>
-              <w:tc>
-                <w:tcPr>
-                  <w:tcW w:w="114" w:type="dxa"/>
-                  <w:tcBorders/>
-                  <w:vAlign w:val="center"/>
-                </w:tcPr>
-                <w:p>
-                  <w:pPr>
-                    <w:pStyle w:val="Normal"/>
-                    <w:jc w:val="center"/>
-                    <w:rPr>
-                      <w:sz w:val="20"/>
-                      <w:szCs w:val="20"/>
-                    </w:rPr>
-                  </w:pPr>
-                  <w:r>
-                    <w:rPr>
-                      <w:sz w:val="20"/>
-                      <w:szCs w:val="20"/>
-                    </w:rPr>
-                  </w:r>
-                </w:p>
-              </w:tc>
-            </w:tr>
-          </w:tbl>
-          <w:p>
-            <w:pPr>
-              <w:pStyle w:val="Normal"/>
-              <w:jc w:val="center"/>
-              <w:rPr>
-                <w:vanish/>
-                <w:sz w:val="20"/>
-                <w:szCs w:val="20"/>
-              </w:rPr>
-            </w:pPr>
-            <w:r>
-              <w:rPr>
-                <w:vanish/>
-                <w:sz w:val="20"/>
-                <w:szCs w:val="20"/>
-              </w:rPr>
-            </w:r>
-          </w:p>
-          <w:p>
-            <w:pPr>
-              <w:pStyle w:val="Normal"/>
-              <w:jc w:val="center"/>
-              <w:rPr>
-                <w:sz w:val="20"/>
-                <w:szCs w:val="20"/>
-              </w:rPr>
-            </w:pPr>
-            <w:r>
-              <w:rPr/>
-              <w:t>Git commit</w:t>
-            </w:r>
-          </w:p>
-        </w:tc>
-        <w:tc>
-          <w:tcPr>
-            <w:tcW w:w="1611" w:type="dxa"/>
-            <w:tcBorders>
-              <w:left w:val="single" w:sz="4" w:space="0" w:color="000000"/>
-              <w:bottom w:val="single" w:sz="4" w:space="0" w:color="000000"/>
-              <w:right w:val="single" w:sz="4" w:space="0" w:color="000000"/>
-            </w:tcBorders>
-          </w:tcPr>
-          <w:p>
-            <w:pPr>
-              <w:pStyle w:val="Normal"/>
-              <w:widowControl/>
-              <w:suppressAutoHyphens w:val="true"/>
-              <w:spacing w:before="0" w:after="0"/>
-              <w:jc w:val="center"/>
-              <w:rPr>
-                <w:sz w:val="20"/>
-                <w:szCs w:val="20"/>
-              </w:rPr>
-            </w:pPr>
-            <w:r>
-              <w:rPr>
-                <w:sz w:val="20"/>
-                <w:szCs w:val="20"/>
-              </w:rPr>
-            </w:r>
-          </w:p>
-        </w:tc>
-        <w:tc>
-          <w:tcPr>
-            <w:tcW w:w="2494" w:type="dxa"/>
-            <w:tcBorders>
-              <w:left w:val="single" w:sz="4" w:space="0" w:color="000000"/>
-              <w:bottom w:val="single" w:sz="4" w:space="0" w:color="000000"/>
-              <w:right w:val="single" w:sz="4" w:space="0" w:color="000000"/>
-            </w:tcBorders>
-          </w:tcPr>
-          <w:p>
-            <w:pPr>
-              <w:pStyle w:val="Normal"/>
-              <w:jc w:val="center"/>
-              <w:rPr>
-                <w:sz w:val="20"/>
-                <w:szCs w:val="20"/>
-              </w:rPr>
-            </w:pPr>
-            <w:r>
-              <w:rPr>
-                <w:sz w:val="20"/>
-                <w:szCs w:val="20"/>
-              </w:rPr>
-            </w:r>
-          </w:p>
-        </w:tc>
-        <w:tc>
-          <w:tcPr>
-            <w:tcW w:w="1806" w:type="dxa"/>
-            <w:tcBorders>
-              <w:left w:val="single" w:sz="4" w:space="0" w:color="000000"/>
-              <w:bottom w:val="single" w:sz="4" w:space="0" w:color="000000"/>
-              <w:right w:val="single" w:sz="4" w:space="0" w:color="000000"/>
-            </w:tcBorders>
-          </w:tcPr>
-          <w:p>
-            <w:pPr>
-              <w:pStyle w:val="Normal"/>
-              <w:widowControl/>
-              <w:suppressAutoHyphens w:val="true"/>
-              <w:spacing w:before="0" w:after="0"/>
-              <w:jc w:val="center"/>
-              <w:rPr>
-                <w:sz w:val="20"/>
-                <w:szCs w:val="20"/>
-              </w:rPr>
-            </w:pPr>
-            <w:r>
-              <w:rPr>
-                <w:sz w:val="20"/>
-                <w:szCs w:val="20"/>
-              </w:rPr>
+                <w:lang w:val="en-GB" w:bidi="ar-SA"/>
+              </w:rPr>
+              <w:t xml:space="preserve">Admin can delete a user from the database, but S4 should be treated as a supporting admin function rather than a completed core feature. </w:t>
             </w:r>
           </w:p>
         </w:tc>
@@ -9240,7 +9113,7 @@
       <w:tblPr>
         <w:tblW w:w="9016" w:type="dxa"/>
         <w:jc w:val="left"/>
-        <w:tblInd w:w="-113" w:type="dxa"/>
+        <w:tblInd w:w="-226" w:type="dxa"/>
         <w:tblLayout w:type="fixed"/>
         <w:tblCellMar>
           <w:top w:w="0" w:type="dxa"/>
@@ -9250,12 +9123,12 @@
         </w:tblCellMar>
       </w:tblPr>
       <w:tblGrid>
-        <w:gridCol w:w="1624"/>
+        <w:gridCol w:w="1623"/>
         <w:gridCol w:w="1483"/>
-        <w:gridCol w:w="1755"/>
+        <w:gridCol w:w="1756"/>
         <w:gridCol w:w="1364"/>
         <w:gridCol w:w="1397"/>
-        <w:gridCol w:w="1392"/>
+        <w:gridCol w:w="1393"/>
       </w:tblGrid>
       <w:tr>
         <w:trPr>
@@ -9263,7 +9136,7 @@
         </w:trPr>
         <w:tc>
           <w:tcPr>
-            <w:tcW w:w="1624" w:type="dxa"/>
+            <w:tcW w:w="1623" w:type="dxa"/>
             <w:tcBorders>
               <w:top w:val="single" w:sz="4" w:space="0" w:color="000000"/>
               <w:left w:val="single" w:sz="4" w:space="0" w:color="000000"/>
@@ -9335,7 +9208,7 @@
         </w:tc>
         <w:tc>
           <w:tcPr>
-            <w:tcW w:w="1755" w:type="dxa"/>
+            <w:tcW w:w="1756" w:type="dxa"/>
             <w:tcBorders>
               <w:top w:val="single" w:sz="4" w:space="0" w:color="000000"/>
               <w:left w:val="single" w:sz="4" w:space="0" w:color="000000"/>
@@ -9468,7 +9341,7 @@
         </w:tc>
         <w:tc>
           <w:tcPr>
-            <w:tcW w:w="1392" w:type="dxa"/>
+            <w:tcW w:w="1393" w:type="dxa"/>
             <w:tcBorders>
               <w:top w:val="single" w:sz="4" w:space="0" w:color="000000"/>
               <w:left w:val="single" w:sz="4" w:space="0" w:color="000000"/>
@@ -9534,7 +9407,7 @@
         </w:trPr>
         <w:tc>
           <w:tcPr>
-            <w:tcW w:w="1624" w:type="dxa"/>
+            <w:tcW w:w="1623" w:type="dxa"/>
             <w:tcBorders>
               <w:top w:val="single" w:sz="4" w:space="0" w:color="000000"/>
               <w:left w:val="single" w:sz="4" w:space="0" w:color="000000"/>
@@ -9619,7 +9492,7 @@
         </w:tc>
         <w:tc>
           <w:tcPr>
-            <w:tcW w:w="1755" w:type="dxa"/>
+            <w:tcW w:w="1756" w:type="dxa"/>
             <w:tcBorders>
               <w:top w:val="single" w:sz="4" w:space="0" w:color="000000"/>
               <w:left w:val="single" w:sz="4" w:space="0" w:color="000000"/>
@@ -9771,7 +9644,7 @@
         </w:tc>
         <w:tc>
           <w:tcPr>
-            <w:tcW w:w="1392" w:type="dxa"/>
+            <w:tcW w:w="1393" w:type="dxa"/>
             <w:tcBorders>
               <w:top w:val="single" w:sz="4" w:space="0" w:color="000000"/>
               <w:left w:val="single" w:sz="4" w:space="0" w:color="000000"/>
@@ -9806,7 +9679,7 @@
         </w:trPr>
         <w:tc>
           <w:tcPr>
-            <w:tcW w:w="1624" w:type="dxa"/>
+            <w:tcW w:w="1623" w:type="dxa"/>
             <w:tcBorders>
               <w:top w:val="single" w:sz="4" w:space="0" w:color="000000"/>
               <w:left w:val="single" w:sz="4" w:space="0" w:color="000000"/>
@@ -9873,7 +9746,7 @@
         </w:tc>
         <w:tc>
           <w:tcPr>
-            <w:tcW w:w="1755" w:type="dxa"/>
+            <w:tcW w:w="1756" w:type="dxa"/>
             <w:tcBorders>
               <w:top w:val="single" w:sz="4" w:space="0" w:color="000000"/>
               <w:left w:val="single" w:sz="4" w:space="0" w:color="000000"/>
@@ -9969,7 +9842,7 @@
         </w:tc>
         <w:tc>
           <w:tcPr>
-            <w:tcW w:w="1392" w:type="dxa"/>
+            <w:tcW w:w="1393" w:type="dxa"/>
             <w:tcBorders>
               <w:top w:val="single" w:sz="4" w:space="0" w:color="000000"/>
               <w:left w:val="single" w:sz="4" w:space="0" w:color="000000"/>
@@ -10004,7 +9877,7 @@
         </w:trPr>
         <w:tc>
           <w:tcPr>
-            <w:tcW w:w="1624" w:type="dxa"/>
+            <w:tcW w:w="1623" w:type="dxa"/>
             <w:tcBorders>
               <w:top w:val="single" w:sz="4" w:space="0" w:color="000000"/>
               <w:left w:val="single" w:sz="4" w:space="0" w:color="000000"/>
@@ -10065,13 +9938,31 @@
                 <w:szCs w:val="24"/>
                 <w:lang w:val="en-GB" w:bidi="ar-SA"/>
               </w:rPr>
-              <w:t>Healthcare professionals can view form and graphs, and submit feedback which is saved to the database</w:t>
-            </w:r>
-          </w:p>
-        </w:tc>
-        <w:tc>
-          <w:tcPr>
-            <w:tcW w:w="1755" w:type="dxa"/>
+              <w:t xml:space="preserve">Healthcare professionals can view </w:t>
+            </w:r>
+            <w:r>
+              <w:rPr>
+                <w:rStyle w:val="Normaltextrun"/>
+                <w:sz w:val="24"/>
+                <w:szCs w:val="24"/>
+                <w:lang w:val="en-GB" w:bidi="ar-SA"/>
+              </w:rPr>
+              <w:t>logs</w:t>
+            </w:r>
+            <w:r>
+              <w:rPr>
+                <w:rStyle w:val="Normaltextrun"/>
+                <w:sz w:val="24"/>
+                <w:szCs w:val="24"/>
+                <w:lang w:val="en-GB" w:bidi="ar-SA"/>
+              </w:rPr>
+              <w:t xml:space="preserve"> and graphs, and submit feedback which is saved to the database</w:t>
+            </w:r>
+          </w:p>
+        </w:tc>
+        <w:tc>
+          <w:tcPr>
+            <w:tcW w:w="1756" w:type="dxa"/>
             <w:tcBorders>
               <w:top w:val="single" w:sz="4" w:space="0" w:color="000000"/>
               <w:left w:val="single" w:sz="4" w:space="0" w:color="000000"/>
@@ -10167,7 +10058,7 @@
         </w:tc>
         <w:tc>
           <w:tcPr>
-            <w:tcW w:w="1392" w:type="dxa"/>
+            <w:tcW w:w="1393" w:type="dxa"/>
             <w:tcBorders>
               <w:top w:val="single" w:sz="4" w:space="0" w:color="000000"/>
               <w:left w:val="single" w:sz="4" w:space="0" w:color="000000"/>
@@ -10202,7 +10093,7 @@
         </w:trPr>
         <w:tc>
           <w:tcPr>
-            <w:tcW w:w="1624" w:type="dxa"/>
+            <w:tcW w:w="1623" w:type="dxa"/>
             <w:tcBorders>
               <w:top w:val="single" w:sz="4" w:space="0" w:color="000000"/>
               <w:left w:val="single" w:sz="4" w:space="0" w:color="000000"/>
@@ -10269,7 +10160,7 @@
         </w:tc>
         <w:tc>
           <w:tcPr>
-            <w:tcW w:w="1755" w:type="dxa"/>
+            <w:tcW w:w="1756" w:type="dxa"/>
             <w:tcBorders>
               <w:top w:val="single" w:sz="4" w:space="0" w:color="000000"/>
               <w:left w:val="single" w:sz="4" w:space="0" w:color="000000"/>
@@ -10365,7 +10256,7 @@
         </w:tc>
         <w:tc>
           <w:tcPr>
-            <w:tcW w:w="1392" w:type="dxa"/>
+            <w:tcW w:w="1393" w:type="dxa"/>
             <w:tcBorders>
               <w:top w:val="single" w:sz="4" w:space="0" w:color="000000"/>
               <w:left w:val="single" w:sz="4" w:space="0" w:color="000000"/>
@@ -10464,7 +10355,7 @@
         <w:pStyle w:val="ListParagraph"/>
         <w:numPr>
           <w:ilvl w:val="0"/>
-          <w:numId w:val="1"/>
+          <w:numId w:val="2"/>
         </w:numPr>
         <w:rPr>
           <w:b/>
@@ -10504,7 +10395,7 @@
       <w:tblPr>
         <w:tblW w:w="8980" w:type="dxa"/>
         <w:jc w:val="left"/>
-        <w:tblInd w:w="-113" w:type="dxa"/>
+        <w:tblInd w:w="-226" w:type="dxa"/>
         <w:tblLayout w:type="fixed"/>
         <w:tblCellMar>
           <w:top w:w="0" w:type="dxa"/>
@@ -10519,7 +10410,7 @@
         <w:gridCol w:w="2022"/>
         <w:gridCol w:w="1187"/>
         <w:gridCol w:w="1234"/>
-        <w:gridCol w:w="1787"/>
+        <w:gridCol w:w="1788"/>
       </w:tblGrid>
       <w:tr>
         <w:trPr>
@@ -10750,7 +10641,7 @@
         </w:tc>
         <w:tc>
           <w:tcPr>
-            <w:tcW w:w="1787" w:type="dxa"/>
+            <w:tcW w:w="1788" w:type="dxa"/>
             <w:tcBorders>
               <w:top w:val="single" w:sz="4" w:space="0" w:color="000000"/>
               <w:left w:val="single" w:sz="4" w:space="0" w:color="000000"/>
@@ -10881,7 +10772,7 @@
                 <w:szCs w:val="20"/>
                 <w:lang w:val="en-GB" w:bidi="ar-SA"/>
               </w:rPr>
-              <w:t>1.5</w:t>
+              <w:t>3</w:t>
             </w:r>
           </w:p>
         </w:tc>
@@ -10913,7 +10804,7 @@
                 <w:szCs w:val="20"/>
                 <w:lang w:val="en-GB" w:bidi="ar-SA"/>
               </w:rPr>
-              <w:t>1</w:t>
+              <w:t>4</w:t>
             </w:r>
           </w:p>
         </w:tc>
@@ -10951,7 +10842,7 @@
         </w:tc>
         <w:tc>
           <w:tcPr>
-            <w:tcW w:w="1787" w:type="dxa"/>
+            <w:tcW w:w="1788" w:type="dxa"/>
             <w:tcBorders>
               <w:top w:val="single" w:sz="4" w:space="0" w:color="000000"/>
               <w:left w:val="single" w:sz="4" w:space="0" w:color="000000"/>
@@ -11078,7 +10969,7 @@
                 <w:szCs w:val="20"/>
                 <w:lang w:val="en-GB" w:bidi="ar-SA"/>
               </w:rPr>
-              <w:t>2.5</w:t>
+              <w:t>2</w:t>
             </w:r>
           </w:p>
         </w:tc>
@@ -11148,7 +11039,7 @@
         </w:tc>
         <w:tc>
           <w:tcPr>
-            <w:tcW w:w="1787" w:type="dxa"/>
+            <w:tcW w:w="1788" w:type="dxa"/>
             <w:tcBorders>
               <w:top w:val="single" w:sz="4" w:space="0" w:color="000000"/>
               <w:left w:val="single" w:sz="4" w:space="0" w:color="000000"/>
@@ -11345,7 +11236,7 @@
         </w:tc>
         <w:tc>
           <w:tcPr>
-            <w:tcW w:w="1787" w:type="dxa"/>
+            <w:tcW w:w="1788" w:type="dxa"/>
             <w:tcBorders>
               <w:top w:val="single" w:sz="4" w:space="0" w:color="000000"/>
               <w:left w:val="single" w:sz="4" w:space="0" w:color="000000"/>
@@ -11536,13 +11427,13 @@
                 <w:szCs w:val="20"/>
                 <w:lang w:val="en-GB" w:bidi="ar-SA"/>
               </w:rPr>
-              <w:t>Not done – removed feature</w:t>
-            </w:r>
-          </w:p>
-        </w:tc>
-        <w:tc>
-          <w:tcPr>
-            <w:tcW w:w="1787" w:type="dxa"/>
+              <w:t>TODO</w:t>
+            </w:r>
+          </w:p>
+        </w:tc>
+        <w:tc>
+          <w:tcPr>
+            <w:tcW w:w="1788" w:type="dxa"/>
             <w:tcBorders>
               <w:top w:val="single" w:sz="4" w:space="0" w:color="000000"/>
               <w:left w:val="single" w:sz="4" w:space="0" w:color="000000"/>
@@ -11594,7 +11485,7 @@
         <w:pStyle w:val="ListParagraph"/>
         <w:numPr>
           <w:ilvl w:val="0"/>
-          <w:numId w:val="1"/>
+          <w:numId w:val="2"/>
         </w:numPr>
         <w:rPr>
           <w:b/>
@@ -11640,7 +11531,7 @@
       <w:tblPr>
         <w:tblW w:w="9016" w:type="dxa"/>
         <w:jc w:val="left"/>
-        <w:tblInd w:w="-113" w:type="dxa"/>
+        <w:tblInd w:w="-226" w:type="dxa"/>
         <w:tblLayout w:type="fixed"/>
         <w:tblCellMar>
           <w:top w:w="0" w:type="dxa"/>
@@ -11933,7 +11824,15 @@
                 <w:szCs w:val="20"/>
                 <w:lang w:val="en-GB" w:bidi="ar-SA"/>
               </w:rPr>
-              <w:t>S1</w:t>
+              <w:t>S</w:t>
+            </w:r>
+            <w:r>
+              <w:rPr>
+                <w:sz w:val="20"/>
+                <w:szCs w:val="20"/>
+                <w:lang w:val="en-GB" w:bidi="ar-SA"/>
+              </w:rPr>
+              <w:t>2</w:t>
             </w:r>
           </w:p>
         </w:tc>
@@ -11960,27 +11859,8 @@
               </w:rPr>
             </w:pPr>
             <w:r>
-              <w:rPr>
-                <w:sz w:val="20"/>
-                <w:szCs w:val="20"/>
-                <w:lang w:val="en-GB" w:bidi="ar-SA"/>
-              </w:rPr>
-              <w:t xml:space="preserve">commit </w:t>
-            </w:r>
-            <w:r>
-              <w:rPr>
-                <w:rStyle w:val="HTMLCode"/>
-                <w:lang w:val="en-GB" w:bidi="ar-SA"/>
-              </w:rPr>
-              <w:t xml:space="preserve">a3f9c2, </w:t>
-            </w:r>
-            <w:r>
-              <w:rPr>
-                <w:rStyle w:val="HTMLCode"/>
-                <w:rFonts w:cs="Times New Roman"/>
-                <w:lang w:val="en-GB" w:bidi="ar-SA"/>
-              </w:rPr>
-              <w:t>D1</w:t>
+              <w:rPr/>
+              <w:t>Git commits: 6321bbd, 9bd6fdd, 631e1e6, 996363e, 26da2a7, bad6663, 79110df, 30f1043, 51a818f. Manual tests: S1, S2, S3, S4.</w:t>
             </w:r>
           </w:p>
         </w:tc>
@@ -12111,7 +11991,15 @@
                 <w:szCs w:val="20"/>
                 <w:lang w:val="en-GB" w:bidi="ar-SA"/>
               </w:rPr>
-              <w:t>S2</w:t>
+              <w:t>S</w:t>
+            </w:r>
+            <w:r>
+              <w:rPr>
+                <w:sz w:val="20"/>
+                <w:szCs w:val="20"/>
+                <w:lang w:val="en-GB" w:bidi="ar-SA"/>
+              </w:rPr>
+              <w:t>1, S4</w:t>
             </w:r>
           </w:p>
         </w:tc>
@@ -12142,6 +12030,7 @@
                 <w:sz w:val="20"/>
                 <w:szCs w:val="20"/>
               </w:rPr>
+              <w:t>Git commits: 1cb4e8c, 5e69d6d, 118e3e1, 43d889f, 4c31f1a, 035dff2. Diagram: D1, D2, D3, D4.</w:t>
             </w:r>
           </w:p>
         </w:tc>
@@ -12173,7 +12062,15 @@
                 <w:szCs w:val="20"/>
                 <w:lang w:val="en-GB" w:bidi="ar-SA"/>
               </w:rPr>
-              <w:t>Further refinement</w:t>
+              <w:t xml:space="preserve">Further refinement </w:t>
+            </w:r>
+            <w:r>
+              <w:rPr>
+                <w:sz w:val="20"/>
+                <w:szCs w:val="20"/>
+                <w:lang w:val="en-GB" w:bidi="ar-SA"/>
+              </w:rPr>
+              <w:t>of diagrams</w:t>
             </w:r>
           </w:p>
         </w:tc>
@@ -12272,7 +12169,15 @@
                 <w:szCs w:val="20"/>
                 <w:lang w:val="en-GB" w:bidi="ar-SA"/>
               </w:rPr>
-              <w:t>S3</w:t>
+              <w:t>S</w:t>
+            </w:r>
+            <w:r>
+              <w:rPr>
+                <w:sz w:val="20"/>
+                <w:szCs w:val="20"/>
+                <w:lang w:val="en-GB" w:bidi="ar-SA"/>
+              </w:rPr>
+              <w:t>3</w:t>
             </w:r>
           </w:p>
         </w:tc>
@@ -12303,6 +12208,7 @@
                 <w:sz w:val="20"/>
                 <w:szCs w:val="20"/>
               </w:rPr>
+              <w:t>Git commits: 7b7f519, ae6ead4, aad88f5, 00cd9d4. Diagram: D5.</w:t>
             </w:r>
           </w:p>
         </w:tc>
@@ -12334,7 +12240,15 @@
                 <w:szCs w:val="20"/>
                 <w:lang w:val="en-GB" w:bidi="ar-SA"/>
               </w:rPr>
-              <w:t>Further refinement</w:t>
+              <w:t xml:space="preserve">Further refinement </w:t>
+            </w:r>
+            <w:r>
+              <w:rPr>
+                <w:sz w:val="20"/>
+                <w:szCs w:val="20"/>
+                <w:lang w:val="en-GB" w:bidi="ar-SA"/>
+              </w:rPr>
+              <w:t>of diagrams</w:t>
             </w:r>
           </w:p>
         </w:tc>
@@ -12360,7 +12274,7 @@
         <w:pStyle w:val="Heading2"/>
         <w:numPr>
           <w:ilvl w:val="0"/>
-          <w:numId w:val="1"/>
+          <w:numId w:val="2"/>
         </w:numPr>
         <w:rPr>
           <w:rFonts w:ascii="Times New Roman" w:hAnsi="Times New Roman" w:cs="Times New Roman"/>
@@ -12410,7 +12324,7 @@
       <w:tblPr>
         <w:tblW w:w="9072" w:type="dxa"/>
         <w:jc w:val="left"/>
-        <w:tblInd w:w="-113" w:type="dxa"/>
+        <w:tblInd w:w="-226" w:type="dxa"/>
         <w:tblLayout w:type="fixed"/>
         <w:tblCellMar>
           <w:top w:w="0" w:type="dxa"/>
@@ -12425,7 +12339,7 @@
         <w:gridCol w:w="1213"/>
         <w:gridCol w:w="1424"/>
         <w:gridCol w:w="1423"/>
-        <w:gridCol w:w="2246"/>
+        <w:gridCol w:w="2247"/>
       </w:tblGrid>
       <w:tr>
         <w:trPr>
@@ -12433,7 +12347,7 @@
         </w:trPr>
         <w:tc>
           <w:tcPr>
-            <w:tcW w:w="9071" w:type="dxa"/>
+            <w:tcW w:w="9072" w:type="dxa"/>
             <w:gridSpan w:val="6"/>
             <w:tcBorders>
               <w:top w:val="single" w:sz="4" w:space="0" w:color="000000"/>
@@ -12653,7 +12567,7 @@
         </w:tc>
         <w:tc>
           <w:tcPr>
-            <w:tcW w:w="2246" w:type="dxa"/>
+            <w:tcW w:w="2247" w:type="dxa"/>
             <w:tcBorders>
               <w:top w:val="single" w:sz="4" w:space="0" w:color="000000"/>
               <w:left w:val="single" w:sz="4" w:space="0" w:color="000000"/>
@@ -12854,7 +12768,7 @@
         </w:tc>
         <w:tc>
           <w:tcPr>
-            <w:tcW w:w="2246" w:type="dxa"/>
+            <w:tcW w:w="2247" w:type="dxa"/>
             <w:tcBorders>
               <w:top w:val="single" w:sz="4" w:space="0" w:color="000000"/>
               <w:left w:val="single" w:sz="4" w:space="0" w:color="000000"/>
@@ -13091,33 +13005,33 @@
         </w:tc>
         <w:tc>
           <w:tcPr>
-            <w:tcW w:w="2246" w:type="dxa"/>
-            <w:tcBorders>
-              <w:top w:val="single" w:sz="4" w:space="0" w:color="000000"/>
-              <w:left w:val="single" w:sz="4" w:space="0" w:color="000000"/>
-              <w:bottom w:val="single" w:sz="4" w:space="0" w:color="000000"/>
-              <w:right w:val="single" w:sz="4" w:space="0" w:color="000000"/>
-            </w:tcBorders>
-          </w:tcPr>
-          <w:p>
-            <w:pPr>
-              <w:pStyle w:val="Normal"/>
-              <w:widowControl/>
-              <w:suppressAutoHyphens w:val="true"/>
-              <w:spacing w:before="0" w:after="0"/>
-              <w:jc w:val="left"/>
-              <w:rPr>
-                <w:sz w:val="20"/>
-                <w:szCs w:val="20"/>
-              </w:rPr>
-            </w:pPr>
-            <w:r>
-              <w:rPr>
-                <w:sz w:val="20"/>
-                <w:szCs w:val="20"/>
-                <w:lang w:val="en-GB" w:bidi="ar-SA"/>
-              </w:rPr>
-              <w:t>Decided to not include S4 as a feature and do S2 instead, done by Matthew.</w:t>
+            <w:tcW w:w="2247" w:type="dxa"/>
+            <w:tcBorders>
+              <w:top w:val="single" w:sz="4" w:space="0" w:color="000000"/>
+              <w:left w:val="single" w:sz="4" w:space="0" w:color="000000"/>
+              <w:bottom w:val="single" w:sz="4" w:space="0" w:color="000000"/>
+              <w:right w:val="single" w:sz="4" w:space="0" w:color="000000"/>
+            </w:tcBorders>
+          </w:tcPr>
+          <w:p>
+            <w:pPr>
+              <w:pStyle w:val="Normal"/>
+              <w:widowControl/>
+              <w:suppressAutoHyphens w:val="true"/>
+              <w:spacing w:before="0" w:after="0"/>
+              <w:jc w:val="left"/>
+              <w:rPr>
+                <w:sz w:val="20"/>
+                <w:szCs w:val="20"/>
+              </w:rPr>
+            </w:pPr>
+            <w:r>
+              <w:rPr>
+                <w:sz w:val="20"/>
+                <w:szCs w:val="20"/>
+                <w:lang w:val="en-GB" w:bidi="ar-SA"/>
+              </w:rPr>
+              <w:t>Decided that S4 was not sufficient to fulfil the requirement of 3 full features, planned S2 instead, done by Matthew.</w:t>
             </w:r>
           </w:p>
         </w:tc>
@@ -13288,7 +13202,7 @@
         </w:tc>
         <w:tc>
           <w:tcPr>
-            <w:tcW w:w="2246" w:type="dxa"/>
+            <w:tcW w:w="2247" w:type="dxa"/>
             <w:tcBorders>
               <w:top w:val="single" w:sz="4" w:space="0" w:color="000000"/>
               <w:left w:val="single" w:sz="4" w:space="0" w:color="000000"/>
@@ -13364,7 +13278,7 @@
       <w:tblPr>
         <w:tblW w:w="9033" w:type="dxa"/>
         <w:jc w:val="left"/>
-        <w:tblInd w:w="-113" w:type="dxa"/>
+        <w:tblInd w:w="-226" w:type="dxa"/>
         <w:tblLayout w:type="fixed"/>
         <w:tblCellMar>
           <w:top w:w="0" w:type="dxa"/>
@@ -13375,8 +13289,8 @@
       </w:tblPr>
       <w:tblGrid>
         <w:gridCol w:w="1390"/>
-        <w:gridCol w:w="1825"/>
-        <w:gridCol w:w="1442"/>
+        <w:gridCol w:w="1824"/>
+        <w:gridCol w:w="1443"/>
         <w:gridCol w:w="1695"/>
         <w:gridCol w:w="2681"/>
       </w:tblGrid>
@@ -13464,7 +13378,7 @@
         </w:tc>
         <w:tc>
           <w:tcPr>
-            <w:tcW w:w="1825" w:type="dxa"/>
+            <w:tcW w:w="1824" w:type="dxa"/>
             <w:tcBorders>
               <w:top w:val="single" w:sz="4" w:space="0" w:color="000000"/>
               <w:left w:val="single" w:sz="4" w:space="0" w:color="000000"/>
@@ -13500,7 +13414,7 @@
         </w:tc>
         <w:tc>
           <w:tcPr>
-            <w:tcW w:w="1442" w:type="dxa"/>
+            <w:tcW w:w="1443" w:type="dxa"/>
             <w:tcBorders>
               <w:top w:val="single" w:sz="4" w:space="0" w:color="000000"/>
               <w:left w:val="single" w:sz="4" w:space="0" w:color="000000"/>
@@ -13645,7 +13559,7 @@
         </w:tc>
         <w:tc>
           <w:tcPr>
-            <w:tcW w:w="1825" w:type="dxa"/>
+            <w:tcW w:w="1824" w:type="dxa"/>
             <w:tcBorders>
               <w:top w:val="single" w:sz="4" w:space="0" w:color="000000"/>
               <w:left w:val="single" w:sz="4" w:space="0" w:color="000000"/>
@@ -13698,7 +13612,7 @@
         </w:tc>
         <w:tc>
           <w:tcPr>
-            <w:tcW w:w="1442" w:type="dxa"/>
+            <w:tcW w:w="1443" w:type="dxa"/>
             <w:tcBorders>
               <w:top w:val="single" w:sz="4" w:space="0" w:color="000000"/>
               <w:left w:val="single" w:sz="4" w:space="0" w:color="000000"/>
@@ -13831,7 +13745,7 @@
         </w:tc>
         <w:tc>
           <w:tcPr>
-            <w:tcW w:w="1825" w:type="dxa"/>
+            <w:tcW w:w="1824" w:type="dxa"/>
             <w:tcBorders>
               <w:top w:val="single" w:sz="4" w:space="0" w:color="000000"/>
               <w:left w:val="single" w:sz="4" w:space="0" w:color="000000"/>
@@ -13863,7 +13777,7 @@
         </w:tc>
         <w:tc>
           <w:tcPr>
-            <w:tcW w:w="1442" w:type="dxa"/>
+            <w:tcW w:w="1443" w:type="dxa"/>
             <w:tcBorders>
               <w:top w:val="single" w:sz="4" w:space="0" w:color="000000"/>
               <w:left w:val="single" w:sz="4" w:space="0" w:color="000000"/>
@@ -14038,7 +13952,7 @@
         </w:tc>
         <w:tc>
           <w:tcPr>
-            <w:tcW w:w="1825" w:type="dxa"/>
+            <w:tcW w:w="1824" w:type="dxa"/>
             <w:tcBorders>
               <w:top w:val="single" w:sz="4" w:space="0" w:color="000000"/>
               <w:left w:val="single" w:sz="4" w:space="0" w:color="000000"/>
@@ -14070,7 +13984,7 @@
         </w:tc>
         <w:tc>
           <w:tcPr>
-            <w:tcW w:w="1442" w:type="dxa"/>
+            <w:tcW w:w="1443" w:type="dxa"/>
             <w:tcBorders>
               <w:top w:val="single" w:sz="4" w:space="0" w:color="000000"/>
               <w:left w:val="single" w:sz="4" w:space="0" w:color="000000"/>
@@ -14245,7 +14159,7 @@
         </w:tc>
         <w:tc>
           <w:tcPr>
-            <w:tcW w:w="1825" w:type="dxa"/>
+            <w:tcW w:w="1824" w:type="dxa"/>
             <w:tcBorders>
               <w:top w:val="single" w:sz="4" w:space="0" w:color="000000"/>
               <w:left w:val="single" w:sz="4" w:space="0" w:color="000000"/>
@@ -14277,7 +14191,7 @@
         </w:tc>
         <w:tc>
           <w:tcPr>
-            <w:tcW w:w="1442" w:type="dxa"/>
+            <w:tcW w:w="1443" w:type="dxa"/>
             <w:tcBorders>
               <w:top w:val="single" w:sz="4" w:space="0" w:color="000000"/>
               <w:left w:val="single" w:sz="4" w:space="0" w:color="000000"/>
@@ -14452,7 +14366,7 @@
         </w:tc>
         <w:tc>
           <w:tcPr>
-            <w:tcW w:w="1825" w:type="dxa"/>
+            <w:tcW w:w="1824" w:type="dxa"/>
             <w:tcBorders>
               <w:top w:val="single" w:sz="4" w:space="0" w:color="000000"/>
               <w:left w:val="single" w:sz="4" w:space="0" w:color="000000"/>
@@ -14484,7 +14398,7 @@
         </w:tc>
         <w:tc>
           <w:tcPr>
-            <w:tcW w:w="1442" w:type="dxa"/>
+            <w:tcW w:w="1443" w:type="dxa"/>
             <w:tcBorders>
               <w:top w:val="single" w:sz="4" w:space="0" w:color="000000"/>
               <w:left w:val="single" w:sz="4" w:space="0" w:color="000000"/>
@@ -14638,7 +14552,7 @@
         </w:tc>
         <w:tc>
           <w:tcPr>
-            <w:tcW w:w="1825" w:type="dxa"/>
+            <w:tcW w:w="1824" w:type="dxa"/>
             <w:tcBorders>
               <w:top w:val="single" w:sz="4" w:space="0" w:color="000000"/>
               <w:left w:val="single" w:sz="4" w:space="0" w:color="000000"/>
@@ -14670,7 +14584,7 @@
         </w:tc>
         <w:tc>
           <w:tcPr>
-            <w:tcW w:w="1442" w:type="dxa"/>
+            <w:tcW w:w="1443" w:type="dxa"/>
             <w:tcBorders>
               <w:top w:val="single" w:sz="4" w:space="0" w:color="000000"/>
               <w:left w:val="single" w:sz="4" w:space="0" w:color="000000"/>
@@ -14803,7 +14717,7 @@
         </w:tc>
         <w:tc>
           <w:tcPr>
-            <w:tcW w:w="1825" w:type="dxa"/>
+            <w:tcW w:w="1824" w:type="dxa"/>
             <w:tcBorders>
               <w:top w:val="single" w:sz="4" w:space="0" w:color="000000"/>
               <w:left w:val="single" w:sz="4" w:space="0" w:color="000000"/>
@@ -14835,7 +14749,7 @@
         </w:tc>
         <w:tc>
           <w:tcPr>
-            <w:tcW w:w="1442" w:type="dxa"/>
+            <w:tcW w:w="1443" w:type="dxa"/>
             <w:tcBorders>
               <w:top w:val="single" w:sz="4" w:space="0" w:color="000000"/>
               <w:left w:val="single" w:sz="4" w:space="0" w:color="000000"/>
@@ -14986,6 +14900,125 @@
 <file path=word/numbering.xml><?xml version="1.0" encoding="utf-8"?>
 <w:numbering xmlns:w="http://schemas.openxmlformats.org/wordprocessingml/2006/main" xmlns:o="urn:schemas-microsoft-com:office:office" xmlns:r="http://schemas.openxmlformats.org/officeDocument/2006/relationships" xmlns:v="urn:schemas-microsoft-com:vml" xmlns:mc="http://schemas.openxmlformats.org/markup-compatibility/2006" xmlns:w14="http://schemas.microsoft.com/office/word/2010/wordml" mc:Ignorable="w14">
   <w:abstractNum w:abstractNumId="1">
+    <w:lvl w:ilvl="0">
+      <w:start w:val="1"/>
+      <w:numFmt w:val="none"/>
+      <w:suff w:val="nothing"/>
+      <w:lvlText w:val="%1"/>
+      <w:lvlJc w:val="left"/>
+      <w:pPr>
+        <w:tabs>
+          <w:tab w:val="num" w:pos="0"/>
+        </w:tabs>
+        <w:ind w:left="0" w:hanging="0"/>
+      </w:pPr>
+    </w:lvl>
+    <w:lvl w:ilvl="1">
+      <w:start w:val="1"/>
+      <w:numFmt w:val="none"/>
+      <w:suff w:val="nothing"/>
+      <w:lvlText w:val="%2"/>
+      <w:lvlJc w:val="left"/>
+      <w:pPr>
+        <w:tabs>
+          <w:tab w:val="num" w:pos="0"/>
+        </w:tabs>
+        <w:ind w:left="0" w:hanging="0"/>
+      </w:pPr>
+    </w:lvl>
+    <w:lvl w:ilvl="2">
+      <w:start w:val="1"/>
+      <w:numFmt w:val="none"/>
+      <w:suff w:val="nothing"/>
+      <w:lvlText w:val="%3"/>
+      <w:lvlJc w:val="left"/>
+      <w:pPr>
+        <w:tabs>
+          <w:tab w:val="num" w:pos="0"/>
+        </w:tabs>
+        <w:ind w:left="0" w:hanging="0"/>
+      </w:pPr>
+    </w:lvl>
+    <w:lvl w:ilvl="3">
+      <w:start w:val="1"/>
+      <w:numFmt w:val="none"/>
+      <w:suff w:val="nothing"/>
+      <w:lvlText w:val="%4"/>
+      <w:lvlJc w:val="left"/>
+      <w:pPr>
+        <w:tabs>
+          <w:tab w:val="num" w:pos="0"/>
+        </w:tabs>
+        <w:ind w:left="0" w:hanging="0"/>
+      </w:pPr>
+    </w:lvl>
+    <w:lvl w:ilvl="4">
+      <w:start w:val="1"/>
+      <w:numFmt w:val="none"/>
+      <w:suff w:val="nothing"/>
+      <w:lvlText w:val="%5"/>
+      <w:lvlJc w:val="left"/>
+      <w:pPr>
+        <w:tabs>
+          <w:tab w:val="num" w:pos="0"/>
+        </w:tabs>
+        <w:ind w:left="0" w:hanging="0"/>
+      </w:pPr>
+    </w:lvl>
+    <w:lvl w:ilvl="5">
+      <w:start w:val="1"/>
+      <w:numFmt w:val="none"/>
+      <w:suff w:val="nothing"/>
+      <w:lvlText w:val="%6"/>
+      <w:lvlJc w:val="left"/>
+      <w:pPr>
+        <w:tabs>
+          <w:tab w:val="num" w:pos="0"/>
+        </w:tabs>
+        <w:ind w:left="0" w:hanging="0"/>
+      </w:pPr>
+    </w:lvl>
+    <w:lvl w:ilvl="6">
+      <w:start w:val="1"/>
+      <w:numFmt w:val="none"/>
+      <w:suff w:val="nothing"/>
+      <w:lvlText w:val="%7"/>
+      <w:lvlJc w:val="left"/>
+      <w:pPr>
+        <w:tabs>
+          <w:tab w:val="num" w:pos="0"/>
+        </w:tabs>
+        <w:ind w:left="0" w:hanging="0"/>
+      </w:pPr>
+    </w:lvl>
+    <w:lvl w:ilvl="7">
+      <w:start w:val="1"/>
+      <w:numFmt w:val="none"/>
+      <w:suff w:val="nothing"/>
+      <w:lvlText w:val="%8"/>
+      <w:lvlJc w:val="left"/>
+      <w:pPr>
+        <w:tabs>
+          <w:tab w:val="num" w:pos="0"/>
+        </w:tabs>
+        <w:ind w:left="0" w:hanging="0"/>
+      </w:pPr>
+    </w:lvl>
+    <w:lvl w:ilvl="8">
+      <w:start w:val="1"/>
+      <w:numFmt w:val="none"/>
+      <w:suff w:val="nothing"/>
+      <w:lvlText w:val="%9"/>
+      <w:lvlJc w:val="left"/>
+      <w:pPr>
+        <w:tabs>
+          <w:tab w:val="num" w:pos="0"/>
+        </w:tabs>
+        <w:ind w:left="0" w:hanging="0"/>
+      </w:pPr>
+    </w:lvl>
+  </w:abstractNum>
+  <w:abstractNum w:abstractNumId="2">
     <w:lvl w:ilvl="0">
       <w:start w:val="1"/>
       <w:numFmt w:val="upperLetter"/>
@@ -15104,7 +15137,7 @@
       <w:rPr/>
     </w:lvl>
   </w:abstractNum>
-  <w:abstractNum w:abstractNumId="2">
+  <w:abstractNum w:abstractNumId="3">
     <w:lvl w:ilvl="0">
       <w:start w:val="1"/>
       <w:numFmt w:val="decimal"/>
@@ -15223,7 +15256,7 @@
       <w:rPr/>
     </w:lvl>
   </w:abstractNum>
-  <w:abstractNum w:abstractNumId="3">
+  <w:abstractNum w:abstractNumId="4">
     <w:lvl w:ilvl="0">
       <w:start w:val="1"/>
       <w:numFmt w:val="bullet"/>
@@ -15360,125 +15393,6 @@
       </w:rPr>
     </w:lvl>
   </w:abstractNum>
-  <w:abstractNum w:abstractNumId="4">
-    <w:lvl w:ilvl="0">
-      <w:start w:val="1"/>
-      <w:numFmt w:val="none"/>
-      <w:suff w:val="nothing"/>
-      <w:lvlText w:val=""/>
-      <w:lvlJc w:val="left"/>
-      <w:pPr>
-        <w:tabs>
-          <w:tab w:val="num" w:pos="0"/>
-        </w:tabs>
-        <w:ind w:left="0" w:hanging="0"/>
-      </w:pPr>
-    </w:lvl>
-    <w:lvl w:ilvl="1">
-      <w:start w:val="1"/>
-      <w:numFmt w:val="none"/>
-      <w:suff w:val="nothing"/>
-      <w:lvlText w:val=""/>
-      <w:lvlJc w:val="left"/>
-      <w:pPr>
-        <w:tabs>
-          <w:tab w:val="num" w:pos="0"/>
-        </w:tabs>
-        <w:ind w:left="0" w:hanging="0"/>
-      </w:pPr>
-    </w:lvl>
-    <w:lvl w:ilvl="2">
-      <w:start w:val="1"/>
-      <w:numFmt w:val="none"/>
-      <w:suff w:val="nothing"/>
-      <w:lvlText w:val=""/>
-      <w:lvlJc w:val="left"/>
-      <w:pPr>
-        <w:tabs>
-          <w:tab w:val="num" w:pos="0"/>
-        </w:tabs>
-        <w:ind w:left="0" w:hanging="0"/>
-      </w:pPr>
-    </w:lvl>
-    <w:lvl w:ilvl="3">
-      <w:start w:val="1"/>
-      <w:numFmt w:val="none"/>
-      <w:suff w:val="nothing"/>
-      <w:lvlText w:val=""/>
-      <w:lvlJc w:val="left"/>
-      <w:pPr>
-        <w:tabs>
-          <w:tab w:val="num" w:pos="0"/>
-        </w:tabs>
-        <w:ind w:left="0" w:hanging="0"/>
-      </w:pPr>
-    </w:lvl>
-    <w:lvl w:ilvl="4">
-      <w:start w:val="1"/>
-      <w:numFmt w:val="none"/>
-      <w:suff w:val="nothing"/>
-      <w:lvlText w:val=""/>
-      <w:lvlJc w:val="left"/>
-      <w:pPr>
-        <w:tabs>
-          <w:tab w:val="num" w:pos="0"/>
-        </w:tabs>
-        <w:ind w:left="0" w:hanging="0"/>
-      </w:pPr>
-    </w:lvl>
-    <w:lvl w:ilvl="5">
-      <w:start w:val="1"/>
-      <w:numFmt w:val="none"/>
-      <w:suff w:val="nothing"/>
-      <w:lvlText w:val=""/>
-      <w:lvlJc w:val="left"/>
-      <w:pPr>
-        <w:tabs>
-          <w:tab w:val="num" w:pos="0"/>
-        </w:tabs>
-        <w:ind w:left="0" w:hanging="0"/>
-      </w:pPr>
-    </w:lvl>
-    <w:lvl w:ilvl="6">
-      <w:start w:val="1"/>
-      <w:numFmt w:val="none"/>
-      <w:suff w:val="nothing"/>
-      <w:lvlText w:val=""/>
-      <w:lvlJc w:val="left"/>
-      <w:pPr>
-        <w:tabs>
-          <w:tab w:val="num" w:pos="0"/>
-        </w:tabs>
-        <w:ind w:left="0" w:hanging="0"/>
-      </w:pPr>
-    </w:lvl>
-    <w:lvl w:ilvl="7">
-      <w:start w:val="1"/>
-      <w:numFmt w:val="none"/>
-      <w:suff w:val="nothing"/>
-      <w:lvlText w:val=""/>
-      <w:lvlJc w:val="left"/>
-      <w:pPr>
-        <w:tabs>
-          <w:tab w:val="num" w:pos="0"/>
-        </w:tabs>
-        <w:ind w:left="0" w:hanging="0"/>
-      </w:pPr>
-    </w:lvl>
-    <w:lvl w:ilvl="8">
-      <w:start w:val="1"/>
-      <w:numFmt w:val="none"/>
-      <w:suff w:val="nothing"/>
-      <w:lvlText w:val=""/>
-      <w:lvlJc w:val="left"/>
-      <w:pPr>
-        <w:tabs>
-          <w:tab w:val="num" w:pos="0"/>
-        </w:tabs>
-        <w:ind w:left="0" w:hanging="0"/>
-      </w:pPr>
-    </w:lvl>
-  </w:abstractNum>
   <w:num w:numId="1">
     <w:abstractNumId w:val="1"/>
   </w:num>
@@ -15518,7 +15432,9 @@
     <w:pPr>
       <w:widowControl/>
       <w:suppressAutoHyphens w:val="true"/>
-      <w:overflowPunct w:val="false"/>
+      <w:kinsoku w:val="true"/>
+      <w:overflowPunct w:val="true"/>
+      <w:autoSpaceDE w:val="true"/>
       <w:bidi w:val="0"/>
       <w:spacing w:lineRule="auto" w:line="240" w:before="0" w:after="0"/>
       <w:jc w:val="left"/>
@@ -15945,6 +15861,13 @@
       <w:bCs/>
     </w:rPr>
   </w:style>
+  <w:style w:type="character" w:styleId="Hyperlink">
+    <w:name w:val="Hyperlink"/>
+    <w:rPr>
+      <w:color w:val="000080"/>
+      <w:u w:val="single"/>
+    </w:rPr>
+  </w:style>
   <w:style w:type="paragraph" w:styleId="Heading">
     <w:name w:val="Heading"/>
     <w:basedOn w:val="Normal"/>
@@ -16090,7 +16013,9 @@
     <w:pPr>
       <w:widowControl/>
       <w:suppressAutoHyphens w:val="true"/>
-      <w:overflowPunct w:val="false"/>
+      <w:kinsoku w:val="true"/>
+      <w:overflowPunct w:val="true"/>
+      <w:autoSpaceDE w:val="true"/>
       <w:bidi w:val="0"/>
       <w:spacing w:lineRule="auto" w:line="240" w:before="0" w:after="0"/>
       <w:jc w:val="left"/>

--- a/product portfolio.docx
+++ b/product portfolio.docx
@@ -10218,7 +10218,7 @@
                 <w:szCs w:val="20"/>
                 <w:lang w:val="en-GB" w:bidi="ar-SA"/>
               </w:rPr>
-              <w:t>Pass</w:t>
+              <w:t>Partial</w:t>
             </w:r>
           </w:p>
         </w:tc>
@@ -10281,6 +10281,7 @@
                 <w:sz w:val="20"/>
                 <w:szCs w:val="20"/>
               </w:rPr>
+              <w:t>Technically pass, but doesn't constitute a full feature, so categorised as partial and graph feature done instead.</w:t>
             </w:r>
           </w:p>
         </w:tc>

--- a/product portfolio.docx
+++ b/product portfolio.docx
@@ -6163,6 +6163,7 @@
                 <w:sz w:val="20"/>
                 <w:szCs w:val="20"/>
               </w:rPr>
+              <w:t>Full sequence diagram for app.</w:t>
             </w:r>
           </w:p>
         </w:tc>
@@ -6192,6 +6193,7 @@
                 <w:sz w:val="20"/>
                 <w:szCs w:val="20"/>
               </w:rPr>
+              <w:t>S1, S2, S3, S4</w:t>
             </w:r>
           </w:p>
         </w:tc>
@@ -6221,6 +6223,7 @@
                 <w:sz w:val="20"/>
                 <w:szCs w:val="20"/>
               </w:rPr>
+              <w:t>Gives full overview of final app features.</w:t>
             </w:r>
           </w:p>
         </w:tc>
@@ -10281,7 +10284,6 @@
                 <w:sz w:val="20"/>
                 <w:szCs w:val="20"/>
               </w:rPr>
-              <w:t>Technically pass, but doesn't constitute a full feature, so categorised as partial and graph feature done instead.</w:t>
             </w:r>
           </w:p>
         </w:tc>
@@ -11428,7 +11430,7 @@
                 <w:szCs w:val="20"/>
                 <w:lang w:val="en-GB" w:bidi="ar-SA"/>
               </w:rPr>
-              <w:t>TODO</w:t>
+              <w:t>In progress</w:t>
             </w:r>
           </w:p>
         </w:tc>
